--- a/8 семестр/Криптографическая защита/Практика/ПР_1/Практическая работа 1 Ковалец.docx
+++ b/8 семестр/Криптографическая защита/Практика/ПР_1/Практическая работа 1 Ковалец.docx
@@ -4,17 +4,790 @@
   <w:body>
     <w:p>
       <w:pPr>
+        <w:spacing w:before="120" w:after="120" w:line="240" w:lineRule="auto"/>
+        <w:jc w:val="center"/>
+        <w:rPr>
+          <w:rFonts w:ascii="Times New Roman" w:eastAsia="Times New Roman" w:hAnsi="Times New Roman" w:cs="Times New Roman"/>
+          <w:sz w:val="24"/>
+          <w:szCs w:val="24"/>
+          <w:lang w:eastAsia="ru-RU"/>
+        </w:rPr>
+      </w:pPr>
+      <w:r>
+        <w:rPr>
+          <w:rFonts w:ascii="Calibri" w:eastAsia="Times New Roman" w:hAnsi="Calibri" w:cs="Calibri"/>
+          <w:noProof/>
+          <w:color w:val="000000"/>
+          <w:sz w:val="28"/>
+          <w:szCs w:val="28"/>
+          <w:lang w:eastAsia="ru-RU"/>
+        </w:rPr>
+        <w:drawing>
+          <wp:inline distT="0" distB="0" distL="0" distR="0" wp14:anchorId="28F5F94B" wp14:editId="7F698304">
+            <wp:extent cx="862330" cy="750570"/>
+            <wp:effectExtent l="0" t="0" r="0" b="0"/>
+            <wp:docPr id="1" name="Рисунок 1" descr="https://lh6.googleusercontent.com/kG0ZIrOKCXnpZpcw3aH6OjwyXNEwKAT59NsgfPjcF6zGI8PHo-ENBhS5nnbqcBvOvytrPOmRSWxuUPf-tTVQfgSG4OOqaLZn_DO7hp5z4GQIZhjfyf0yQUtCEgZBRmT0B7HEW9HDdHLRX0FOTXnarQ"/>
+            <wp:cNvGraphicFramePr>
+              <a:graphicFrameLocks xmlns:a="http://schemas.openxmlformats.org/drawingml/2006/main" noChangeAspect="1"/>
+            </wp:cNvGraphicFramePr>
+            <a:graphic xmlns:a="http://schemas.openxmlformats.org/drawingml/2006/main">
+              <a:graphicData uri="http://schemas.openxmlformats.org/drawingml/2006/picture">
+                <pic:pic xmlns:pic="http://schemas.openxmlformats.org/drawingml/2006/picture">
+                  <pic:nvPicPr>
+                    <pic:cNvPr id="0" name="Picture 1" descr="https://lh6.googleusercontent.com/kG0ZIrOKCXnpZpcw3aH6OjwyXNEwKAT59NsgfPjcF6zGI8PHo-ENBhS5nnbqcBvOvytrPOmRSWxuUPf-tTVQfgSG4OOqaLZn_DO7hp5z4GQIZhjfyf0yQUtCEgZBRmT0B7HEW9HDdHLRX0FOTXnarQ"/>
+                    <pic:cNvPicPr>
+                      <a:picLocks noChangeAspect="1"/>
+                    </pic:cNvPicPr>
+                  </pic:nvPicPr>
+                  <pic:blipFill>
+                    <a:blip r:embed="rId5"/>
+                    <a:stretch/>
+                  </pic:blipFill>
+                  <pic:spPr bwMode="auto">
+                    <a:xfrm>
+                      <a:off x="0" y="0"/>
+                      <a:ext cx="862330" cy="750570"/>
+                    </a:xfrm>
+                    <a:prstGeom prst="rect">
+                      <a:avLst/>
+                    </a:prstGeom>
+                    <a:noFill/>
+                    <a:ln>
+                      <a:noFill/>
+                      <a:miter/>
+                    </a:ln>
+                  </pic:spPr>
+                </pic:pic>
+              </a:graphicData>
+            </a:graphic>
+          </wp:inline>
+        </w:drawing>
+      </w:r>
+    </w:p>
+    <w:p>
+      <w:pPr>
+        <w:spacing w:before="120" w:after="120" w:line="240" w:lineRule="auto"/>
+        <w:jc w:val="center"/>
+        <w:rPr>
+          <w:rFonts w:ascii="Times New Roman" w:eastAsia="Times New Roman" w:hAnsi="Times New Roman" w:cs="Times New Roman"/>
+          <w:sz w:val="24"/>
+          <w:szCs w:val="24"/>
+          <w:lang w:eastAsia="ru-RU"/>
+        </w:rPr>
+      </w:pPr>
+      <w:r>
+        <w:rPr>
+          <w:rFonts w:ascii="Times New Roman" w:eastAsia="Times New Roman" w:hAnsi="Times New Roman" w:cs="Times New Roman"/>
+          <w:color w:val="00000A"/>
+          <w:sz w:val="28"/>
+          <w:szCs w:val="28"/>
+          <w:lang w:eastAsia="ru-RU"/>
+        </w:rPr>
+        <w:t>МИНИСТЕРСТВО НАУКИ И ВЫСШЕГО ОБРАЗОВАНИЯ РОССИЙСКОЙ ФЕДЕРАЦИИ</w:t>
+      </w:r>
+    </w:p>
+    <w:p>
+      <w:pPr>
+        <w:spacing w:after="0" w:line="240" w:lineRule="auto"/>
+        <w:ind w:right="-6"/>
+        <w:jc w:val="center"/>
+        <w:rPr>
+          <w:rFonts w:ascii="Times New Roman" w:eastAsia="Times New Roman" w:hAnsi="Times New Roman" w:cs="Times New Roman"/>
+          <w:sz w:val="24"/>
+          <w:szCs w:val="24"/>
+          <w:lang w:eastAsia="ru-RU"/>
+        </w:rPr>
+      </w:pPr>
+      <w:r>
+        <w:rPr>
+          <w:rFonts w:ascii="Times New Roman" w:eastAsia="Times New Roman" w:hAnsi="Times New Roman" w:cs="Times New Roman"/>
+          <w:b/>
+          <w:bCs/>
+          <w:color w:val="00000A"/>
+          <w:sz w:val="28"/>
+          <w:szCs w:val="28"/>
+          <w:lang w:eastAsia="ru-RU"/>
+        </w:rPr>
+        <w:t>ФЕДЕРАЛЬНОЕ ГОСУДАРСТВЕННОЕ БЮДЖЕТНОЕ</w:t>
+      </w:r>
+    </w:p>
+    <w:p>
+      <w:pPr>
+        <w:spacing w:after="0" w:line="240" w:lineRule="auto"/>
+        <w:ind w:right="-6"/>
+        <w:jc w:val="center"/>
+        <w:rPr>
+          <w:rFonts w:ascii="Times New Roman" w:eastAsia="Times New Roman" w:hAnsi="Times New Roman" w:cs="Times New Roman"/>
+          <w:sz w:val="24"/>
+          <w:szCs w:val="24"/>
+          <w:lang w:eastAsia="ru-RU"/>
+        </w:rPr>
+      </w:pPr>
+      <w:r>
+        <w:rPr>
+          <w:rFonts w:ascii="Times New Roman" w:eastAsia="Times New Roman" w:hAnsi="Times New Roman" w:cs="Times New Roman"/>
+          <w:b/>
+          <w:bCs/>
+          <w:color w:val="00000A"/>
+          <w:sz w:val="28"/>
+          <w:szCs w:val="28"/>
+          <w:lang w:eastAsia="ru-RU"/>
+        </w:rPr>
+        <w:t>ОБРАЗОВАТЕЛЬНОЕ УЧРЕЖДЕНИЕ ВЫСШЕГО ОБРАЗОВАНИЯ</w:t>
+      </w:r>
+      <w:r>
+        <w:rPr>
+          <w:rFonts w:ascii="Times New Roman" w:eastAsia="Times New Roman" w:hAnsi="Times New Roman" w:cs="Times New Roman"/>
+          <w:b/>
+          <w:bCs/>
+          <w:color w:val="00000A"/>
+          <w:sz w:val="28"/>
+          <w:szCs w:val="28"/>
+          <w:lang w:eastAsia="ru-RU"/>
+        </w:rPr>
+        <w:br/>
+        <w:t>«ДОНСКОЙ ГОСУДАРСТВЕННЫЙ ТЕХНИЧЕСКИЙ УНИВЕРСИТЕТ»</w:t>
+      </w:r>
+    </w:p>
+    <w:p>
+      <w:pPr>
+        <w:spacing w:after="0" w:line="240" w:lineRule="auto"/>
+        <w:jc w:val="center"/>
+        <w:rPr>
+          <w:rFonts w:ascii="Times New Roman" w:eastAsia="Times New Roman" w:hAnsi="Times New Roman" w:cs="Times New Roman"/>
+          <w:sz w:val="24"/>
+          <w:szCs w:val="24"/>
+          <w:lang w:eastAsia="ru-RU"/>
+        </w:rPr>
+      </w:pPr>
+      <w:r>
+        <w:rPr>
+          <w:rFonts w:ascii="Times New Roman" w:eastAsia="Times New Roman" w:hAnsi="Times New Roman" w:cs="Times New Roman"/>
+          <w:b/>
+          <w:bCs/>
+          <w:color w:val="00000A"/>
+          <w:sz w:val="28"/>
+          <w:szCs w:val="28"/>
+          <w:lang w:eastAsia="ru-RU"/>
+        </w:rPr>
+        <w:t>(ДГТУ)</w:t>
+      </w:r>
+    </w:p>
+    <w:p>
+      <w:pPr>
+        <w:spacing w:after="0" w:line="240" w:lineRule="auto"/>
+        <w:rPr>
+          <w:rFonts w:ascii="Times New Roman" w:eastAsia="Times New Roman" w:hAnsi="Times New Roman" w:cs="Times New Roman"/>
+          <w:sz w:val="24"/>
+          <w:szCs w:val="24"/>
+          <w:lang w:eastAsia="ru-RU"/>
+        </w:rPr>
+      </w:pPr>
+    </w:p>
+    <w:p>
+      <w:pPr>
+        <w:spacing w:after="0" w:line="240" w:lineRule="auto"/>
+        <w:jc w:val="both"/>
+        <w:rPr>
+          <w:rFonts w:ascii="Times New Roman" w:eastAsia="Times New Roman" w:hAnsi="Times New Roman" w:cs="Times New Roman"/>
+          <w:sz w:val="24"/>
+          <w:szCs w:val="24"/>
+          <w:lang w:eastAsia="ru-RU"/>
+        </w:rPr>
+      </w:pPr>
+      <w:r>
+        <w:rPr>
+          <w:rFonts w:ascii="Times New Roman" w:eastAsia="Times New Roman" w:hAnsi="Times New Roman" w:cs="Times New Roman"/>
+          <w:color w:val="000000"/>
+          <w:sz w:val="28"/>
+          <w:szCs w:val="28"/>
+          <w:lang w:eastAsia="ru-RU"/>
+        </w:rPr>
+        <w:t>Факультет «Информатика и вычислительная техника»</w:t>
+      </w:r>
+    </w:p>
+    <w:p>
+      <w:pPr>
+        <w:spacing w:after="0" w:line="240" w:lineRule="auto"/>
+        <w:jc w:val="both"/>
+        <w:rPr>
+          <w:rFonts w:ascii="Times New Roman" w:eastAsia="Times New Roman" w:hAnsi="Times New Roman" w:cs="Times New Roman"/>
+          <w:sz w:val="24"/>
+          <w:szCs w:val="24"/>
+          <w:lang w:eastAsia="ru-RU"/>
+        </w:rPr>
+      </w:pPr>
+      <w:r>
+        <w:rPr>
+          <w:rFonts w:ascii="Times New Roman" w:eastAsia="Times New Roman" w:hAnsi="Times New Roman" w:cs="Times New Roman"/>
+          <w:color w:val="000000"/>
+          <w:sz w:val="28"/>
+          <w:szCs w:val="28"/>
+          <w:lang w:eastAsia="ru-RU"/>
+        </w:rPr>
+        <w:t>Кафедра «Кибербезопасность информационных систем»</w:t>
+      </w:r>
+    </w:p>
+    <w:p>
+      <w:pPr>
+        <w:spacing w:after="240" w:line="240" w:lineRule="auto"/>
+        <w:rPr>
+          <w:rFonts w:ascii="Times New Roman" w:eastAsia="Times New Roman" w:hAnsi="Times New Roman" w:cs="Times New Roman"/>
+          <w:sz w:val="24"/>
+          <w:szCs w:val="24"/>
+          <w:lang w:eastAsia="ru-RU"/>
+        </w:rPr>
+      </w:pPr>
+      <w:r>
+        <w:rPr>
+          <w:rFonts w:ascii="Times New Roman" w:eastAsia="Times New Roman" w:hAnsi="Times New Roman" w:cs="Times New Roman"/>
+          <w:sz w:val="24"/>
+          <w:szCs w:val="24"/>
+          <w:lang w:eastAsia="ru-RU"/>
+        </w:rPr>
+        <w:br/>
+      </w:r>
+    </w:p>
+    <w:p>
+      <w:pPr>
+        <w:spacing w:after="0" w:line="240" w:lineRule="auto"/>
+        <w:jc w:val="center"/>
+        <w:rPr>
+          <w:rFonts w:ascii="Times New Roman" w:eastAsia="Times New Roman" w:hAnsi="Times New Roman" w:cs="Times New Roman"/>
+          <w:color w:val="000000"/>
+          <w:sz w:val="28"/>
+          <w:szCs w:val="28"/>
+          <w:lang w:eastAsia="ru-RU"/>
+        </w:rPr>
+      </w:pPr>
+      <w:r>
+        <w:rPr>
+          <w:rFonts w:ascii="Times New Roman" w:eastAsia="Times New Roman" w:hAnsi="Times New Roman" w:cs="Times New Roman"/>
+          <w:color w:val="000000"/>
+          <w:sz w:val="28"/>
+          <w:szCs w:val="28"/>
+          <w:lang w:eastAsia="ru-RU"/>
+        </w:rPr>
+        <w:t>Практическая работа №1</w:t>
+      </w:r>
+    </w:p>
+    <w:p>
+      <w:pPr>
+        <w:spacing w:after="0" w:line="240" w:lineRule="auto"/>
+        <w:jc w:val="center"/>
+        <w:rPr>
+          <w:rFonts w:ascii="Times New Roman" w:eastAsia="Times New Roman" w:hAnsi="Times New Roman" w:cs="Times New Roman"/>
+          <w:sz w:val="28"/>
+          <w:szCs w:val="28"/>
+          <w:lang w:eastAsia="ru-RU"/>
+        </w:rPr>
+      </w:pPr>
+      <w:r>
+        <w:rPr>
+          <w:rFonts w:ascii="Times New Roman" w:eastAsia="Times New Roman" w:hAnsi="Times New Roman" w:cs="Times New Roman"/>
+          <w:sz w:val="28"/>
+          <w:szCs w:val="28"/>
+          <w:lang w:eastAsia="ru-RU"/>
+        </w:rPr>
+        <w:t>по дисциплине: «</w:t>
+      </w:r>
+      <w:r>
+        <w:rPr>
+          <w:rFonts w:ascii="Times New Roman" w:eastAsia="Times New Roman" w:hAnsi="Times New Roman" w:cs="Times New Roman"/>
+          <w:sz w:val="28"/>
+          <w:szCs w:val="28"/>
+          <w:lang w:eastAsia="ru-RU"/>
+        </w:rPr>
+        <w:t>Методы и средства криптографической защиты информации</w:t>
+      </w:r>
+      <w:r>
+        <w:rPr>
+          <w:rFonts w:ascii="Times New Roman" w:eastAsia="Times New Roman" w:hAnsi="Times New Roman" w:cs="Times New Roman"/>
+          <w:sz w:val="28"/>
+          <w:szCs w:val="28"/>
+          <w:lang w:eastAsia="ru-RU"/>
+        </w:rPr>
+        <w:t>»</w:t>
+      </w:r>
+    </w:p>
+    <w:p>
+      <w:pPr>
+        <w:spacing w:after="240" w:line="240" w:lineRule="auto"/>
+        <w:jc w:val="center"/>
+        <w:rPr>
+          <w:rFonts w:ascii="Times New Roman" w:eastAsia="Times New Roman" w:hAnsi="Times New Roman" w:cs="Times New Roman"/>
+          <w:color w:val="000000"/>
+          <w:sz w:val="28"/>
+          <w:szCs w:val="28"/>
+          <w:lang w:eastAsia="ru-RU"/>
+        </w:rPr>
+      </w:pPr>
+      <w:r>
+        <w:rPr>
+          <w:rFonts w:ascii="Times New Roman" w:hAnsi="Times New Roman" w:cs="Times New Roman"/>
+          <w:color w:val="000000"/>
+          <w:sz w:val="28"/>
+          <w:szCs w:val="28"/>
+        </w:rPr>
+        <w:t>на тему:</w:t>
+      </w:r>
+      <w:r>
+        <w:rPr>
+          <w:rFonts w:ascii="Times New Roman" w:eastAsia="Times New Roman" w:hAnsi="Times New Roman" w:cs="Times New Roman"/>
+          <w:color w:val="000000"/>
+          <w:sz w:val="28"/>
+          <w:szCs w:val="28"/>
+          <w:lang w:eastAsia="ru-RU"/>
+        </w:rPr>
+        <w:t xml:space="preserve"> «</w:t>
+      </w:r>
+      <w:r>
+        <w:rPr>
+          <w:rFonts w:ascii="Times New Roman" w:eastAsia="Times New Roman" w:hAnsi="Times New Roman" w:cs="Times New Roman"/>
+          <w:color w:val="000000"/>
+          <w:sz w:val="28"/>
+          <w:szCs w:val="28"/>
+          <w:lang w:eastAsia="ru-RU"/>
+        </w:rPr>
+        <w:t>Стандарт симметричного шифрования AES RIJNDAEL</w:t>
+      </w:r>
+      <w:r>
+        <w:rPr>
+          <w:rFonts w:ascii="Times New Roman" w:eastAsia="Times New Roman" w:hAnsi="Times New Roman" w:cs="Times New Roman"/>
+          <w:color w:val="000000"/>
+          <w:sz w:val="28"/>
+          <w:szCs w:val="28"/>
+          <w:lang w:eastAsia="ru-RU"/>
+        </w:rPr>
+        <w:t>»</w:t>
+      </w:r>
+      <w:r>
+        <w:rPr>
+          <w:rFonts w:ascii="Times New Roman" w:eastAsia="Times New Roman" w:hAnsi="Times New Roman" w:cs="Times New Roman"/>
+          <w:color w:val="000000"/>
+          <w:sz w:val="28"/>
+          <w:szCs w:val="28"/>
+          <w:lang w:eastAsia="ru-RU"/>
+        </w:rPr>
+        <w:br/>
+      </w:r>
+    </w:p>
+    <w:p>
+      <w:pPr>
+        <w:spacing w:after="240" w:line="240" w:lineRule="auto"/>
+        <w:jc w:val="center"/>
+        <w:rPr>
+          <w:rFonts w:ascii="Times New Roman" w:eastAsia="Times New Roman" w:hAnsi="Times New Roman" w:cs="Times New Roman"/>
+          <w:color w:val="000000"/>
+          <w:sz w:val="28"/>
+          <w:szCs w:val="28"/>
+          <w:lang w:eastAsia="ru-RU"/>
+        </w:rPr>
+      </w:pPr>
+    </w:p>
+    <w:p>
+      <w:pPr>
+        <w:spacing w:after="240" w:line="240" w:lineRule="auto"/>
+        <w:jc w:val="center"/>
+        <w:rPr>
+          <w:rFonts w:ascii="Times New Roman" w:eastAsia="Times New Roman" w:hAnsi="Times New Roman" w:cs="Times New Roman"/>
+          <w:color w:val="000000"/>
+          <w:sz w:val="28"/>
+          <w:szCs w:val="28"/>
+          <w:lang w:eastAsia="ru-RU"/>
+        </w:rPr>
+      </w:pPr>
+    </w:p>
+    <w:p>
+      <w:pPr>
+        <w:spacing w:after="240" w:line="240" w:lineRule="auto"/>
+        <w:jc w:val="center"/>
+        <w:rPr>
+          <w:rFonts w:ascii="Times New Roman" w:eastAsia="Times New Roman" w:hAnsi="Times New Roman" w:cs="Times New Roman"/>
+          <w:color w:val="000000"/>
+          <w:sz w:val="28"/>
+          <w:szCs w:val="28"/>
+          <w:lang w:eastAsia="ru-RU"/>
+        </w:rPr>
+      </w:pPr>
+    </w:p>
+    <w:p>
+      <w:pPr>
+        <w:spacing w:after="240" w:line="240" w:lineRule="auto"/>
+        <w:jc w:val="center"/>
+        <w:rPr>
+          <w:rFonts w:ascii="Times New Roman" w:eastAsia="Times New Roman" w:hAnsi="Times New Roman" w:cs="Times New Roman"/>
+          <w:sz w:val="24"/>
+          <w:szCs w:val="24"/>
+          <w:lang w:eastAsia="ru-RU"/>
+        </w:rPr>
+      </w:pPr>
+      <w:r>
+        <w:rPr>
+          <w:rFonts w:ascii="Times New Roman" w:eastAsia="Times New Roman" w:hAnsi="Times New Roman" w:cs="Times New Roman"/>
+          <w:color w:val="000000"/>
+          <w:sz w:val="28"/>
+          <w:szCs w:val="28"/>
+          <w:lang w:eastAsia="ru-RU"/>
+        </w:rPr>
+        <w:br/>
+      </w:r>
+    </w:p>
+    <w:p>
+      <w:pPr>
+        <w:spacing w:before="6" w:after="0" w:line="240" w:lineRule="auto"/>
+        <w:ind w:left="20"/>
+        <w:jc w:val="right"/>
+        <w:rPr>
+          <w:rFonts w:ascii="Times New Roman" w:eastAsia="Times New Roman" w:hAnsi="Times New Roman" w:cs="Times New Roman"/>
+          <w:sz w:val="24"/>
+          <w:szCs w:val="24"/>
+          <w:lang w:eastAsia="ru-RU"/>
+        </w:rPr>
+      </w:pPr>
+      <w:r>
+        <w:rPr>
+          <w:rFonts w:ascii="Times New Roman" w:eastAsia="Times New Roman" w:hAnsi="Times New Roman" w:cs="Times New Roman"/>
+          <w:color w:val="000000"/>
+          <w:sz w:val="28"/>
+          <w:szCs w:val="28"/>
+          <w:lang w:eastAsia="ru-RU"/>
+        </w:rPr>
+        <w:t>Выполнил обучающийся гр. ВКБ42</w:t>
+      </w:r>
+    </w:p>
+    <w:p>
+      <w:pPr>
+        <w:spacing w:before="6" w:after="0" w:line="240" w:lineRule="auto"/>
+        <w:ind w:left="20"/>
+        <w:jc w:val="right"/>
+        <w:rPr>
+          <w:rFonts w:ascii="Times New Roman" w:eastAsia="Times New Roman" w:hAnsi="Times New Roman" w:cs="Times New Roman"/>
+          <w:sz w:val="24"/>
+          <w:szCs w:val="24"/>
+          <w:lang w:eastAsia="ru-RU"/>
+        </w:rPr>
+      </w:pPr>
+      <w:r>
+        <w:rPr>
+          <w:rFonts w:ascii="Times New Roman" w:eastAsia="Times New Roman" w:hAnsi="Times New Roman" w:cs="Times New Roman"/>
+          <w:color w:val="000000"/>
+          <w:sz w:val="28"/>
+          <w:szCs w:val="28"/>
+          <w:lang w:eastAsia="ru-RU"/>
+        </w:rPr>
+        <w:t>Ковалец И. А.</w:t>
+      </w:r>
+    </w:p>
+    <w:p>
+      <w:pPr>
+        <w:spacing w:after="0" w:line="240" w:lineRule="auto"/>
+        <w:rPr>
+          <w:rFonts w:ascii="Times New Roman" w:eastAsia="Times New Roman" w:hAnsi="Times New Roman" w:cs="Times New Roman"/>
+          <w:sz w:val="24"/>
+          <w:szCs w:val="24"/>
+          <w:lang w:eastAsia="ru-RU"/>
+        </w:rPr>
+      </w:pPr>
+    </w:p>
+    <w:p>
+      <w:pPr>
+        <w:spacing w:before="6" w:after="0" w:line="240" w:lineRule="auto"/>
+        <w:ind w:left="20" w:firstLine="5225"/>
+        <w:jc w:val="right"/>
+        <w:rPr>
+          <w:rFonts w:ascii="Times New Roman" w:eastAsia="Times New Roman" w:hAnsi="Times New Roman" w:cs="Times New Roman"/>
+          <w:sz w:val="24"/>
+          <w:szCs w:val="24"/>
+          <w:lang w:eastAsia="ru-RU"/>
+        </w:rPr>
+      </w:pPr>
+      <w:r>
+        <w:rPr>
+          <w:rFonts w:ascii="Times New Roman" w:eastAsia="Times New Roman" w:hAnsi="Times New Roman" w:cs="Times New Roman"/>
+          <w:color w:val="000000"/>
+          <w:sz w:val="28"/>
+          <w:szCs w:val="28"/>
+          <w:lang w:eastAsia="ru-RU"/>
+        </w:rPr>
+        <w:tab/>
+      </w:r>
+      <w:r>
+        <w:rPr>
+          <w:rFonts w:ascii="Times New Roman" w:eastAsia="Times New Roman" w:hAnsi="Times New Roman" w:cs="Times New Roman"/>
+          <w:color w:val="000000"/>
+          <w:sz w:val="28"/>
+          <w:szCs w:val="28"/>
+          <w:lang w:eastAsia="ru-RU"/>
+        </w:rPr>
+        <w:tab/>
+      </w:r>
+      <w:r>
+        <w:rPr>
+          <w:rFonts w:ascii="Times New Roman" w:eastAsia="Times New Roman" w:hAnsi="Times New Roman" w:cs="Times New Roman"/>
+          <w:color w:val="000000"/>
+          <w:sz w:val="28"/>
+          <w:szCs w:val="28"/>
+          <w:lang w:eastAsia="ru-RU"/>
+        </w:rPr>
+        <w:tab/>
+      </w:r>
+      <w:r>
+        <w:rPr>
+          <w:rFonts w:ascii="Times New Roman" w:eastAsia="Times New Roman" w:hAnsi="Times New Roman" w:cs="Times New Roman"/>
+          <w:color w:val="000000"/>
+          <w:sz w:val="28"/>
+          <w:szCs w:val="28"/>
+          <w:lang w:eastAsia="ru-RU"/>
+        </w:rPr>
+        <w:tab/>
+      </w:r>
+      <w:r>
+        <w:rPr>
+          <w:rFonts w:ascii="Times New Roman" w:eastAsia="Times New Roman" w:hAnsi="Times New Roman" w:cs="Times New Roman"/>
+          <w:color w:val="000000"/>
+          <w:sz w:val="28"/>
+          <w:szCs w:val="28"/>
+          <w:lang w:eastAsia="ru-RU"/>
+        </w:rPr>
+        <w:tab/>
+        <w:t xml:space="preserve">       </w:t>
+      </w:r>
+      <w:r>
+        <w:rPr>
+          <w:rFonts w:ascii="Times New Roman" w:eastAsia="Times New Roman" w:hAnsi="Times New Roman" w:cs="Times New Roman"/>
+          <w:color w:val="000000"/>
+          <w:sz w:val="28"/>
+          <w:szCs w:val="28"/>
+          <w:lang w:eastAsia="ru-RU"/>
+        </w:rPr>
+        <w:tab/>
+      </w:r>
+      <w:r>
+        <w:rPr>
+          <w:rFonts w:ascii="Times New Roman" w:eastAsia="Times New Roman" w:hAnsi="Times New Roman" w:cs="Times New Roman"/>
+          <w:color w:val="000000"/>
+          <w:sz w:val="28"/>
+          <w:szCs w:val="28"/>
+          <w:lang w:eastAsia="ru-RU"/>
+        </w:rPr>
+        <w:tab/>
+      </w:r>
+      <w:r>
+        <w:rPr>
+          <w:rFonts w:ascii="Times New Roman" w:eastAsia="Times New Roman" w:hAnsi="Times New Roman" w:cs="Times New Roman"/>
+          <w:color w:val="000000"/>
+          <w:sz w:val="28"/>
+          <w:szCs w:val="28"/>
+          <w:lang w:eastAsia="ru-RU"/>
+        </w:rPr>
+        <w:tab/>
+      </w:r>
+      <w:r>
+        <w:rPr>
+          <w:rFonts w:ascii="Times New Roman" w:eastAsia="Times New Roman" w:hAnsi="Times New Roman" w:cs="Times New Roman"/>
+          <w:color w:val="000000"/>
+          <w:sz w:val="28"/>
+          <w:szCs w:val="28"/>
+          <w:lang w:eastAsia="ru-RU"/>
+        </w:rPr>
+        <w:tab/>
+      </w:r>
+      <w:r>
+        <w:rPr>
+          <w:rFonts w:ascii="Times New Roman" w:eastAsia="Times New Roman" w:hAnsi="Times New Roman" w:cs="Times New Roman"/>
+          <w:color w:val="000000"/>
+          <w:sz w:val="28"/>
+          <w:szCs w:val="28"/>
+          <w:lang w:eastAsia="ru-RU"/>
+        </w:rPr>
+        <w:tab/>
+      </w:r>
+      <w:r>
+        <w:rPr>
+          <w:rFonts w:ascii="Times New Roman" w:eastAsia="Times New Roman" w:hAnsi="Times New Roman" w:cs="Times New Roman"/>
+          <w:color w:val="000000"/>
+          <w:sz w:val="28"/>
+          <w:szCs w:val="28"/>
+          <w:lang w:eastAsia="ru-RU"/>
+        </w:rPr>
+        <w:tab/>
+      </w:r>
+      <w:r>
+        <w:rPr>
+          <w:rFonts w:ascii="Times New Roman" w:eastAsia="Times New Roman" w:hAnsi="Times New Roman" w:cs="Times New Roman"/>
+          <w:color w:val="000000"/>
+          <w:sz w:val="28"/>
+          <w:szCs w:val="28"/>
+          <w:lang w:eastAsia="ru-RU"/>
+        </w:rPr>
+        <w:tab/>
+      </w:r>
+      <w:r>
+        <w:rPr>
+          <w:rFonts w:ascii="Times New Roman" w:eastAsia="Times New Roman" w:hAnsi="Times New Roman" w:cs="Times New Roman"/>
+          <w:color w:val="000000"/>
+          <w:sz w:val="28"/>
+          <w:szCs w:val="28"/>
+          <w:lang w:eastAsia="ru-RU"/>
+        </w:rPr>
+        <w:tab/>
+      </w:r>
+      <w:r>
+        <w:rPr>
+          <w:rFonts w:ascii="Times New Roman" w:eastAsia="Times New Roman" w:hAnsi="Times New Roman" w:cs="Times New Roman"/>
+          <w:color w:val="000000"/>
+          <w:sz w:val="28"/>
+          <w:szCs w:val="28"/>
+          <w:lang w:eastAsia="ru-RU"/>
+        </w:rPr>
+        <w:tab/>
+      </w:r>
+      <w:r>
+        <w:rPr>
+          <w:rFonts w:ascii="Times New Roman" w:eastAsia="Times New Roman" w:hAnsi="Times New Roman" w:cs="Times New Roman"/>
+          <w:color w:val="000000"/>
+          <w:sz w:val="28"/>
+          <w:szCs w:val="28"/>
+          <w:lang w:eastAsia="ru-RU"/>
+        </w:rPr>
+        <w:tab/>
+      </w:r>
+      <w:r>
+        <w:rPr>
+          <w:rFonts w:ascii="Times New Roman" w:eastAsia="Times New Roman" w:hAnsi="Times New Roman" w:cs="Times New Roman"/>
+          <w:color w:val="000000"/>
+          <w:sz w:val="28"/>
+          <w:szCs w:val="28"/>
+          <w:lang w:eastAsia="ru-RU"/>
+        </w:rPr>
+        <w:tab/>
+      </w:r>
+      <w:r>
+        <w:rPr>
+          <w:rFonts w:ascii="Times New Roman" w:eastAsia="Times New Roman" w:hAnsi="Times New Roman" w:cs="Times New Roman"/>
+          <w:color w:val="000000"/>
+          <w:sz w:val="28"/>
+          <w:szCs w:val="28"/>
+          <w:lang w:eastAsia="ru-RU"/>
+        </w:rPr>
+        <w:tab/>
+        <w:t>    Проверили:</w:t>
+      </w:r>
+    </w:p>
+    <w:p>
+      <w:pPr>
+        <w:spacing w:before="6" w:after="0" w:line="240" w:lineRule="auto"/>
+        <w:ind w:left="20"/>
+        <w:jc w:val="right"/>
+        <w:rPr>
+          <w:rFonts w:ascii="Times New Roman" w:eastAsia="Times New Roman" w:hAnsi="Times New Roman" w:cs="Times New Roman"/>
+          <w:color w:val="000000"/>
+          <w:sz w:val="28"/>
+          <w:szCs w:val="28"/>
+          <w:lang w:eastAsia="ru-RU"/>
+        </w:rPr>
+      </w:pPr>
+      <w:r>
+        <w:rPr>
+          <w:rFonts w:ascii="Times New Roman" w:eastAsia="Times New Roman" w:hAnsi="Times New Roman" w:cs="Times New Roman"/>
+          <w:color w:val="000000"/>
+          <w:sz w:val="28"/>
+          <w:szCs w:val="28"/>
+          <w:lang w:eastAsia="ru-RU"/>
+        </w:rPr>
+        <w:t>зав. кафедрой «КБИС» Сафарьян О. А.</w:t>
+      </w:r>
+    </w:p>
+    <w:p>
+      <w:pPr>
+        <w:spacing w:before="6" w:after="0" w:line="240" w:lineRule="auto"/>
+        <w:ind w:left="20"/>
+        <w:jc w:val="right"/>
+        <w:rPr>
+          <w:rFonts w:ascii="Times New Roman" w:eastAsia="Times New Roman" w:hAnsi="Times New Roman" w:cs="Times New Roman"/>
+          <w:sz w:val="24"/>
+          <w:szCs w:val="24"/>
+          <w:lang w:eastAsia="ru-RU"/>
+        </w:rPr>
+      </w:pPr>
+      <w:r>
+        <w:rPr>
+          <w:rFonts w:ascii="Times New Roman" w:eastAsia="Times New Roman" w:hAnsi="Times New Roman" w:cs="Times New Roman"/>
+          <w:color w:val="000000"/>
+          <w:sz w:val="28"/>
+          <w:szCs w:val="28"/>
+          <w:lang w:eastAsia="ru-RU"/>
+        </w:rPr>
+        <w:t>преподаватель Дедиченко Д. В.</w:t>
+      </w:r>
+    </w:p>
+    <w:p>
+      <w:pPr>
+        <w:spacing w:after="240" w:line="240" w:lineRule="auto"/>
+        <w:rPr>
+          <w:rFonts w:ascii="Times New Roman" w:eastAsia="Times New Roman" w:hAnsi="Times New Roman" w:cs="Times New Roman"/>
+          <w:sz w:val="24"/>
+          <w:szCs w:val="24"/>
+          <w:lang w:eastAsia="ru-RU"/>
+        </w:rPr>
+      </w:pPr>
+    </w:p>
+    <w:p>
+      <w:pPr>
+        <w:spacing w:after="240" w:line="240" w:lineRule="auto"/>
+        <w:rPr>
+          <w:rFonts w:ascii="Times New Roman" w:eastAsia="Times New Roman" w:hAnsi="Times New Roman" w:cs="Times New Roman"/>
+          <w:sz w:val="24"/>
+          <w:szCs w:val="24"/>
+          <w:lang w:eastAsia="ru-RU"/>
+        </w:rPr>
+      </w:pPr>
+      <w:r>
+        <w:rPr>
+          <w:rFonts w:ascii="Times New Roman" w:eastAsia="Times New Roman" w:hAnsi="Times New Roman" w:cs="Times New Roman"/>
+          <w:sz w:val="24"/>
+          <w:szCs w:val="24"/>
+          <w:lang w:eastAsia="ru-RU"/>
+        </w:rPr>
+        <w:br/>
+      </w:r>
+      <w:r>
+        <w:rPr>
+          <w:rFonts w:ascii="Times New Roman" w:eastAsia="Times New Roman" w:hAnsi="Times New Roman" w:cs="Times New Roman"/>
+          <w:sz w:val="24"/>
+          <w:szCs w:val="24"/>
+          <w:lang w:eastAsia="ru-RU"/>
+        </w:rPr>
+        <w:br/>
+      </w:r>
+    </w:p>
+    <w:p>
+      <w:pPr>
+        <w:spacing w:before="120" w:after="120" w:line="240" w:lineRule="auto"/>
+        <w:jc w:val="center"/>
+        <w:rPr>
+          <w:rFonts w:ascii="Times New Roman" w:eastAsia="Times New Roman" w:hAnsi="Times New Roman" w:cs="Times New Roman"/>
+          <w:sz w:val="24"/>
+          <w:szCs w:val="24"/>
+          <w:lang w:eastAsia="ru-RU"/>
+        </w:rPr>
+      </w:pPr>
+      <w:r>
+        <w:rPr>
+          <w:rFonts w:ascii="Times New Roman" w:eastAsia="Times New Roman" w:hAnsi="Times New Roman" w:cs="Times New Roman"/>
+          <w:color w:val="000000"/>
+          <w:sz w:val="28"/>
+          <w:szCs w:val="28"/>
+          <w:lang w:eastAsia="ru-RU"/>
+        </w:rPr>
+        <w:t>Ростов-на-Дону</w:t>
+      </w:r>
+    </w:p>
+    <w:p>
+      <w:pPr>
         <w:spacing w:after="0" w:line="360" w:lineRule="auto"/>
         <w:jc w:val="center"/>
-        <w:rPr>
-          <w:rFonts w:ascii="Times New Roman" w:hAnsi="Times New Roman" w:cs="Times New Roman"/>
-          <w:b/>
-          <w:bCs/>
-          <w:sz w:val="28"/>
-          <w:szCs w:val="28"/>
-        </w:rPr>
-      </w:pPr>
-      <w:r>
         <w:rPr>
           <w:rFonts w:ascii="Times New Roman" w:hAnsi="Times New Roman" w:cs="Times New Roman"/>
           <w:b/>
@@ -22,6 +795,39 @@
           <w:sz w:val="32"/>
           <w:szCs w:val="32"/>
         </w:rPr>
+      </w:pPr>
+      <w:r>
+        <w:rPr>
+          <w:rFonts w:ascii="Times New Roman" w:eastAsia="Times New Roman" w:hAnsi="Times New Roman" w:cs="Times New Roman"/>
+          <w:color w:val="000000"/>
+          <w:sz w:val="28"/>
+          <w:szCs w:val="28"/>
+          <w:lang w:eastAsia="ru-RU"/>
+        </w:rPr>
+        <w:t>2026</w:t>
+      </w:r>
+    </w:p>
+    <w:p>
+      <w:pPr>
+        <w:spacing w:after="0" w:line="360" w:lineRule="auto"/>
+        <w:jc w:val="center"/>
+        <w:rPr>
+          <w:rFonts w:ascii="Times New Roman" w:hAnsi="Times New Roman" w:cs="Times New Roman"/>
+          <w:b/>
+          <w:bCs/>
+          <w:sz w:val="28"/>
+          <w:szCs w:val="28"/>
+        </w:rPr>
+      </w:pPr>
+      <w:r>
+        <w:rPr>
+          <w:rFonts w:ascii="Times New Roman" w:hAnsi="Times New Roman" w:cs="Times New Roman"/>
+          <w:b/>
+          <w:bCs/>
+          <w:sz w:val="32"/>
+          <w:szCs w:val="32"/>
+        </w:rPr>
+        <w:lastRenderedPageBreak/>
         <w:t>Практическая работа №1</w:t>
       </w:r>
       <w:r>
@@ -234,23 +1040,13 @@
                 <w:szCs w:val="28"/>
               </w:rPr>
             </w:pPr>
-            <w:proofErr w:type="spellStart"/>
-            <w:r>
-              <w:rPr>
-                <w:rFonts w:ascii="Times New Roman" w:hAnsi="Times New Roman" w:cs="Times New Roman"/>
-                <w:sz w:val="28"/>
-                <w:szCs w:val="28"/>
-              </w:rPr>
-              <w:t>Шифртекст</w:t>
-            </w:r>
-            <w:proofErr w:type="spellEnd"/>
-            <w:r>
-              <w:rPr>
-                <w:rFonts w:ascii="Times New Roman" w:hAnsi="Times New Roman" w:cs="Times New Roman"/>
-                <w:sz w:val="28"/>
-                <w:szCs w:val="28"/>
-              </w:rPr>
-              <w:t>:</w:t>
+            <w:r>
+              <w:rPr>
+                <w:rFonts w:ascii="Times New Roman" w:hAnsi="Times New Roman" w:cs="Times New Roman"/>
+                <w:sz w:val="28"/>
+                <w:szCs w:val="28"/>
+              </w:rPr>
+              <w:t>Шифртекст:</w:t>
             </w:r>
           </w:p>
         </w:tc>
@@ -265,8 +1061,18 @@
                 <w:rFonts w:ascii="Times New Roman" w:hAnsi="Times New Roman" w:cs="Times New Roman"/>
                 <w:sz w:val="28"/>
                 <w:szCs w:val="28"/>
-              </w:rPr>
-            </w:pPr>
+                <w:lang w:val="en-US"/>
+              </w:rPr>
+            </w:pPr>
+            <w:r>
+              <w:rPr>
+                <w:rFonts w:ascii="Times New Roman" w:hAnsi="Times New Roman" w:cs="Times New Roman"/>
+                <w:sz w:val="28"/>
+                <w:szCs w:val="28"/>
+                <w:lang w:val="en-US"/>
+              </w:rPr>
+              <w:t>3E 4D 0B F8 03 A9 B2 FD B8 E0 43 DD 18 A3 1E F0</w:t>
+            </w:r>
           </w:p>
         </w:tc>
       </w:tr>
@@ -278,6 +1084,7 @@
           <w:rFonts w:ascii="Times New Roman" w:hAnsi="Times New Roman" w:cs="Times New Roman"/>
           <w:sz w:val="28"/>
           <w:szCs w:val="28"/>
+          <w:lang w:val="en-US"/>
         </w:rPr>
       </w:pPr>
     </w:p>
@@ -326,23 +1133,13 @@
           <w:szCs w:val="28"/>
         </w:rPr>
       </w:pPr>
-      <w:proofErr w:type="spellStart"/>
-      <w:r>
-        <w:rPr>
-          <w:rFonts w:ascii="Times New Roman" w:hAnsi="Times New Roman" w:cs="Times New Roman"/>
-          <w:sz w:val="28"/>
-          <w:szCs w:val="28"/>
-        </w:rPr>
-        <w:t>ByteSub</w:t>
-      </w:r>
-      <w:proofErr w:type="spellEnd"/>
-      <w:r>
-        <w:rPr>
-          <w:rFonts w:ascii="Times New Roman" w:hAnsi="Times New Roman" w:cs="Times New Roman"/>
-          <w:sz w:val="28"/>
-          <w:szCs w:val="28"/>
-        </w:rPr>
-        <w:t xml:space="preserve"> (Замена байт)</w:t>
+      <w:r>
+        <w:rPr>
+          <w:rFonts w:ascii="Times New Roman" w:hAnsi="Times New Roman" w:cs="Times New Roman"/>
+          <w:sz w:val="28"/>
+          <w:szCs w:val="28"/>
+        </w:rPr>
+        <w:t>ByteSub (Замена байт)</w:t>
       </w:r>
       <w:r>
         <w:rPr>
@@ -358,18 +1155,8 @@
           <w:sz w:val="28"/>
           <w:szCs w:val="28"/>
         </w:rPr>
-        <w:t xml:space="preserve">Нелинейно заменяет каждый байт состояния на соответствующий байт из таблицы замены </w:t>
-      </w:r>
-      <w:proofErr w:type="spellStart"/>
-      <w:r>
-        <w:rPr>
-          <w:rFonts w:ascii="Times New Roman" w:hAnsi="Times New Roman" w:cs="Times New Roman"/>
-          <w:sz w:val="28"/>
-          <w:szCs w:val="28"/>
-        </w:rPr>
-        <w:t>Sbox</w:t>
-      </w:r>
-      <w:proofErr w:type="spellEnd"/>
+        <w:t>Нелинейно заменяет каждый байт состояния на соответствующий байт из таблицы замены Sbox</w:t>
+      </w:r>
       <w:r>
         <w:rPr>
           <w:rFonts w:ascii="Times New Roman" w:hAnsi="Times New Roman" w:cs="Times New Roman"/>
@@ -393,23 +1180,13 @@
           <w:szCs w:val="28"/>
         </w:rPr>
       </w:pPr>
-      <w:proofErr w:type="spellStart"/>
-      <w:r>
-        <w:rPr>
-          <w:rFonts w:ascii="Times New Roman" w:hAnsi="Times New Roman" w:cs="Times New Roman"/>
-          <w:sz w:val="28"/>
-          <w:szCs w:val="28"/>
-        </w:rPr>
-        <w:t>ShiftRow</w:t>
-      </w:r>
-      <w:proofErr w:type="spellEnd"/>
-      <w:r>
-        <w:rPr>
-          <w:rFonts w:ascii="Times New Roman" w:hAnsi="Times New Roman" w:cs="Times New Roman"/>
-          <w:sz w:val="28"/>
-          <w:szCs w:val="28"/>
-        </w:rPr>
-        <w:t xml:space="preserve"> (Сдвиг строк)</w:t>
+      <w:r>
+        <w:rPr>
+          <w:rFonts w:ascii="Times New Roman" w:hAnsi="Times New Roman" w:cs="Times New Roman"/>
+          <w:sz w:val="28"/>
+          <w:szCs w:val="28"/>
+        </w:rPr>
+        <w:t>ShiftRow (Сдвиг строк)</w:t>
       </w:r>
       <w:r>
         <w:rPr>
@@ -450,23 +1227,13 @@
           <w:szCs w:val="28"/>
         </w:rPr>
       </w:pPr>
-      <w:proofErr w:type="spellStart"/>
-      <w:r>
-        <w:rPr>
-          <w:rFonts w:ascii="Times New Roman" w:hAnsi="Times New Roman" w:cs="Times New Roman"/>
-          <w:sz w:val="28"/>
-          <w:szCs w:val="28"/>
-        </w:rPr>
-        <w:t>MixColumn</w:t>
-      </w:r>
-      <w:proofErr w:type="spellEnd"/>
-      <w:r>
-        <w:rPr>
-          <w:rFonts w:ascii="Times New Roman" w:hAnsi="Times New Roman" w:cs="Times New Roman"/>
-          <w:sz w:val="28"/>
-          <w:szCs w:val="28"/>
-        </w:rPr>
-        <w:t xml:space="preserve"> (Замешивание столбцов)</w:t>
+      <w:r>
+        <w:rPr>
+          <w:rFonts w:ascii="Times New Roman" w:hAnsi="Times New Roman" w:cs="Times New Roman"/>
+          <w:sz w:val="28"/>
+          <w:szCs w:val="28"/>
+        </w:rPr>
+        <w:t>MixColumn (Замешивание столбцов)</w:t>
       </w:r>
       <w:r>
         <w:rPr>
@@ -507,23 +1274,13 @@
           <w:szCs w:val="28"/>
         </w:rPr>
       </w:pPr>
-      <w:proofErr w:type="spellStart"/>
-      <w:r>
-        <w:rPr>
-          <w:rFonts w:ascii="Times New Roman" w:hAnsi="Times New Roman" w:cs="Times New Roman"/>
-          <w:sz w:val="28"/>
-          <w:szCs w:val="28"/>
-        </w:rPr>
-        <w:t>AddRoundKey</w:t>
-      </w:r>
-      <w:proofErr w:type="spellEnd"/>
-      <w:r>
-        <w:rPr>
-          <w:rFonts w:ascii="Times New Roman" w:hAnsi="Times New Roman" w:cs="Times New Roman"/>
-          <w:sz w:val="28"/>
-          <w:szCs w:val="28"/>
-        </w:rPr>
-        <w:t xml:space="preserve"> (Добавление ключа)</w:t>
+      <w:r>
+        <w:rPr>
+          <w:rFonts w:ascii="Times New Roman" w:hAnsi="Times New Roman" w:cs="Times New Roman"/>
+          <w:sz w:val="28"/>
+          <w:szCs w:val="28"/>
+        </w:rPr>
+        <w:t>AddRoundKey (Добавление ключа)</w:t>
       </w:r>
       <w:r>
         <w:rPr>
@@ -570,25 +1327,7 @@
           <w:sz w:val="28"/>
           <w:szCs w:val="28"/>
         </w:rPr>
-        <w:t xml:space="preserve">Key </w:t>
-      </w:r>
-      <w:proofErr w:type="spellStart"/>
-      <w:r>
-        <w:rPr>
-          <w:rFonts w:ascii="Times New Roman" w:hAnsi="Times New Roman" w:cs="Times New Roman"/>
-          <w:sz w:val="28"/>
-          <w:szCs w:val="28"/>
-        </w:rPr>
-        <w:t>Expansion</w:t>
-      </w:r>
-      <w:proofErr w:type="spellEnd"/>
-      <w:r>
-        <w:rPr>
-          <w:rFonts w:ascii="Times New Roman" w:hAnsi="Times New Roman" w:cs="Times New Roman"/>
-          <w:sz w:val="28"/>
-          <w:szCs w:val="28"/>
-        </w:rPr>
-        <w:t xml:space="preserve"> (Расширение ключа)</w:t>
+        <w:t>Key Expansion (Расширение ключа)</w:t>
       </w:r>
       <w:r>
         <w:rPr>
@@ -623,7 +1362,6 @@
           <w:rFonts w:ascii="Times New Roman" w:hAnsi="Times New Roman" w:cs="Times New Roman"/>
           <w:sz w:val="28"/>
           <w:szCs w:val="28"/>
-          <w:lang w:val="en-US"/>
         </w:rPr>
       </w:pPr>
       <w:r>
@@ -735,11 +1473,13 @@
         <w:jc w:val="center"/>
         <w:rPr>
           <w:noProof/>
-        </w:rPr>
-      </w:pPr>
-      <w:r>
-        <w:rPr>
-          <w:rFonts w:ascii="Times New Roman" w:hAnsi="Times New Roman" w:cs="Times New Roman"/>
+          <w:lang w:val="en-US"/>
+        </w:rPr>
+      </w:pPr>
+      <w:r>
+        <w:rPr>
+          <w:rFonts w:ascii="Times New Roman" w:hAnsi="Times New Roman" w:cs="Times New Roman"/>
+          <w:noProof/>
           <w:sz w:val="28"/>
           <w:szCs w:val="28"/>
         </w:rPr>
@@ -759,7 +1499,7 @@
                     <pic:cNvPicPr/>
                   </pic:nvPicPr>
                   <pic:blipFill>
-                    <a:blip r:embed="rId5"/>
+                    <a:blip r:embed="rId6"/>
                     <a:stretch>
                       <a:fillRect/>
                     </a:stretch>
@@ -782,12 +1522,14 @@
       <w:r>
         <w:rPr>
           <w:noProof/>
+          <w:lang w:val="en-US"/>
         </w:rPr>
         <w:t xml:space="preserve"> </w:t>
       </w:r>
       <w:r>
         <w:rPr>
           <w:rFonts w:ascii="Times New Roman" w:hAnsi="Times New Roman" w:cs="Times New Roman"/>
+          <w:noProof/>
           <w:sz w:val="28"/>
           <w:szCs w:val="28"/>
         </w:rPr>
@@ -807,7 +1549,7 @@
                     <pic:cNvPicPr/>
                   </pic:nvPicPr>
                   <pic:blipFill>
-                    <a:blip r:embed="rId6"/>
+                    <a:blip r:embed="rId7"/>
                     <a:stretch>
                       <a:fillRect/>
                     </a:stretch>
@@ -836,13 +1578,15 @@
           <w:rFonts w:ascii="Times New Roman" w:hAnsi="Times New Roman" w:cs="Times New Roman"/>
           <w:sz w:val="28"/>
           <w:szCs w:val="28"/>
-        </w:rPr>
-      </w:pPr>
-      <w:r>
-        <w:rPr>
-          <w:rFonts w:ascii="Times New Roman" w:hAnsi="Times New Roman" w:cs="Times New Roman"/>
-          <w:sz w:val="28"/>
-          <w:szCs w:val="28"/>
+          <w:lang w:val="en-US"/>
+        </w:rPr>
+      </w:pPr>
+      <w:r>
+        <w:rPr>
+          <w:rFonts w:ascii="Times New Roman" w:hAnsi="Times New Roman" w:cs="Times New Roman"/>
+          <w:sz w:val="28"/>
+          <w:szCs w:val="28"/>
+          <w:lang w:val="en-US"/>
         </w:rPr>
         <w:t>00 0A 00 03 00 06 01 30 00 0E 00 00 01 34 00 20</w:t>
       </w:r>
@@ -855,27 +1599,17 @@
           <w:rFonts w:ascii="Times New Roman" w:hAnsi="Times New Roman" w:cs="Times New Roman"/>
           <w:sz w:val="28"/>
           <w:szCs w:val="28"/>
-        </w:rPr>
-      </w:pPr>
-      <w:r>
-        <w:rPr>
-          <w:rFonts w:ascii="Times New Roman" w:hAnsi="Times New Roman" w:cs="Times New Roman"/>
-          <w:sz w:val="28"/>
-          <w:szCs w:val="28"/>
-        </w:rPr>
-        <w:t xml:space="preserve">Рисунок 1 – </w:t>
-      </w:r>
-      <w:proofErr w:type="spellStart"/>
-      <w:r>
-        <w:rPr>
-          <w:rFonts w:ascii="Times New Roman" w:hAnsi="Times New Roman" w:cs="Times New Roman"/>
-          <w:sz w:val="28"/>
-          <w:szCs w:val="28"/>
           <w:lang w:val="en-US"/>
         </w:rPr>
-        <w:t>KeyExpansion</w:t>
-      </w:r>
-      <w:proofErr w:type="spellEnd"/>
+      </w:pPr>
+      <w:r>
+        <w:rPr>
+          <w:rFonts w:ascii="Times New Roman" w:hAnsi="Times New Roman" w:cs="Times New Roman"/>
+          <w:sz w:val="28"/>
+          <w:szCs w:val="28"/>
+        </w:rPr>
+        <w:t>Рисунок</w:t>
+      </w:r>
       <w:r>
         <w:rPr>
           <w:rFonts w:ascii="Times New Roman" w:hAnsi="Times New Roman" w:cs="Times New Roman"/>
@@ -883,6 +1617,29 @@
           <w:szCs w:val="28"/>
           <w:lang w:val="en-US"/>
         </w:rPr>
+        <w:t xml:space="preserve"> 1 – </w:t>
+      </w:r>
+      <w:r>
+        <w:rPr>
+          <w:rFonts w:ascii="Times New Roman" w:hAnsi="Times New Roman" w:cs="Times New Roman"/>
+          <w:sz w:val="28"/>
+          <w:szCs w:val="28"/>
+          <w:lang w:val="en-US"/>
+        </w:rPr>
+        <w:t xml:space="preserve">KeyExpansion </w:t>
+      </w:r>
+      <w:r>
+        <w:rPr>
+          <w:rFonts w:ascii="Times New Roman" w:hAnsi="Times New Roman" w:cs="Times New Roman"/>
+          <w:sz w:val="28"/>
+          <w:szCs w:val="28"/>
+        </w:rPr>
+        <w:t>и</w:t>
+      </w:r>
+      <w:r>
+        <w:rPr>
+          <w:lang w:val="en-US"/>
+        </w:rPr>
         <w:t xml:space="preserve"> </w:t>
       </w:r>
       <w:r>
@@ -890,22 +1647,10 @@
           <w:rFonts w:ascii="Times New Roman" w:hAnsi="Times New Roman" w:cs="Times New Roman"/>
           <w:sz w:val="28"/>
           <w:szCs w:val="28"/>
-        </w:rPr>
-        <w:t>и</w:t>
-      </w:r>
-      <w:r>
-        <w:t xml:space="preserve"> </w:t>
-      </w:r>
-      <w:proofErr w:type="spellStart"/>
-      <w:r>
-        <w:rPr>
-          <w:rFonts w:ascii="Times New Roman" w:hAnsi="Times New Roman" w:cs="Times New Roman"/>
-          <w:sz w:val="28"/>
-          <w:szCs w:val="28"/>
+          <w:lang w:val="en-US"/>
         </w:rPr>
         <w:t>AddRoundKey</w:t>
       </w:r>
-      <w:proofErr w:type="spellEnd"/>
       <w:r>
         <w:rPr>
           <w:rFonts w:ascii="Times New Roman" w:hAnsi="Times New Roman" w:cs="Times New Roman"/>
@@ -924,6 +1669,7 @@
           <w:rFonts w:ascii="Times New Roman" w:hAnsi="Times New Roman" w:cs="Times New Roman"/>
           <w:sz w:val="28"/>
           <w:szCs w:val="28"/>
+          <w:lang w:val="en-US"/>
         </w:rPr>
       </w:pPr>
     </w:p>
@@ -1008,7 +1754,6 @@
                 <w:lang w:val="en-US"/>
               </w:rPr>
             </w:pPr>
-            <w:proofErr w:type="spellStart"/>
             <w:r>
               <w:rPr>
                 <w:rFonts w:ascii="Times New Roman" w:hAnsi="Times New Roman" w:cs="Times New Roman"/>
@@ -1018,21 +1763,21 @@
               </w:rPr>
               <w:t>ByteSub</w:t>
             </w:r>
-            <w:proofErr w:type="spellEnd"/>
-          </w:p>
-          <w:p>
-            <w:pPr>
-              <w:spacing w:line="360" w:lineRule="auto"/>
-              <w:jc w:val="center"/>
-              <w:rPr>
-                <w:rFonts w:ascii="Times New Roman" w:hAnsi="Times New Roman" w:cs="Times New Roman"/>
-                <w:sz w:val="28"/>
-                <w:szCs w:val="28"/>
-              </w:rPr>
-            </w:pPr>
-            <w:r>
-              <w:rPr>
-                <w:rFonts w:ascii="Times New Roman" w:hAnsi="Times New Roman" w:cs="Times New Roman"/>
+          </w:p>
+          <w:p>
+            <w:pPr>
+              <w:spacing w:line="360" w:lineRule="auto"/>
+              <w:jc w:val="center"/>
+              <w:rPr>
+                <w:rFonts w:ascii="Times New Roman" w:hAnsi="Times New Roman" w:cs="Times New Roman"/>
+                <w:sz w:val="28"/>
+                <w:szCs w:val="28"/>
+              </w:rPr>
+            </w:pPr>
+            <w:r>
+              <w:rPr>
+                <w:rFonts w:ascii="Times New Roman" w:hAnsi="Times New Roman" w:cs="Times New Roman"/>
+                <w:noProof/>
                 <w:sz w:val="28"/>
                 <w:szCs w:val="28"/>
                 <w:lang w:val="en-US"/>
@@ -1053,7 +1798,7 @@
                           <pic:cNvPicPr/>
                         </pic:nvPicPr>
                         <pic:blipFill>
-                          <a:blip r:embed="rId7"/>
+                          <a:blip r:embed="rId8"/>
                           <a:stretch>
                             <a:fillRect/>
                           </a:stretch>
@@ -1082,13 +1827,15 @@
                 <w:rFonts w:ascii="Times New Roman" w:hAnsi="Times New Roman" w:cs="Times New Roman"/>
                 <w:sz w:val="28"/>
                 <w:szCs w:val="28"/>
-              </w:rPr>
-            </w:pPr>
-            <w:r>
-              <w:rPr>
-                <w:rFonts w:ascii="Times New Roman" w:hAnsi="Times New Roman" w:cs="Times New Roman"/>
-                <w:sz w:val="28"/>
-                <w:szCs w:val="28"/>
+                <w:lang w:val="en-US"/>
+              </w:rPr>
+            </w:pPr>
+            <w:r>
+              <w:rPr>
+                <w:rFonts w:ascii="Times New Roman" w:hAnsi="Times New Roman" w:cs="Times New Roman"/>
+                <w:sz w:val="28"/>
+                <w:szCs w:val="28"/>
+                <w:lang w:val="en-US"/>
               </w:rPr>
               <w:t>63 67 63 7B 63 6F 7C 04 63 AB 63 63 7C 18 63 B7</w:t>
             </w:r>
@@ -1104,7 +1851,6 @@
                 <w:lang w:val="en-US"/>
               </w:rPr>
             </w:pPr>
-            <w:proofErr w:type="spellStart"/>
             <w:r>
               <w:rPr>
                 <w:rFonts w:ascii="Times New Roman" w:hAnsi="Times New Roman" w:cs="Times New Roman"/>
@@ -1115,21 +1861,21 @@
               <w:lastRenderedPageBreak/>
               <w:t>ShiftRow</w:t>
             </w:r>
-            <w:proofErr w:type="spellEnd"/>
-          </w:p>
-          <w:p>
-            <w:pPr>
-              <w:spacing w:line="360" w:lineRule="auto"/>
-              <w:jc w:val="center"/>
-              <w:rPr>
-                <w:rFonts w:ascii="Times New Roman" w:hAnsi="Times New Roman" w:cs="Times New Roman"/>
-                <w:sz w:val="28"/>
-                <w:szCs w:val="28"/>
-              </w:rPr>
-            </w:pPr>
-            <w:r>
-              <w:rPr>
-                <w:rFonts w:ascii="Times New Roman" w:hAnsi="Times New Roman" w:cs="Times New Roman"/>
+          </w:p>
+          <w:p>
+            <w:pPr>
+              <w:spacing w:line="360" w:lineRule="auto"/>
+              <w:jc w:val="center"/>
+              <w:rPr>
+                <w:rFonts w:ascii="Times New Roman" w:hAnsi="Times New Roman" w:cs="Times New Roman"/>
+                <w:sz w:val="28"/>
+                <w:szCs w:val="28"/>
+              </w:rPr>
+            </w:pPr>
+            <w:r>
+              <w:rPr>
+                <w:rFonts w:ascii="Times New Roman" w:hAnsi="Times New Roman" w:cs="Times New Roman"/>
+                <w:noProof/>
                 <w:sz w:val="28"/>
                 <w:szCs w:val="28"/>
                 <w:lang w:val="en-US"/>
@@ -1150,7 +1896,7 @@
                           <pic:cNvPicPr/>
                         </pic:nvPicPr>
                         <pic:blipFill>
-                          <a:blip r:embed="rId8"/>
+                          <a:blip r:embed="rId9"/>
                           <a:stretch>
                             <a:fillRect/>
                           </a:stretch>
@@ -1179,13 +1925,15 @@
                 <w:rFonts w:ascii="Times New Roman" w:hAnsi="Times New Roman" w:cs="Times New Roman"/>
                 <w:sz w:val="28"/>
                 <w:szCs w:val="28"/>
-              </w:rPr>
-            </w:pPr>
-            <w:r>
-              <w:rPr>
-                <w:rFonts w:ascii="Times New Roman" w:hAnsi="Times New Roman" w:cs="Times New Roman"/>
-                <w:sz w:val="28"/>
-                <w:szCs w:val="28"/>
+                <w:lang w:val="en-US"/>
+              </w:rPr>
+            </w:pPr>
+            <w:r>
+              <w:rPr>
+                <w:rFonts w:ascii="Times New Roman" w:hAnsi="Times New Roman" w:cs="Times New Roman"/>
+                <w:sz w:val="28"/>
+                <w:szCs w:val="28"/>
+                <w:lang w:val="en-US"/>
               </w:rPr>
               <w:t>63 67 63 7B 6F 7C 04 63 63 63 63 AB B7 7C 18 63</w:t>
             </w:r>
@@ -1201,7 +1949,6 @@
                 <w:lang w:val="en-US"/>
               </w:rPr>
             </w:pPr>
-            <w:proofErr w:type="spellStart"/>
             <w:r>
               <w:rPr>
                 <w:rFonts w:ascii="Times New Roman" w:hAnsi="Times New Roman" w:cs="Times New Roman"/>
@@ -1211,21 +1958,21 @@
               </w:rPr>
               <w:t>MixColumn</w:t>
             </w:r>
-            <w:proofErr w:type="spellEnd"/>
-          </w:p>
-          <w:p>
-            <w:pPr>
-              <w:spacing w:line="360" w:lineRule="auto"/>
-              <w:jc w:val="center"/>
-              <w:rPr>
-                <w:rFonts w:ascii="Times New Roman" w:hAnsi="Times New Roman" w:cs="Times New Roman"/>
-                <w:sz w:val="28"/>
-                <w:szCs w:val="28"/>
-              </w:rPr>
-            </w:pPr>
-            <w:r>
-              <w:rPr>
-                <w:rFonts w:ascii="Times New Roman" w:hAnsi="Times New Roman" w:cs="Times New Roman"/>
+          </w:p>
+          <w:p>
+            <w:pPr>
+              <w:spacing w:line="360" w:lineRule="auto"/>
+              <w:jc w:val="center"/>
+              <w:rPr>
+                <w:rFonts w:ascii="Times New Roman" w:hAnsi="Times New Roman" w:cs="Times New Roman"/>
+                <w:sz w:val="28"/>
+                <w:szCs w:val="28"/>
+              </w:rPr>
+            </w:pPr>
+            <w:r>
+              <w:rPr>
+                <w:rFonts w:ascii="Times New Roman" w:hAnsi="Times New Roman" w:cs="Times New Roman"/>
+                <w:noProof/>
                 <w:sz w:val="28"/>
                 <w:szCs w:val="28"/>
                 <w:lang w:val="en-US"/>
@@ -1246,7 +1993,7 @@
                           <pic:cNvPicPr/>
                         </pic:nvPicPr>
                         <pic:blipFill>
-                          <a:blip r:embed="rId9"/>
+                          <a:blip r:embed="rId10"/>
                           <a:stretch>
                             <a:fillRect/>
                           </a:stretch>
@@ -1299,7 +2046,6 @@
                 <w:lang w:val="en-US"/>
               </w:rPr>
             </w:pPr>
-            <w:proofErr w:type="spellStart"/>
             <w:r>
               <w:rPr>
                 <w:rFonts w:ascii="Times New Roman" w:hAnsi="Times New Roman" w:cs="Times New Roman"/>
@@ -1309,21 +2055,21 @@
               </w:rPr>
               <w:t>AddRoundKey</w:t>
             </w:r>
-            <w:proofErr w:type="spellEnd"/>
-          </w:p>
-          <w:p>
-            <w:pPr>
-              <w:spacing w:line="360" w:lineRule="auto"/>
-              <w:jc w:val="center"/>
-              <w:rPr>
-                <w:rFonts w:ascii="Times New Roman" w:hAnsi="Times New Roman" w:cs="Times New Roman"/>
-                <w:sz w:val="28"/>
-                <w:szCs w:val="28"/>
-              </w:rPr>
-            </w:pPr>
-            <w:r>
-              <w:rPr>
-                <w:rFonts w:ascii="Times New Roman" w:hAnsi="Times New Roman" w:cs="Times New Roman"/>
+          </w:p>
+          <w:p>
+            <w:pPr>
+              <w:spacing w:line="360" w:lineRule="auto"/>
+              <w:jc w:val="center"/>
+              <w:rPr>
+                <w:rFonts w:ascii="Times New Roman" w:hAnsi="Times New Roman" w:cs="Times New Roman"/>
+                <w:sz w:val="28"/>
+                <w:szCs w:val="28"/>
+              </w:rPr>
+            </w:pPr>
+            <w:r>
+              <w:rPr>
+                <w:rFonts w:ascii="Times New Roman" w:hAnsi="Times New Roman" w:cs="Times New Roman"/>
+                <w:noProof/>
                 <w:sz w:val="28"/>
                 <w:szCs w:val="28"/>
                 <w:lang w:val="en-US"/>
@@ -1344,7 +2090,7 @@
                           <pic:cNvPicPr/>
                         </pic:nvPicPr>
                         <pic:blipFill>
-                          <a:blip r:embed="rId10"/>
+                          <a:blip r:embed="rId11"/>
                           <a:stretch>
                             <a:fillRect/>
                           </a:stretch>
@@ -1414,7 +2160,6 @@
                 <w:lang w:val="en-US"/>
               </w:rPr>
             </w:pPr>
-            <w:proofErr w:type="spellStart"/>
             <w:r>
               <w:rPr>
                 <w:rFonts w:ascii="Times New Roman" w:hAnsi="Times New Roman" w:cs="Times New Roman"/>
@@ -1425,21 +2170,21 @@
               <w:lastRenderedPageBreak/>
               <w:t>ByteSub</w:t>
             </w:r>
-            <w:proofErr w:type="spellEnd"/>
-          </w:p>
-          <w:p>
-            <w:pPr>
-              <w:spacing w:line="360" w:lineRule="auto"/>
-              <w:jc w:val="center"/>
-              <w:rPr>
-                <w:rFonts w:ascii="Times New Roman" w:hAnsi="Times New Roman" w:cs="Times New Roman"/>
-                <w:sz w:val="28"/>
-                <w:szCs w:val="28"/>
-              </w:rPr>
-            </w:pPr>
-            <w:r>
-              <w:rPr>
-                <w:rFonts w:ascii="Times New Roman" w:hAnsi="Times New Roman" w:cs="Times New Roman"/>
+          </w:p>
+          <w:p>
+            <w:pPr>
+              <w:spacing w:line="360" w:lineRule="auto"/>
+              <w:jc w:val="center"/>
+              <w:rPr>
+                <w:rFonts w:ascii="Times New Roman" w:hAnsi="Times New Roman" w:cs="Times New Roman"/>
+                <w:sz w:val="28"/>
+                <w:szCs w:val="28"/>
+              </w:rPr>
+            </w:pPr>
+            <w:r>
+              <w:rPr>
+                <w:rFonts w:ascii="Times New Roman" w:hAnsi="Times New Roman" w:cs="Times New Roman"/>
+                <w:noProof/>
                 <w:sz w:val="28"/>
                 <w:szCs w:val="28"/>
                 <w:lang w:val="en-US"/>
@@ -1460,7 +2205,7 @@
                           <pic:cNvPicPr/>
                         </pic:nvPicPr>
                         <pic:blipFill>
-                          <a:blip r:embed="rId11"/>
+                          <a:blip r:embed="rId12"/>
                           <a:stretch>
                             <a:fillRect/>
                           </a:stretch>
@@ -1513,7 +2258,6 @@
                 <w:lang w:val="en-US"/>
               </w:rPr>
             </w:pPr>
-            <w:proofErr w:type="spellStart"/>
             <w:r>
               <w:rPr>
                 <w:rFonts w:ascii="Times New Roman" w:hAnsi="Times New Roman" w:cs="Times New Roman"/>
@@ -1524,21 +2268,21 @@
               <w:lastRenderedPageBreak/>
               <w:t>ShiftRow</w:t>
             </w:r>
-            <w:proofErr w:type="spellEnd"/>
-          </w:p>
-          <w:p>
-            <w:pPr>
-              <w:spacing w:line="360" w:lineRule="auto"/>
-              <w:jc w:val="center"/>
-              <w:rPr>
-                <w:rFonts w:ascii="Times New Roman" w:hAnsi="Times New Roman" w:cs="Times New Roman"/>
-                <w:sz w:val="28"/>
-                <w:szCs w:val="28"/>
-              </w:rPr>
-            </w:pPr>
-            <w:r>
-              <w:rPr>
-                <w:rFonts w:ascii="Times New Roman" w:hAnsi="Times New Roman" w:cs="Times New Roman"/>
+          </w:p>
+          <w:p>
+            <w:pPr>
+              <w:spacing w:line="360" w:lineRule="auto"/>
+              <w:jc w:val="center"/>
+              <w:rPr>
+                <w:rFonts w:ascii="Times New Roman" w:hAnsi="Times New Roman" w:cs="Times New Roman"/>
+                <w:sz w:val="28"/>
+                <w:szCs w:val="28"/>
+              </w:rPr>
+            </w:pPr>
+            <w:r>
+              <w:rPr>
+                <w:rFonts w:ascii="Times New Roman" w:hAnsi="Times New Roman" w:cs="Times New Roman"/>
+                <w:noProof/>
                 <w:sz w:val="28"/>
                 <w:szCs w:val="28"/>
                 <w:lang w:val="en-US"/>
@@ -1559,7 +2303,7 @@
                           <pic:cNvPicPr/>
                         </pic:nvPicPr>
                         <pic:blipFill>
-                          <a:blip r:embed="rId12"/>
+                          <a:blip r:embed="rId13"/>
                           <a:stretch>
                             <a:fillRect/>
                           </a:stretch>
@@ -1612,7 +2356,6 @@
                 <w:lang w:val="en-US"/>
               </w:rPr>
             </w:pPr>
-            <w:proofErr w:type="spellStart"/>
             <w:r>
               <w:rPr>
                 <w:rFonts w:ascii="Times New Roman" w:hAnsi="Times New Roman" w:cs="Times New Roman"/>
@@ -1622,21 +2365,21 @@
               </w:rPr>
               <w:t>MixColumn</w:t>
             </w:r>
-            <w:proofErr w:type="spellEnd"/>
-          </w:p>
-          <w:p>
-            <w:pPr>
-              <w:spacing w:line="360" w:lineRule="auto"/>
-              <w:jc w:val="center"/>
-              <w:rPr>
-                <w:rFonts w:ascii="Times New Roman" w:hAnsi="Times New Roman" w:cs="Times New Roman"/>
-                <w:sz w:val="28"/>
-                <w:szCs w:val="28"/>
-              </w:rPr>
-            </w:pPr>
-            <w:r>
-              <w:rPr>
-                <w:rFonts w:ascii="Times New Roman" w:hAnsi="Times New Roman" w:cs="Times New Roman"/>
+          </w:p>
+          <w:p>
+            <w:pPr>
+              <w:spacing w:line="360" w:lineRule="auto"/>
+              <w:jc w:val="center"/>
+              <w:rPr>
+                <w:rFonts w:ascii="Times New Roman" w:hAnsi="Times New Roman" w:cs="Times New Roman"/>
+                <w:sz w:val="28"/>
+                <w:szCs w:val="28"/>
+              </w:rPr>
+            </w:pPr>
+            <w:r>
+              <w:rPr>
+                <w:rFonts w:ascii="Times New Roman" w:hAnsi="Times New Roman" w:cs="Times New Roman"/>
+                <w:noProof/>
                 <w:sz w:val="28"/>
                 <w:szCs w:val="28"/>
                 <w:lang w:val="en-US"/>
@@ -1657,7 +2400,7 @@
                           <pic:cNvPicPr/>
                         </pic:nvPicPr>
                         <pic:blipFill>
-                          <a:blip r:embed="rId13"/>
+                          <a:blip r:embed="rId14"/>
                           <a:stretch>
                             <a:fillRect/>
                           </a:stretch>
@@ -1710,7 +2453,6 @@
                 <w:lang w:val="en-US"/>
               </w:rPr>
             </w:pPr>
-            <w:proofErr w:type="spellStart"/>
             <w:r>
               <w:rPr>
                 <w:rFonts w:ascii="Times New Roman" w:hAnsi="Times New Roman" w:cs="Times New Roman"/>
@@ -1720,22 +2462,22 @@
               </w:rPr>
               <w:t>AddRoundKey</w:t>
             </w:r>
-            <w:proofErr w:type="spellEnd"/>
-          </w:p>
-          <w:p>
-            <w:pPr>
-              <w:spacing w:line="360" w:lineRule="auto"/>
-              <w:jc w:val="center"/>
-              <w:rPr>
-                <w:rFonts w:ascii="Times New Roman" w:hAnsi="Times New Roman" w:cs="Times New Roman"/>
-                <w:sz w:val="28"/>
-                <w:szCs w:val="28"/>
-                <w:lang w:val="en-US"/>
-              </w:rPr>
-            </w:pPr>
-            <w:r>
-              <w:rPr>
-                <w:rFonts w:ascii="Times New Roman" w:hAnsi="Times New Roman" w:cs="Times New Roman"/>
+          </w:p>
+          <w:p>
+            <w:pPr>
+              <w:spacing w:line="360" w:lineRule="auto"/>
+              <w:jc w:val="center"/>
+              <w:rPr>
+                <w:rFonts w:ascii="Times New Roman" w:hAnsi="Times New Roman" w:cs="Times New Roman"/>
+                <w:sz w:val="28"/>
+                <w:szCs w:val="28"/>
+                <w:lang w:val="en-US"/>
+              </w:rPr>
+            </w:pPr>
+            <w:r>
+              <w:rPr>
+                <w:rFonts w:ascii="Times New Roman" w:hAnsi="Times New Roman" w:cs="Times New Roman"/>
+                <w:noProof/>
                 <w:sz w:val="28"/>
                 <w:szCs w:val="28"/>
                 <w:lang w:val="en-US"/>
@@ -1756,7 +2498,7 @@
                           <pic:cNvPicPr/>
                         </pic:nvPicPr>
                         <pic:blipFill>
-                          <a:blip r:embed="rId14"/>
+                          <a:blip r:embed="rId15"/>
                           <a:stretch>
                             <a:fillRect/>
                           </a:stretch>
@@ -1823,15 +2565,7 @@
                 <w:szCs w:val="28"/>
               </w:rPr>
               <w:lastRenderedPageBreak/>
-              <w:t xml:space="preserve">Раунд </w:t>
-            </w:r>
-            <w:r>
-              <w:rPr>
-                <w:rFonts w:ascii="Times New Roman" w:hAnsi="Times New Roman" w:cs="Times New Roman"/>
-                <w:sz w:val="28"/>
-                <w:szCs w:val="28"/>
-              </w:rPr>
-              <w:t>3</w:t>
+              <w:t>Раунд 3</w:t>
             </w:r>
           </w:p>
         </w:tc>
@@ -1856,15 +2590,7 @@
                 <w:sz w:val="28"/>
                 <w:szCs w:val="28"/>
               </w:rPr>
-              <w:t xml:space="preserve">Раунд </w:t>
-            </w:r>
-            <w:r>
-              <w:rPr>
-                <w:rFonts w:ascii="Times New Roman" w:hAnsi="Times New Roman" w:cs="Times New Roman"/>
-                <w:sz w:val="28"/>
-                <w:szCs w:val="28"/>
-              </w:rPr>
-              <w:t>4</w:t>
+              <w:t>Раунд 4</w:t>
             </w:r>
           </w:p>
         </w:tc>
@@ -1885,7 +2611,6 @@
                 <w:lang w:val="en-US"/>
               </w:rPr>
             </w:pPr>
-            <w:proofErr w:type="spellStart"/>
             <w:r>
               <w:rPr>
                 <w:rFonts w:ascii="Times New Roman" w:hAnsi="Times New Roman" w:cs="Times New Roman"/>
@@ -1895,21 +2620,21 @@
               </w:rPr>
               <w:t>ByteSub</w:t>
             </w:r>
-            <w:proofErr w:type="spellEnd"/>
-          </w:p>
-          <w:p>
-            <w:pPr>
-              <w:spacing w:line="360" w:lineRule="auto"/>
-              <w:jc w:val="center"/>
-              <w:rPr>
-                <w:rFonts w:ascii="Times New Roman" w:hAnsi="Times New Roman" w:cs="Times New Roman"/>
-                <w:sz w:val="28"/>
-                <w:szCs w:val="28"/>
-              </w:rPr>
-            </w:pPr>
-            <w:r>
-              <w:rPr>
-                <w:rFonts w:ascii="Times New Roman" w:hAnsi="Times New Roman" w:cs="Times New Roman"/>
+          </w:p>
+          <w:p>
+            <w:pPr>
+              <w:spacing w:line="360" w:lineRule="auto"/>
+              <w:jc w:val="center"/>
+              <w:rPr>
+                <w:rFonts w:ascii="Times New Roman" w:hAnsi="Times New Roman" w:cs="Times New Roman"/>
+                <w:sz w:val="28"/>
+                <w:szCs w:val="28"/>
+              </w:rPr>
+            </w:pPr>
+            <w:r>
+              <w:rPr>
+                <w:rFonts w:ascii="Times New Roman" w:hAnsi="Times New Roman" w:cs="Times New Roman"/>
+                <w:noProof/>
                 <w:sz w:val="28"/>
                 <w:szCs w:val="28"/>
               </w:rPr>
@@ -1929,7 +2654,7 @@
                           <pic:cNvPicPr/>
                         </pic:nvPicPr>
                         <pic:blipFill>
-                          <a:blip r:embed="rId15"/>
+                          <a:blip r:embed="rId16"/>
                           <a:stretch>
                             <a:fillRect/>
                           </a:stretch>
@@ -1982,7 +2707,6 @@
                 <w:lang w:val="en-US"/>
               </w:rPr>
             </w:pPr>
-            <w:proofErr w:type="spellStart"/>
             <w:r>
               <w:rPr>
                 <w:rFonts w:ascii="Times New Roman" w:hAnsi="Times New Roman" w:cs="Times New Roman"/>
@@ -1992,21 +2716,21 @@
               </w:rPr>
               <w:t>ShiftRow</w:t>
             </w:r>
-            <w:proofErr w:type="spellEnd"/>
-          </w:p>
-          <w:p>
-            <w:pPr>
-              <w:spacing w:line="360" w:lineRule="auto"/>
-              <w:jc w:val="center"/>
-              <w:rPr>
-                <w:rFonts w:ascii="Times New Roman" w:hAnsi="Times New Roman" w:cs="Times New Roman"/>
-                <w:sz w:val="28"/>
-                <w:szCs w:val="28"/>
-              </w:rPr>
-            </w:pPr>
-            <w:r>
-              <w:rPr>
-                <w:rFonts w:ascii="Times New Roman" w:hAnsi="Times New Roman" w:cs="Times New Roman"/>
+          </w:p>
+          <w:p>
+            <w:pPr>
+              <w:spacing w:line="360" w:lineRule="auto"/>
+              <w:jc w:val="center"/>
+              <w:rPr>
+                <w:rFonts w:ascii="Times New Roman" w:hAnsi="Times New Roman" w:cs="Times New Roman"/>
+                <w:sz w:val="28"/>
+                <w:szCs w:val="28"/>
+              </w:rPr>
+            </w:pPr>
+            <w:r>
+              <w:rPr>
+                <w:rFonts w:ascii="Times New Roman" w:hAnsi="Times New Roman" w:cs="Times New Roman"/>
+                <w:noProof/>
                 <w:sz w:val="28"/>
                 <w:szCs w:val="28"/>
               </w:rPr>
@@ -2026,7 +2750,7 @@
                           <pic:cNvPicPr/>
                         </pic:nvPicPr>
                         <pic:blipFill>
-                          <a:blip r:embed="rId16"/>
+                          <a:blip r:embed="rId17"/>
                           <a:stretch>
                             <a:fillRect/>
                           </a:stretch>
@@ -2079,7 +2803,6 @@
                 <w:lang w:val="en-US"/>
               </w:rPr>
             </w:pPr>
-            <w:proofErr w:type="spellStart"/>
             <w:r>
               <w:rPr>
                 <w:rFonts w:ascii="Times New Roman" w:hAnsi="Times New Roman" w:cs="Times New Roman"/>
@@ -2089,21 +2812,21 @@
               </w:rPr>
               <w:t>MixColumn</w:t>
             </w:r>
-            <w:proofErr w:type="spellEnd"/>
-          </w:p>
-          <w:p>
-            <w:pPr>
-              <w:spacing w:line="360" w:lineRule="auto"/>
-              <w:jc w:val="center"/>
-              <w:rPr>
-                <w:rFonts w:ascii="Times New Roman" w:hAnsi="Times New Roman" w:cs="Times New Roman"/>
-                <w:sz w:val="28"/>
-                <w:szCs w:val="28"/>
-              </w:rPr>
-            </w:pPr>
-            <w:r>
-              <w:rPr>
-                <w:rFonts w:ascii="Times New Roman" w:hAnsi="Times New Roman" w:cs="Times New Roman"/>
+          </w:p>
+          <w:p>
+            <w:pPr>
+              <w:spacing w:line="360" w:lineRule="auto"/>
+              <w:jc w:val="center"/>
+              <w:rPr>
+                <w:rFonts w:ascii="Times New Roman" w:hAnsi="Times New Roman" w:cs="Times New Roman"/>
+                <w:sz w:val="28"/>
+                <w:szCs w:val="28"/>
+              </w:rPr>
+            </w:pPr>
+            <w:r>
+              <w:rPr>
+                <w:rFonts w:ascii="Times New Roman" w:hAnsi="Times New Roman" w:cs="Times New Roman"/>
+                <w:noProof/>
                 <w:sz w:val="28"/>
                 <w:szCs w:val="28"/>
               </w:rPr>
@@ -2124,7 +2847,7 @@
                           <pic:cNvPicPr/>
                         </pic:nvPicPr>
                         <pic:blipFill>
-                          <a:blip r:embed="rId17"/>
+                          <a:blip r:embed="rId18"/>
                           <a:stretch>
                             <a:fillRect/>
                           </a:stretch>
@@ -2177,7 +2900,6 @@
                 <w:lang w:val="en-US"/>
               </w:rPr>
             </w:pPr>
-            <w:proofErr w:type="spellStart"/>
             <w:r>
               <w:rPr>
                 <w:rFonts w:ascii="Times New Roman" w:hAnsi="Times New Roman" w:cs="Times New Roman"/>
@@ -2187,22 +2909,22 @@
               </w:rPr>
               <w:t>AddRoundKey</w:t>
             </w:r>
-            <w:proofErr w:type="spellEnd"/>
-          </w:p>
-          <w:p>
-            <w:pPr>
-              <w:spacing w:line="360" w:lineRule="auto"/>
-              <w:jc w:val="center"/>
-              <w:rPr>
-                <w:rFonts w:ascii="Times New Roman" w:hAnsi="Times New Roman" w:cs="Times New Roman"/>
-                <w:sz w:val="28"/>
-                <w:szCs w:val="28"/>
-                <w:lang w:val="en-US"/>
-              </w:rPr>
-            </w:pPr>
-            <w:r>
-              <w:rPr>
-                <w:rFonts w:ascii="Times New Roman" w:hAnsi="Times New Roman" w:cs="Times New Roman"/>
+          </w:p>
+          <w:p>
+            <w:pPr>
+              <w:spacing w:line="360" w:lineRule="auto"/>
+              <w:jc w:val="center"/>
+              <w:rPr>
+                <w:rFonts w:ascii="Times New Roman" w:hAnsi="Times New Roman" w:cs="Times New Roman"/>
+                <w:sz w:val="28"/>
+                <w:szCs w:val="28"/>
+                <w:lang w:val="en-US"/>
+              </w:rPr>
+            </w:pPr>
+            <w:r>
+              <w:rPr>
+                <w:rFonts w:ascii="Times New Roman" w:hAnsi="Times New Roman" w:cs="Times New Roman"/>
+                <w:noProof/>
                 <w:sz w:val="28"/>
                 <w:szCs w:val="28"/>
                 <w:lang w:val="en-US"/>
@@ -2223,7 +2945,7 @@
                           <pic:cNvPicPr/>
                         </pic:nvPicPr>
                         <pic:blipFill>
-                          <a:blip r:embed="rId18"/>
+                          <a:blip r:embed="rId19"/>
                           <a:stretch>
                             <a:fillRect/>
                           </a:stretch>
@@ -2281,7 +3003,6 @@
                 <w:lang w:val="en-US"/>
               </w:rPr>
             </w:pPr>
-            <w:proofErr w:type="spellStart"/>
             <w:r>
               <w:rPr>
                 <w:rFonts w:ascii="Times New Roman" w:hAnsi="Times New Roman" w:cs="Times New Roman"/>
@@ -2292,21 +3013,21 @@
               <w:lastRenderedPageBreak/>
               <w:t>ByteSub</w:t>
             </w:r>
-            <w:proofErr w:type="spellEnd"/>
-          </w:p>
-          <w:p>
-            <w:pPr>
-              <w:spacing w:line="360" w:lineRule="auto"/>
-              <w:jc w:val="center"/>
-              <w:rPr>
-                <w:rFonts w:ascii="Times New Roman" w:hAnsi="Times New Roman" w:cs="Times New Roman"/>
-                <w:sz w:val="28"/>
-                <w:szCs w:val="28"/>
-              </w:rPr>
-            </w:pPr>
-            <w:r>
-              <w:rPr>
-                <w:rFonts w:ascii="Times New Roman" w:hAnsi="Times New Roman" w:cs="Times New Roman"/>
+          </w:p>
+          <w:p>
+            <w:pPr>
+              <w:spacing w:line="360" w:lineRule="auto"/>
+              <w:jc w:val="center"/>
+              <w:rPr>
+                <w:rFonts w:ascii="Times New Roman" w:hAnsi="Times New Roman" w:cs="Times New Roman"/>
+                <w:sz w:val="28"/>
+                <w:szCs w:val="28"/>
+              </w:rPr>
+            </w:pPr>
+            <w:r>
+              <w:rPr>
+                <w:rFonts w:ascii="Times New Roman" w:hAnsi="Times New Roman" w:cs="Times New Roman"/>
+                <w:noProof/>
                 <w:sz w:val="28"/>
                 <w:szCs w:val="28"/>
               </w:rPr>
@@ -2326,7 +3047,7 @@
                           <pic:cNvPicPr/>
                         </pic:nvPicPr>
                         <pic:blipFill>
-                          <a:blip r:embed="rId19"/>
+                          <a:blip r:embed="rId20"/>
                           <a:stretch>
                             <a:fillRect/>
                           </a:stretch>
@@ -2379,7 +3100,6 @@
                 <w:lang w:val="en-US"/>
               </w:rPr>
             </w:pPr>
-            <w:proofErr w:type="spellStart"/>
             <w:r>
               <w:rPr>
                 <w:rFonts w:ascii="Times New Roman" w:hAnsi="Times New Roman" w:cs="Times New Roman"/>
@@ -2389,21 +3109,21 @@
               </w:rPr>
               <w:t>ShiftRow</w:t>
             </w:r>
-            <w:proofErr w:type="spellEnd"/>
-          </w:p>
-          <w:p>
-            <w:pPr>
-              <w:spacing w:line="360" w:lineRule="auto"/>
-              <w:jc w:val="center"/>
-              <w:rPr>
-                <w:rFonts w:ascii="Times New Roman" w:hAnsi="Times New Roman" w:cs="Times New Roman"/>
-                <w:sz w:val="28"/>
-                <w:szCs w:val="28"/>
-              </w:rPr>
-            </w:pPr>
-            <w:r>
-              <w:rPr>
-                <w:rFonts w:ascii="Times New Roman" w:hAnsi="Times New Roman" w:cs="Times New Roman"/>
+          </w:p>
+          <w:p>
+            <w:pPr>
+              <w:spacing w:line="360" w:lineRule="auto"/>
+              <w:jc w:val="center"/>
+              <w:rPr>
+                <w:rFonts w:ascii="Times New Roman" w:hAnsi="Times New Roman" w:cs="Times New Roman"/>
+                <w:sz w:val="28"/>
+                <w:szCs w:val="28"/>
+              </w:rPr>
+            </w:pPr>
+            <w:r>
+              <w:rPr>
+                <w:rFonts w:ascii="Times New Roman" w:hAnsi="Times New Roman" w:cs="Times New Roman"/>
+                <w:noProof/>
                 <w:sz w:val="28"/>
                 <w:szCs w:val="28"/>
               </w:rPr>
@@ -2423,7 +3143,7 @@
                           <pic:cNvPicPr/>
                         </pic:nvPicPr>
                         <pic:blipFill>
-                          <a:blip r:embed="rId20"/>
+                          <a:blip r:embed="rId21"/>
                           <a:stretch>
                             <a:fillRect/>
                           </a:stretch>
@@ -2476,7 +3196,6 @@
                 <w:lang w:val="en-US"/>
               </w:rPr>
             </w:pPr>
-            <w:proofErr w:type="spellStart"/>
             <w:r>
               <w:rPr>
                 <w:rFonts w:ascii="Times New Roman" w:hAnsi="Times New Roman" w:cs="Times New Roman"/>
@@ -2486,21 +3205,21 @@
               </w:rPr>
               <w:t>MixColumn</w:t>
             </w:r>
-            <w:proofErr w:type="spellEnd"/>
-          </w:p>
-          <w:p>
-            <w:pPr>
-              <w:spacing w:line="360" w:lineRule="auto"/>
-              <w:jc w:val="center"/>
-              <w:rPr>
-                <w:rFonts w:ascii="Times New Roman" w:hAnsi="Times New Roman" w:cs="Times New Roman"/>
-                <w:sz w:val="28"/>
-                <w:szCs w:val="28"/>
-              </w:rPr>
-            </w:pPr>
-            <w:r>
-              <w:rPr>
-                <w:rFonts w:ascii="Times New Roman" w:hAnsi="Times New Roman" w:cs="Times New Roman"/>
+          </w:p>
+          <w:p>
+            <w:pPr>
+              <w:spacing w:line="360" w:lineRule="auto"/>
+              <w:jc w:val="center"/>
+              <w:rPr>
+                <w:rFonts w:ascii="Times New Roman" w:hAnsi="Times New Roman" w:cs="Times New Roman"/>
+                <w:sz w:val="28"/>
+                <w:szCs w:val="28"/>
+              </w:rPr>
+            </w:pPr>
+            <w:r>
+              <w:rPr>
+                <w:rFonts w:ascii="Times New Roman" w:hAnsi="Times New Roman" w:cs="Times New Roman"/>
+                <w:noProof/>
                 <w:sz w:val="28"/>
                 <w:szCs w:val="28"/>
               </w:rPr>
@@ -2521,7 +3240,7 @@
                           <pic:cNvPicPr/>
                         </pic:nvPicPr>
                         <pic:blipFill>
-                          <a:blip r:embed="rId21"/>
+                          <a:blip r:embed="rId22"/>
                           <a:stretch>
                             <a:fillRect/>
                           </a:stretch>
@@ -2574,7 +3293,6 @@
                 <w:lang w:val="en-US"/>
               </w:rPr>
             </w:pPr>
-            <w:proofErr w:type="spellStart"/>
             <w:r>
               <w:rPr>
                 <w:rFonts w:ascii="Times New Roman" w:hAnsi="Times New Roman" w:cs="Times New Roman"/>
@@ -2584,21 +3302,21 @@
               </w:rPr>
               <w:t>AddRoundKey</w:t>
             </w:r>
-            <w:proofErr w:type="spellEnd"/>
-          </w:p>
-          <w:p>
-            <w:pPr>
-              <w:spacing w:line="360" w:lineRule="auto"/>
-              <w:jc w:val="center"/>
-              <w:rPr>
-                <w:rFonts w:ascii="Times New Roman" w:hAnsi="Times New Roman" w:cs="Times New Roman"/>
-                <w:sz w:val="28"/>
-                <w:szCs w:val="28"/>
-              </w:rPr>
-            </w:pPr>
-            <w:r>
-              <w:rPr>
-                <w:rFonts w:ascii="Times New Roman" w:hAnsi="Times New Roman" w:cs="Times New Roman"/>
+          </w:p>
+          <w:p>
+            <w:pPr>
+              <w:spacing w:line="360" w:lineRule="auto"/>
+              <w:jc w:val="center"/>
+              <w:rPr>
+                <w:rFonts w:ascii="Times New Roman" w:hAnsi="Times New Roman" w:cs="Times New Roman"/>
+                <w:sz w:val="28"/>
+                <w:szCs w:val="28"/>
+              </w:rPr>
+            </w:pPr>
+            <w:r>
+              <w:rPr>
+                <w:rFonts w:ascii="Times New Roman" w:hAnsi="Times New Roman" w:cs="Times New Roman"/>
+                <w:noProof/>
                 <w:sz w:val="28"/>
                 <w:szCs w:val="28"/>
               </w:rPr>
@@ -2618,7 +3336,7 @@
                           <pic:cNvPicPr/>
                         </pic:nvPicPr>
                         <pic:blipFill>
-                          <a:blip r:embed="rId22"/>
+                          <a:blip r:embed="rId23"/>
                           <a:stretch>
                             <a:fillRect/>
                           </a:stretch>
@@ -2697,15 +3415,7 @@
                 <w:szCs w:val="28"/>
               </w:rPr>
               <w:lastRenderedPageBreak/>
-              <w:t xml:space="preserve">Раунд </w:t>
-            </w:r>
-            <w:r>
-              <w:rPr>
-                <w:rFonts w:ascii="Times New Roman" w:hAnsi="Times New Roman" w:cs="Times New Roman"/>
-                <w:sz w:val="28"/>
-                <w:szCs w:val="28"/>
-              </w:rPr>
-              <w:t>5</w:t>
+              <w:t>Раунд 5</w:t>
             </w:r>
           </w:p>
         </w:tc>
@@ -2730,15 +3440,7 @@
                 <w:sz w:val="28"/>
                 <w:szCs w:val="28"/>
               </w:rPr>
-              <w:t xml:space="preserve">Раунд </w:t>
-            </w:r>
-            <w:r>
-              <w:rPr>
-                <w:rFonts w:ascii="Times New Roman" w:hAnsi="Times New Roman" w:cs="Times New Roman"/>
-                <w:sz w:val="28"/>
-                <w:szCs w:val="28"/>
-              </w:rPr>
-              <w:t>6</w:t>
+              <w:t>Раунд 6</w:t>
             </w:r>
           </w:p>
         </w:tc>
@@ -2759,7 +3461,6 @@
                 <w:lang w:val="en-US"/>
               </w:rPr>
             </w:pPr>
-            <w:proofErr w:type="spellStart"/>
             <w:r>
               <w:rPr>
                 <w:rFonts w:ascii="Times New Roman" w:hAnsi="Times New Roman" w:cs="Times New Roman"/>
@@ -2769,21 +3470,21 @@
               </w:rPr>
               <w:t>ByteSub</w:t>
             </w:r>
-            <w:proofErr w:type="spellEnd"/>
-          </w:p>
-          <w:p>
-            <w:pPr>
-              <w:spacing w:line="360" w:lineRule="auto"/>
-              <w:jc w:val="center"/>
-              <w:rPr>
-                <w:rFonts w:ascii="Times New Roman" w:hAnsi="Times New Roman" w:cs="Times New Roman"/>
-                <w:sz w:val="28"/>
-                <w:szCs w:val="28"/>
-              </w:rPr>
-            </w:pPr>
-            <w:r>
-              <w:rPr>
-                <w:rFonts w:ascii="Times New Roman" w:hAnsi="Times New Roman" w:cs="Times New Roman"/>
+          </w:p>
+          <w:p>
+            <w:pPr>
+              <w:spacing w:line="360" w:lineRule="auto"/>
+              <w:jc w:val="center"/>
+              <w:rPr>
+                <w:rFonts w:ascii="Times New Roman" w:hAnsi="Times New Roman" w:cs="Times New Roman"/>
+                <w:sz w:val="28"/>
+                <w:szCs w:val="28"/>
+              </w:rPr>
+            </w:pPr>
+            <w:r>
+              <w:rPr>
+                <w:rFonts w:ascii="Times New Roman" w:hAnsi="Times New Roman" w:cs="Times New Roman"/>
+                <w:noProof/>
                 <w:sz w:val="28"/>
                 <w:szCs w:val="28"/>
               </w:rPr>
@@ -2803,7 +3504,7 @@
                           <pic:cNvPicPr/>
                         </pic:nvPicPr>
                         <pic:blipFill>
-                          <a:blip r:embed="rId23"/>
+                          <a:blip r:embed="rId24"/>
                           <a:stretch>
                             <a:fillRect/>
                           </a:stretch>
@@ -2856,7 +3557,6 @@
                 <w:lang w:val="en-US"/>
               </w:rPr>
             </w:pPr>
-            <w:proofErr w:type="spellStart"/>
             <w:r>
               <w:rPr>
                 <w:rFonts w:ascii="Times New Roman" w:hAnsi="Times New Roman" w:cs="Times New Roman"/>
@@ -2867,21 +3567,21 @@
               <w:lastRenderedPageBreak/>
               <w:t>ShiftRow</w:t>
             </w:r>
-            <w:proofErr w:type="spellEnd"/>
-          </w:p>
-          <w:p>
-            <w:pPr>
-              <w:spacing w:line="360" w:lineRule="auto"/>
-              <w:jc w:val="center"/>
-              <w:rPr>
-                <w:rFonts w:ascii="Times New Roman" w:hAnsi="Times New Roman" w:cs="Times New Roman"/>
-                <w:sz w:val="28"/>
-                <w:szCs w:val="28"/>
-              </w:rPr>
-            </w:pPr>
-            <w:r>
-              <w:rPr>
-                <w:rFonts w:ascii="Times New Roman" w:hAnsi="Times New Roman" w:cs="Times New Roman"/>
+          </w:p>
+          <w:p>
+            <w:pPr>
+              <w:spacing w:line="360" w:lineRule="auto"/>
+              <w:jc w:val="center"/>
+              <w:rPr>
+                <w:rFonts w:ascii="Times New Roman" w:hAnsi="Times New Roman" w:cs="Times New Roman"/>
+                <w:sz w:val="28"/>
+                <w:szCs w:val="28"/>
+              </w:rPr>
+            </w:pPr>
+            <w:r>
+              <w:rPr>
+                <w:rFonts w:ascii="Times New Roman" w:hAnsi="Times New Roman" w:cs="Times New Roman"/>
+                <w:noProof/>
                 <w:sz w:val="28"/>
                 <w:szCs w:val="28"/>
               </w:rPr>
@@ -2901,7 +3601,7 @@
                           <pic:cNvPicPr/>
                         </pic:nvPicPr>
                         <pic:blipFill>
-                          <a:blip r:embed="rId24"/>
+                          <a:blip r:embed="rId25"/>
                           <a:stretch>
                             <a:fillRect/>
                           </a:stretch>
@@ -2954,7 +3654,6 @@
                 <w:lang w:val="en-US"/>
               </w:rPr>
             </w:pPr>
-            <w:proofErr w:type="spellStart"/>
             <w:r>
               <w:rPr>
                 <w:rFonts w:ascii="Times New Roman" w:hAnsi="Times New Roman" w:cs="Times New Roman"/>
@@ -2964,21 +3663,21 @@
               </w:rPr>
               <w:t>MixColumn</w:t>
             </w:r>
-            <w:proofErr w:type="spellEnd"/>
-          </w:p>
-          <w:p>
-            <w:pPr>
-              <w:spacing w:line="360" w:lineRule="auto"/>
-              <w:jc w:val="center"/>
-              <w:rPr>
-                <w:rFonts w:ascii="Times New Roman" w:hAnsi="Times New Roman" w:cs="Times New Roman"/>
-                <w:sz w:val="28"/>
-                <w:szCs w:val="28"/>
-              </w:rPr>
-            </w:pPr>
-            <w:r>
-              <w:rPr>
-                <w:rFonts w:ascii="Times New Roman" w:hAnsi="Times New Roman" w:cs="Times New Roman"/>
+          </w:p>
+          <w:p>
+            <w:pPr>
+              <w:spacing w:line="360" w:lineRule="auto"/>
+              <w:jc w:val="center"/>
+              <w:rPr>
+                <w:rFonts w:ascii="Times New Roman" w:hAnsi="Times New Roman" w:cs="Times New Roman"/>
+                <w:sz w:val="28"/>
+                <w:szCs w:val="28"/>
+              </w:rPr>
+            </w:pPr>
+            <w:r>
+              <w:rPr>
+                <w:rFonts w:ascii="Times New Roman" w:hAnsi="Times New Roman" w:cs="Times New Roman"/>
+                <w:noProof/>
                 <w:sz w:val="28"/>
                 <w:szCs w:val="28"/>
               </w:rPr>
@@ -2998,7 +3697,7 @@
                           <pic:cNvPicPr/>
                         </pic:nvPicPr>
                         <pic:blipFill>
-                          <a:blip r:embed="rId25"/>
+                          <a:blip r:embed="rId26"/>
                           <a:stretch>
                             <a:fillRect/>
                           </a:stretch>
@@ -3051,7 +3750,6 @@
                 <w:lang w:val="en-US"/>
               </w:rPr>
             </w:pPr>
-            <w:proofErr w:type="spellStart"/>
             <w:r>
               <w:rPr>
                 <w:rFonts w:ascii="Times New Roman" w:hAnsi="Times New Roman" w:cs="Times New Roman"/>
@@ -3061,21 +3759,21 @@
               </w:rPr>
               <w:t>AddRoundKey</w:t>
             </w:r>
-            <w:proofErr w:type="spellEnd"/>
-          </w:p>
-          <w:p>
-            <w:pPr>
-              <w:spacing w:line="360" w:lineRule="auto"/>
-              <w:jc w:val="center"/>
-              <w:rPr>
-                <w:rFonts w:ascii="Times New Roman" w:hAnsi="Times New Roman" w:cs="Times New Roman"/>
-                <w:sz w:val="28"/>
-                <w:szCs w:val="28"/>
-              </w:rPr>
-            </w:pPr>
-            <w:r>
-              <w:rPr>
-                <w:rFonts w:ascii="Times New Roman" w:hAnsi="Times New Roman" w:cs="Times New Roman"/>
+          </w:p>
+          <w:p>
+            <w:pPr>
+              <w:spacing w:line="360" w:lineRule="auto"/>
+              <w:jc w:val="center"/>
+              <w:rPr>
+                <w:rFonts w:ascii="Times New Roman" w:hAnsi="Times New Roman" w:cs="Times New Roman"/>
+                <w:sz w:val="28"/>
+                <w:szCs w:val="28"/>
+              </w:rPr>
+            </w:pPr>
+            <w:r>
+              <w:rPr>
+                <w:rFonts w:ascii="Times New Roman" w:hAnsi="Times New Roman" w:cs="Times New Roman"/>
+                <w:noProof/>
                 <w:sz w:val="28"/>
                 <w:szCs w:val="28"/>
               </w:rPr>
@@ -3095,7 +3793,7 @@
                           <pic:cNvPicPr/>
                         </pic:nvPicPr>
                         <pic:blipFill>
-                          <a:blip r:embed="rId26"/>
+                          <a:blip r:embed="rId27"/>
                           <a:stretch>
                             <a:fillRect/>
                           </a:stretch>
@@ -3153,7 +3851,6 @@
                 <w:lang w:val="en-US"/>
               </w:rPr>
             </w:pPr>
-            <w:proofErr w:type="spellStart"/>
             <w:r>
               <w:rPr>
                 <w:rFonts w:ascii="Times New Roman" w:hAnsi="Times New Roman" w:cs="Times New Roman"/>
@@ -3164,21 +3861,21 @@
               <w:lastRenderedPageBreak/>
               <w:t>ByteSub</w:t>
             </w:r>
-            <w:proofErr w:type="spellEnd"/>
-          </w:p>
-          <w:p>
-            <w:pPr>
-              <w:spacing w:line="360" w:lineRule="auto"/>
-              <w:jc w:val="center"/>
-              <w:rPr>
-                <w:rFonts w:ascii="Times New Roman" w:hAnsi="Times New Roman" w:cs="Times New Roman"/>
-                <w:sz w:val="28"/>
-                <w:szCs w:val="28"/>
-              </w:rPr>
-            </w:pPr>
-            <w:r>
-              <w:rPr>
-                <w:rFonts w:ascii="Times New Roman" w:hAnsi="Times New Roman" w:cs="Times New Roman"/>
+          </w:p>
+          <w:p>
+            <w:pPr>
+              <w:spacing w:line="360" w:lineRule="auto"/>
+              <w:jc w:val="center"/>
+              <w:rPr>
+                <w:rFonts w:ascii="Times New Roman" w:hAnsi="Times New Roman" w:cs="Times New Roman"/>
+                <w:sz w:val="28"/>
+                <w:szCs w:val="28"/>
+              </w:rPr>
+            </w:pPr>
+            <w:r>
+              <w:rPr>
+                <w:rFonts w:ascii="Times New Roman" w:hAnsi="Times New Roman" w:cs="Times New Roman"/>
+                <w:noProof/>
                 <w:sz w:val="28"/>
                 <w:szCs w:val="28"/>
               </w:rPr>
@@ -3198,7 +3895,7 @@
                           <pic:cNvPicPr/>
                         </pic:nvPicPr>
                         <pic:blipFill>
-                          <a:blip r:embed="rId27"/>
+                          <a:blip r:embed="rId28"/>
                           <a:stretch>
                             <a:fillRect/>
                           </a:stretch>
@@ -3251,7 +3948,6 @@
                 <w:lang w:val="en-US"/>
               </w:rPr>
             </w:pPr>
-            <w:proofErr w:type="spellStart"/>
             <w:r>
               <w:rPr>
                 <w:rFonts w:ascii="Times New Roman" w:hAnsi="Times New Roman" w:cs="Times New Roman"/>
@@ -3262,21 +3958,21 @@
               <w:lastRenderedPageBreak/>
               <w:t>ShiftRow</w:t>
             </w:r>
-            <w:proofErr w:type="spellEnd"/>
-          </w:p>
-          <w:p>
-            <w:pPr>
-              <w:spacing w:line="360" w:lineRule="auto"/>
-              <w:jc w:val="center"/>
-              <w:rPr>
-                <w:rFonts w:ascii="Times New Roman" w:hAnsi="Times New Roman" w:cs="Times New Roman"/>
-                <w:sz w:val="28"/>
-                <w:szCs w:val="28"/>
-              </w:rPr>
-            </w:pPr>
-            <w:r>
-              <w:rPr>
-                <w:rFonts w:ascii="Times New Roman" w:hAnsi="Times New Roman" w:cs="Times New Roman"/>
+          </w:p>
+          <w:p>
+            <w:pPr>
+              <w:spacing w:line="360" w:lineRule="auto"/>
+              <w:jc w:val="center"/>
+              <w:rPr>
+                <w:rFonts w:ascii="Times New Roman" w:hAnsi="Times New Roman" w:cs="Times New Roman"/>
+                <w:sz w:val="28"/>
+                <w:szCs w:val="28"/>
+              </w:rPr>
+            </w:pPr>
+            <w:r>
+              <w:rPr>
+                <w:rFonts w:ascii="Times New Roman" w:hAnsi="Times New Roman" w:cs="Times New Roman"/>
+                <w:noProof/>
                 <w:sz w:val="28"/>
                 <w:szCs w:val="28"/>
               </w:rPr>
@@ -3296,7 +3992,7 @@
                           <pic:cNvPicPr/>
                         </pic:nvPicPr>
                         <pic:blipFill>
-                          <a:blip r:embed="rId28"/>
+                          <a:blip r:embed="rId29"/>
                           <a:stretch>
                             <a:fillRect/>
                           </a:stretch>
@@ -3349,7 +4045,6 @@
                 <w:lang w:val="en-US"/>
               </w:rPr>
             </w:pPr>
-            <w:proofErr w:type="spellStart"/>
             <w:r>
               <w:rPr>
                 <w:rFonts w:ascii="Times New Roman" w:hAnsi="Times New Roman" w:cs="Times New Roman"/>
@@ -3359,21 +4054,21 @@
               </w:rPr>
               <w:t>MixColumn</w:t>
             </w:r>
-            <w:proofErr w:type="spellEnd"/>
-          </w:p>
-          <w:p>
-            <w:pPr>
-              <w:spacing w:line="360" w:lineRule="auto"/>
-              <w:jc w:val="center"/>
-              <w:rPr>
-                <w:rFonts w:ascii="Times New Roman" w:hAnsi="Times New Roman" w:cs="Times New Roman"/>
-                <w:sz w:val="28"/>
-                <w:szCs w:val="28"/>
-              </w:rPr>
-            </w:pPr>
-            <w:r>
-              <w:rPr>
-                <w:rFonts w:ascii="Times New Roman" w:hAnsi="Times New Roman" w:cs="Times New Roman"/>
+          </w:p>
+          <w:p>
+            <w:pPr>
+              <w:spacing w:line="360" w:lineRule="auto"/>
+              <w:jc w:val="center"/>
+              <w:rPr>
+                <w:rFonts w:ascii="Times New Roman" w:hAnsi="Times New Roman" w:cs="Times New Roman"/>
+                <w:sz w:val="28"/>
+                <w:szCs w:val="28"/>
+              </w:rPr>
+            </w:pPr>
+            <w:r>
+              <w:rPr>
+                <w:rFonts w:ascii="Times New Roman" w:hAnsi="Times New Roman" w:cs="Times New Roman"/>
+                <w:noProof/>
                 <w:sz w:val="28"/>
                 <w:szCs w:val="28"/>
               </w:rPr>
@@ -3393,7 +4088,7 @@
                           <pic:cNvPicPr/>
                         </pic:nvPicPr>
                         <pic:blipFill>
-                          <a:blip r:embed="rId29"/>
+                          <a:blip r:embed="rId30"/>
                           <a:stretch>
                             <a:fillRect/>
                           </a:stretch>
@@ -3446,7 +4141,6 @@
                 <w:lang w:val="en-US"/>
               </w:rPr>
             </w:pPr>
-            <w:proofErr w:type="spellStart"/>
             <w:r>
               <w:rPr>
                 <w:rFonts w:ascii="Times New Roman" w:hAnsi="Times New Roman" w:cs="Times New Roman"/>
@@ -3456,21 +4150,21 @@
               </w:rPr>
               <w:t>AddRoundKey</w:t>
             </w:r>
-            <w:proofErr w:type="spellEnd"/>
-          </w:p>
-          <w:p>
-            <w:pPr>
-              <w:spacing w:line="360" w:lineRule="auto"/>
-              <w:jc w:val="center"/>
-              <w:rPr>
-                <w:rFonts w:ascii="Times New Roman" w:hAnsi="Times New Roman" w:cs="Times New Roman"/>
-                <w:sz w:val="28"/>
-                <w:szCs w:val="28"/>
-              </w:rPr>
-            </w:pPr>
-            <w:r>
-              <w:rPr>
-                <w:rFonts w:ascii="Times New Roman" w:hAnsi="Times New Roman" w:cs="Times New Roman"/>
+          </w:p>
+          <w:p>
+            <w:pPr>
+              <w:spacing w:line="360" w:lineRule="auto"/>
+              <w:jc w:val="center"/>
+              <w:rPr>
+                <w:rFonts w:ascii="Times New Roman" w:hAnsi="Times New Roman" w:cs="Times New Roman"/>
+                <w:sz w:val="28"/>
+                <w:szCs w:val="28"/>
+              </w:rPr>
+            </w:pPr>
+            <w:r>
+              <w:rPr>
+                <w:rFonts w:ascii="Times New Roman" w:hAnsi="Times New Roman" w:cs="Times New Roman"/>
+                <w:noProof/>
                 <w:sz w:val="28"/>
                 <w:szCs w:val="28"/>
               </w:rPr>
@@ -3490,7 +4184,7 @@
                           <pic:cNvPicPr/>
                         </pic:nvPicPr>
                         <pic:blipFill>
-                          <a:blip r:embed="rId30"/>
+                          <a:blip r:embed="rId31"/>
                           <a:stretch>
                             <a:fillRect/>
                           </a:stretch>
@@ -3519,6 +4213,7 @@
                 <w:rFonts w:ascii="Times New Roman" w:hAnsi="Times New Roman" w:cs="Times New Roman"/>
                 <w:sz w:val="28"/>
                 <w:szCs w:val="28"/>
+                <w:lang w:val="en-US"/>
               </w:rPr>
             </w:pPr>
             <w:r>
@@ -3539,6 +4234,7 @@
                 <w:rFonts w:ascii="Times New Roman" w:hAnsi="Times New Roman" w:cs="Times New Roman"/>
                 <w:sz w:val="28"/>
                 <w:szCs w:val="28"/>
+                <w:lang w:val="en-US"/>
               </w:rPr>
             </w:pPr>
           </w:p>
@@ -3567,15 +4263,7 @@
                 <w:szCs w:val="28"/>
               </w:rPr>
               <w:lastRenderedPageBreak/>
-              <w:t xml:space="preserve">Раунд </w:t>
-            </w:r>
-            <w:r>
-              <w:rPr>
-                <w:rFonts w:ascii="Times New Roman" w:hAnsi="Times New Roman" w:cs="Times New Roman"/>
-                <w:sz w:val="28"/>
-                <w:szCs w:val="28"/>
-              </w:rPr>
-              <w:t>7</w:t>
+              <w:t>Раунд 7</w:t>
             </w:r>
           </w:p>
         </w:tc>
@@ -3600,15 +4288,7 @@
                 <w:sz w:val="28"/>
                 <w:szCs w:val="28"/>
               </w:rPr>
-              <w:t xml:space="preserve">Раунд </w:t>
-            </w:r>
-            <w:r>
-              <w:rPr>
-                <w:rFonts w:ascii="Times New Roman" w:hAnsi="Times New Roman" w:cs="Times New Roman"/>
-                <w:sz w:val="28"/>
-                <w:szCs w:val="28"/>
-              </w:rPr>
-              <w:t>8</w:t>
+              <w:t>Раунд 8</w:t>
             </w:r>
           </w:p>
         </w:tc>
@@ -3629,7 +4309,6 @@
                 <w:lang w:val="en-US"/>
               </w:rPr>
             </w:pPr>
-            <w:proofErr w:type="spellStart"/>
             <w:r>
               <w:rPr>
                 <w:rFonts w:ascii="Times New Roman" w:hAnsi="Times New Roman" w:cs="Times New Roman"/>
@@ -3639,21 +4318,21 @@
               </w:rPr>
               <w:t>ByteSub</w:t>
             </w:r>
-            <w:proofErr w:type="spellEnd"/>
-          </w:p>
-          <w:p>
-            <w:pPr>
-              <w:spacing w:line="360" w:lineRule="auto"/>
-              <w:jc w:val="center"/>
-              <w:rPr>
-                <w:rFonts w:ascii="Times New Roman" w:hAnsi="Times New Roman" w:cs="Times New Roman"/>
-                <w:sz w:val="28"/>
-                <w:szCs w:val="28"/>
-              </w:rPr>
-            </w:pPr>
-            <w:r>
-              <w:rPr>
-                <w:rFonts w:ascii="Times New Roman" w:hAnsi="Times New Roman" w:cs="Times New Roman"/>
+          </w:p>
+          <w:p>
+            <w:pPr>
+              <w:spacing w:line="360" w:lineRule="auto"/>
+              <w:jc w:val="center"/>
+              <w:rPr>
+                <w:rFonts w:ascii="Times New Roman" w:hAnsi="Times New Roman" w:cs="Times New Roman"/>
+                <w:sz w:val="28"/>
+                <w:szCs w:val="28"/>
+              </w:rPr>
+            </w:pPr>
+            <w:r>
+              <w:rPr>
+                <w:rFonts w:ascii="Times New Roman" w:hAnsi="Times New Roman" w:cs="Times New Roman"/>
+                <w:noProof/>
                 <w:sz w:val="28"/>
                 <w:szCs w:val="28"/>
               </w:rPr>
@@ -3673,7 +4352,7 @@
                           <pic:cNvPicPr/>
                         </pic:nvPicPr>
                         <pic:blipFill>
-                          <a:blip r:embed="rId31"/>
+                          <a:blip r:embed="rId32"/>
                           <a:stretch>
                             <a:fillRect/>
                           </a:stretch>
@@ -3726,7 +4405,6 @@
                 <w:lang w:val="en-US"/>
               </w:rPr>
             </w:pPr>
-            <w:proofErr w:type="spellStart"/>
             <w:r>
               <w:rPr>
                 <w:rFonts w:ascii="Times New Roman" w:hAnsi="Times New Roman" w:cs="Times New Roman"/>
@@ -3736,21 +4414,21 @@
               </w:rPr>
               <w:t>ShiftRow</w:t>
             </w:r>
-            <w:proofErr w:type="spellEnd"/>
-          </w:p>
-          <w:p>
-            <w:pPr>
-              <w:spacing w:line="360" w:lineRule="auto"/>
-              <w:jc w:val="center"/>
-              <w:rPr>
-                <w:rFonts w:ascii="Times New Roman" w:hAnsi="Times New Roman" w:cs="Times New Roman"/>
-                <w:sz w:val="28"/>
-                <w:szCs w:val="28"/>
-              </w:rPr>
-            </w:pPr>
-            <w:r>
-              <w:rPr>
-                <w:rFonts w:ascii="Times New Roman" w:hAnsi="Times New Roman" w:cs="Times New Roman"/>
+          </w:p>
+          <w:p>
+            <w:pPr>
+              <w:spacing w:line="360" w:lineRule="auto"/>
+              <w:jc w:val="center"/>
+              <w:rPr>
+                <w:rFonts w:ascii="Times New Roman" w:hAnsi="Times New Roman" w:cs="Times New Roman"/>
+                <w:sz w:val="28"/>
+                <w:szCs w:val="28"/>
+              </w:rPr>
+            </w:pPr>
+            <w:r>
+              <w:rPr>
+                <w:rFonts w:ascii="Times New Roman" w:hAnsi="Times New Roman" w:cs="Times New Roman"/>
+                <w:noProof/>
                 <w:sz w:val="28"/>
                 <w:szCs w:val="28"/>
               </w:rPr>
@@ -3770,7 +4448,7 @@
                           <pic:cNvPicPr/>
                         </pic:nvPicPr>
                         <pic:blipFill>
-                          <a:blip r:embed="rId32"/>
+                          <a:blip r:embed="rId33"/>
                           <a:stretch>
                             <a:fillRect/>
                           </a:stretch>
@@ -3823,7 +4501,6 @@
                 <w:lang w:val="en-US"/>
               </w:rPr>
             </w:pPr>
-            <w:proofErr w:type="spellStart"/>
             <w:r>
               <w:rPr>
                 <w:rFonts w:ascii="Times New Roman" w:hAnsi="Times New Roman" w:cs="Times New Roman"/>
@@ -3833,21 +4510,21 @@
               </w:rPr>
               <w:t>MixColumn</w:t>
             </w:r>
-            <w:proofErr w:type="spellEnd"/>
-          </w:p>
-          <w:p>
-            <w:pPr>
-              <w:spacing w:line="360" w:lineRule="auto"/>
-              <w:jc w:val="center"/>
-              <w:rPr>
-                <w:rFonts w:ascii="Times New Roman" w:hAnsi="Times New Roman" w:cs="Times New Roman"/>
-                <w:sz w:val="28"/>
-                <w:szCs w:val="28"/>
-              </w:rPr>
-            </w:pPr>
-            <w:r>
-              <w:rPr>
-                <w:rFonts w:ascii="Times New Roman" w:hAnsi="Times New Roman" w:cs="Times New Roman"/>
+          </w:p>
+          <w:p>
+            <w:pPr>
+              <w:spacing w:line="360" w:lineRule="auto"/>
+              <w:jc w:val="center"/>
+              <w:rPr>
+                <w:rFonts w:ascii="Times New Roman" w:hAnsi="Times New Roman" w:cs="Times New Roman"/>
+                <w:sz w:val="28"/>
+                <w:szCs w:val="28"/>
+              </w:rPr>
+            </w:pPr>
+            <w:r>
+              <w:rPr>
+                <w:rFonts w:ascii="Times New Roman" w:hAnsi="Times New Roman" w:cs="Times New Roman"/>
+                <w:noProof/>
                 <w:sz w:val="28"/>
                 <w:szCs w:val="28"/>
               </w:rPr>
@@ -3868,7 +4545,7 @@
                           <pic:cNvPicPr/>
                         </pic:nvPicPr>
                         <pic:blipFill>
-                          <a:blip r:embed="rId33"/>
+                          <a:blip r:embed="rId34"/>
                           <a:stretch>
                             <a:fillRect/>
                           </a:stretch>
@@ -3921,7 +4598,6 @@
                 <w:lang w:val="en-US"/>
               </w:rPr>
             </w:pPr>
-            <w:proofErr w:type="spellStart"/>
             <w:r>
               <w:rPr>
                 <w:rFonts w:ascii="Times New Roman" w:hAnsi="Times New Roman" w:cs="Times New Roman"/>
@@ -3931,21 +4607,21 @@
               </w:rPr>
               <w:t>AddRoundKey</w:t>
             </w:r>
-            <w:proofErr w:type="spellEnd"/>
-          </w:p>
-          <w:p>
-            <w:pPr>
-              <w:spacing w:line="360" w:lineRule="auto"/>
-              <w:jc w:val="center"/>
-              <w:rPr>
-                <w:rFonts w:ascii="Times New Roman" w:hAnsi="Times New Roman" w:cs="Times New Roman"/>
-                <w:sz w:val="28"/>
-                <w:szCs w:val="28"/>
-              </w:rPr>
-            </w:pPr>
-            <w:r>
-              <w:rPr>
-                <w:rFonts w:ascii="Times New Roman" w:hAnsi="Times New Roman" w:cs="Times New Roman"/>
+          </w:p>
+          <w:p>
+            <w:pPr>
+              <w:spacing w:line="360" w:lineRule="auto"/>
+              <w:jc w:val="center"/>
+              <w:rPr>
+                <w:rFonts w:ascii="Times New Roman" w:hAnsi="Times New Roman" w:cs="Times New Roman"/>
+                <w:sz w:val="28"/>
+                <w:szCs w:val="28"/>
+              </w:rPr>
+            </w:pPr>
+            <w:r>
+              <w:rPr>
+                <w:rFonts w:ascii="Times New Roman" w:hAnsi="Times New Roman" w:cs="Times New Roman"/>
+                <w:noProof/>
                 <w:sz w:val="28"/>
                 <w:szCs w:val="28"/>
               </w:rPr>
@@ -3965,7 +4641,7 @@
                           <pic:cNvPicPr/>
                         </pic:nvPicPr>
                         <pic:blipFill>
-                          <a:blip r:embed="rId34"/>
+                          <a:blip r:embed="rId35"/>
                           <a:stretch>
                             <a:fillRect/>
                           </a:stretch>
@@ -3994,6 +4670,7 @@
                 <w:rFonts w:ascii="Times New Roman" w:hAnsi="Times New Roman" w:cs="Times New Roman"/>
                 <w:sz w:val="28"/>
                 <w:szCs w:val="28"/>
+                <w:lang w:val="en-US"/>
               </w:rPr>
             </w:pPr>
             <w:r>
@@ -4022,7 +4699,6 @@
                 <w:lang w:val="en-US"/>
               </w:rPr>
             </w:pPr>
-            <w:proofErr w:type="spellStart"/>
             <w:r>
               <w:rPr>
                 <w:rFonts w:ascii="Times New Roman" w:hAnsi="Times New Roman" w:cs="Times New Roman"/>
@@ -4033,21 +4709,21 @@
               <w:lastRenderedPageBreak/>
               <w:t>ByteSub</w:t>
             </w:r>
-            <w:proofErr w:type="spellEnd"/>
-          </w:p>
-          <w:p>
-            <w:pPr>
-              <w:spacing w:line="360" w:lineRule="auto"/>
-              <w:jc w:val="center"/>
-              <w:rPr>
-                <w:rFonts w:ascii="Times New Roman" w:hAnsi="Times New Roman" w:cs="Times New Roman"/>
-                <w:sz w:val="28"/>
-                <w:szCs w:val="28"/>
-              </w:rPr>
-            </w:pPr>
-            <w:r>
-              <w:rPr>
-                <w:rFonts w:ascii="Times New Roman" w:hAnsi="Times New Roman" w:cs="Times New Roman"/>
+          </w:p>
+          <w:p>
+            <w:pPr>
+              <w:spacing w:line="360" w:lineRule="auto"/>
+              <w:jc w:val="center"/>
+              <w:rPr>
+                <w:rFonts w:ascii="Times New Roman" w:hAnsi="Times New Roman" w:cs="Times New Roman"/>
+                <w:sz w:val="28"/>
+                <w:szCs w:val="28"/>
+              </w:rPr>
+            </w:pPr>
+            <w:r>
+              <w:rPr>
+                <w:rFonts w:ascii="Times New Roman" w:hAnsi="Times New Roman" w:cs="Times New Roman"/>
+                <w:noProof/>
                 <w:sz w:val="28"/>
                 <w:szCs w:val="28"/>
               </w:rPr>
@@ -4067,7 +4743,7 @@
                           <pic:cNvPicPr/>
                         </pic:nvPicPr>
                         <pic:blipFill>
-                          <a:blip r:embed="rId35"/>
+                          <a:blip r:embed="rId36"/>
                           <a:stretch>
                             <a:fillRect/>
                           </a:stretch>
@@ -4120,7 +4796,6 @@
                 <w:lang w:val="en-US"/>
               </w:rPr>
             </w:pPr>
-            <w:proofErr w:type="spellStart"/>
             <w:r>
               <w:rPr>
                 <w:rFonts w:ascii="Times New Roman" w:hAnsi="Times New Roman" w:cs="Times New Roman"/>
@@ -4130,21 +4805,21 @@
               </w:rPr>
               <w:t>ShiftRow</w:t>
             </w:r>
-            <w:proofErr w:type="spellEnd"/>
-          </w:p>
-          <w:p>
-            <w:pPr>
-              <w:spacing w:line="360" w:lineRule="auto"/>
-              <w:jc w:val="center"/>
-              <w:rPr>
-                <w:rFonts w:ascii="Times New Roman" w:hAnsi="Times New Roman" w:cs="Times New Roman"/>
-                <w:sz w:val="28"/>
-                <w:szCs w:val="28"/>
-              </w:rPr>
-            </w:pPr>
-            <w:r>
-              <w:rPr>
-                <w:rFonts w:ascii="Times New Roman" w:hAnsi="Times New Roman" w:cs="Times New Roman"/>
+          </w:p>
+          <w:p>
+            <w:pPr>
+              <w:spacing w:line="360" w:lineRule="auto"/>
+              <w:jc w:val="center"/>
+              <w:rPr>
+                <w:rFonts w:ascii="Times New Roman" w:hAnsi="Times New Roman" w:cs="Times New Roman"/>
+                <w:sz w:val="28"/>
+                <w:szCs w:val="28"/>
+              </w:rPr>
+            </w:pPr>
+            <w:r>
+              <w:rPr>
+                <w:rFonts w:ascii="Times New Roman" w:hAnsi="Times New Roman" w:cs="Times New Roman"/>
+                <w:noProof/>
                 <w:sz w:val="28"/>
                 <w:szCs w:val="28"/>
               </w:rPr>
@@ -4164,7 +4839,7 @@
                           <pic:cNvPicPr/>
                         </pic:nvPicPr>
                         <pic:blipFill>
-                          <a:blip r:embed="rId36"/>
+                          <a:blip r:embed="rId37"/>
                           <a:stretch>
                             <a:fillRect/>
                           </a:stretch>
@@ -4203,41 +4878,20 @@
                 <w:szCs w:val="28"/>
                 <w:lang w:val="en-US"/>
               </w:rPr>
-              <w:t xml:space="preserve">32 D0 7E C3 </w:t>
-            </w:r>
-            <w:proofErr w:type="spellStart"/>
-            <w:r>
-              <w:rPr>
-                <w:rFonts w:ascii="Times New Roman" w:hAnsi="Times New Roman" w:cs="Times New Roman"/>
-                <w:sz w:val="28"/>
-                <w:szCs w:val="28"/>
-                <w:lang w:val="en-US"/>
-              </w:rPr>
-              <w:t>C3</w:t>
-            </w:r>
-            <w:proofErr w:type="spellEnd"/>
-            <w:r>
-              <w:rPr>
-                <w:rFonts w:ascii="Times New Roman" w:hAnsi="Times New Roman" w:cs="Times New Roman"/>
-                <w:sz w:val="28"/>
-                <w:szCs w:val="28"/>
-                <w:lang w:val="en-US"/>
-              </w:rPr>
-              <w:t xml:space="preserve"> B5 AB D0 CF F5 F1 45 A3 2D 9E 0A</w:t>
-            </w:r>
-          </w:p>
-          <w:p>
-            <w:pPr>
-              <w:spacing w:line="360" w:lineRule="auto"/>
-              <w:jc w:val="center"/>
-              <w:rPr>
-                <w:rFonts w:ascii="Times New Roman" w:hAnsi="Times New Roman" w:cs="Times New Roman"/>
-                <w:sz w:val="28"/>
-                <w:szCs w:val="28"/>
-                <w:lang w:val="en-US"/>
-              </w:rPr>
-            </w:pPr>
-            <w:proofErr w:type="spellStart"/>
+              <w:t>32 D0 7E C3 C3 B5 AB D0 CF F5 F1 45 A3 2D 9E 0A</w:t>
+            </w:r>
+          </w:p>
+          <w:p>
+            <w:pPr>
+              <w:spacing w:line="360" w:lineRule="auto"/>
+              <w:jc w:val="center"/>
+              <w:rPr>
+                <w:rFonts w:ascii="Times New Roman" w:hAnsi="Times New Roman" w:cs="Times New Roman"/>
+                <w:sz w:val="28"/>
+                <w:szCs w:val="28"/>
+                <w:lang w:val="en-US"/>
+              </w:rPr>
+            </w:pPr>
             <w:r>
               <w:rPr>
                 <w:rFonts w:ascii="Times New Roman" w:hAnsi="Times New Roman" w:cs="Times New Roman"/>
@@ -4247,21 +4901,21 @@
               </w:rPr>
               <w:t>MixColumn</w:t>
             </w:r>
-            <w:proofErr w:type="spellEnd"/>
-          </w:p>
-          <w:p>
-            <w:pPr>
-              <w:spacing w:line="360" w:lineRule="auto"/>
-              <w:jc w:val="center"/>
-              <w:rPr>
-                <w:rFonts w:ascii="Times New Roman" w:hAnsi="Times New Roman" w:cs="Times New Roman"/>
-                <w:sz w:val="28"/>
-                <w:szCs w:val="28"/>
-              </w:rPr>
-            </w:pPr>
-            <w:r>
-              <w:rPr>
-                <w:rFonts w:ascii="Times New Roman" w:hAnsi="Times New Roman" w:cs="Times New Roman"/>
+          </w:p>
+          <w:p>
+            <w:pPr>
+              <w:spacing w:line="360" w:lineRule="auto"/>
+              <w:jc w:val="center"/>
+              <w:rPr>
+                <w:rFonts w:ascii="Times New Roman" w:hAnsi="Times New Roman" w:cs="Times New Roman"/>
+                <w:sz w:val="28"/>
+                <w:szCs w:val="28"/>
+              </w:rPr>
+            </w:pPr>
+            <w:r>
+              <w:rPr>
+                <w:rFonts w:ascii="Times New Roman" w:hAnsi="Times New Roman" w:cs="Times New Roman"/>
+                <w:noProof/>
                 <w:sz w:val="28"/>
                 <w:szCs w:val="28"/>
               </w:rPr>
@@ -4282,7 +4936,7 @@
                           <pic:cNvPicPr/>
                         </pic:nvPicPr>
                         <pic:blipFill>
-                          <a:blip r:embed="rId37"/>
+                          <a:blip r:embed="rId38"/>
                           <a:stretch>
                             <a:fillRect/>
                           </a:stretch>
@@ -4335,7 +4989,6 @@
                 <w:lang w:val="en-US"/>
               </w:rPr>
             </w:pPr>
-            <w:proofErr w:type="spellStart"/>
             <w:r>
               <w:rPr>
                 <w:rFonts w:ascii="Times New Roman" w:hAnsi="Times New Roman" w:cs="Times New Roman"/>
@@ -4345,21 +4998,21 @@
               </w:rPr>
               <w:t>AddRoundKey</w:t>
             </w:r>
-            <w:proofErr w:type="spellEnd"/>
-          </w:p>
-          <w:p>
-            <w:pPr>
-              <w:spacing w:line="360" w:lineRule="auto"/>
-              <w:jc w:val="center"/>
-              <w:rPr>
-                <w:rFonts w:ascii="Times New Roman" w:hAnsi="Times New Roman" w:cs="Times New Roman"/>
-                <w:sz w:val="28"/>
-                <w:szCs w:val="28"/>
-              </w:rPr>
-            </w:pPr>
-            <w:r>
-              <w:rPr>
-                <w:rFonts w:ascii="Times New Roman" w:hAnsi="Times New Roman" w:cs="Times New Roman"/>
+          </w:p>
+          <w:p>
+            <w:pPr>
+              <w:spacing w:line="360" w:lineRule="auto"/>
+              <w:jc w:val="center"/>
+              <w:rPr>
+                <w:rFonts w:ascii="Times New Roman" w:hAnsi="Times New Roman" w:cs="Times New Roman"/>
+                <w:sz w:val="28"/>
+                <w:szCs w:val="28"/>
+              </w:rPr>
+            </w:pPr>
+            <w:r>
+              <w:rPr>
+                <w:rFonts w:ascii="Times New Roman" w:hAnsi="Times New Roman" w:cs="Times New Roman"/>
+                <w:noProof/>
                 <w:sz w:val="28"/>
                 <w:szCs w:val="28"/>
               </w:rPr>
@@ -4379,7 +5032,7 @@
                           <pic:cNvPicPr/>
                         </pic:nvPicPr>
                         <pic:blipFill>
-                          <a:blip r:embed="rId38"/>
+                          <a:blip r:embed="rId39"/>
                           <a:stretch>
                             <a:fillRect/>
                           </a:stretch>
@@ -4457,15 +5110,7 @@
                 <w:szCs w:val="28"/>
               </w:rPr>
               <w:lastRenderedPageBreak/>
-              <w:t xml:space="preserve">Раунд </w:t>
-            </w:r>
-            <w:r>
-              <w:rPr>
-                <w:rFonts w:ascii="Times New Roman" w:hAnsi="Times New Roman" w:cs="Times New Roman"/>
-                <w:sz w:val="28"/>
-                <w:szCs w:val="28"/>
-              </w:rPr>
-              <w:t>9</w:t>
+              <w:t>Раунд 9</w:t>
             </w:r>
           </w:p>
         </w:tc>
@@ -4489,15 +5134,7 @@
                 <w:sz w:val="28"/>
                 <w:szCs w:val="28"/>
               </w:rPr>
-              <w:t xml:space="preserve">Раунд </w:t>
-            </w:r>
-            <w:r>
-              <w:rPr>
-                <w:rFonts w:ascii="Times New Roman" w:hAnsi="Times New Roman" w:cs="Times New Roman"/>
-                <w:sz w:val="28"/>
-                <w:szCs w:val="28"/>
-              </w:rPr>
-              <w:t>10</w:t>
+              <w:t>Раунд 10</w:t>
             </w:r>
           </w:p>
         </w:tc>
@@ -4518,7 +5155,6 @@
                 <w:lang w:val="en-US"/>
               </w:rPr>
             </w:pPr>
-            <w:proofErr w:type="spellStart"/>
             <w:r>
               <w:rPr>
                 <w:rFonts w:ascii="Times New Roman" w:hAnsi="Times New Roman" w:cs="Times New Roman"/>
@@ -4528,21 +5164,21 @@
               </w:rPr>
               <w:t>ByteSub</w:t>
             </w:r>
-            <w:proofErr w:type="spellEnd"/>
-          </w:p>
-          <w:p>
-            <w:pPr>
-              <w:spacing w:line="360" w:lineRule="auto"/>
-              <w:jc w:val="center"/>
-              <w:rPr>
-                <w:rFonts w:ascii="Times New Roman" w:hAnsi="Times New Roman" w:cs="Times New Roman"/>
-                <w:sz w:val="28"/>
-                <w:szCs w:val="28"/>
-              </w:rPr>
-            </w:pPr>
-            <w:r>
-              <w:rPr>
-                <w:rFonts w:ascii="Times New Roman" w:hAnsi="Times New Roman" w:cs="Times New Roman"/>
+          </w:p>
+          <w:p>
+            <w:pPr>
+              <w:spacing w:line="360" w:lineRule="auto"/>
+              <w:jc w:val="center"/>
+              <w:rPr>
+                <w:rFonts w:ascii="Times New Roman" w:hAnsi="Times New Roman" w:cs="Times New Roman"/>
+                <w:sz w:val="28"/>
+                <w:szCs w:val="28"/>
+              </w:rPr>
+            </w:pPr>
+            <w:r>
+              <w:rPr>
+                <w:rFonts w:ascii="Times New Roman" w:hAnsi="Times New Roman" w:cs="Times New Roman"/>
+                <w:noProof/>
                 <w:sz w:val="28"/>
                 <w:szCs w:val="28"/>
               </w:rPr>
@@ -4562,7 +5198,7 @@
                           <pic:cNvPicPr/>
                         </pic:nvPicPr>
                         <pic:blipFill>
-                          <a:blip r:embed="rId39"/>
+                          <a:blip r:embed="rId40"/>
                           <a:stretch>
                             <a:fillRect/>
                           </a:stretch>
@@ -4615,7 +5251,6 @@
                 <w:lang w:val="en-US"/>
               </w:rPr>
             </w:pPr>
-            <w:proofErr w:type="spellStart"/>
             <w:r>
               <w:rPr>
                 <w:rFonts w:ascii="Times New Roman" w:hAnsi="Times New Roman" w:cs="Times New Roman"/>
@@ -4626,21 +5261,21 @@
               <w:lastRenderedPageBreak/>
               <w:t>ShiftRow</w:t>
             </w:r>
-            <w:proofErr w:type="spellEnd"/>
-          </w:p>
-          <w:p>
-            <w:pPr>
-              <w:spacing w:line="360" w:lineRule="auto"/>
-              <w:jc w:val="center"/>
-              <w:rPr>
-                <w:rFonts w:ascii="Times New Roman" w:hAnsi="Times New Roman" w:cs="Times New Roman"/>
-                <w:sz w:val="28"/>
-                <w:szCs w:val="28"/>
-              </w:rPr>
-            </w:pPr>
-            <w:r>
-              <w:rPr>
-                <w:rFonts w:ascii="Times New Roman" w:hAnsi="Times New Roman" w:cs="Times New Roman"/>
+          </w:p>
+          <w:p>
+            <w:pPr>
+              <w:spacing w:line="360" w:lineRule="auto"/>
+              <w:jc w:val="center"/>
+              <w:rPr>
+                <w:rFonts w:ascii="Times New Roman" w:hAnsi="Times New Roman" w:cs="Times New Roman"/>
+                <w:sz w:val="28"/>
+                <w:szCs w:val="28"/>
+              </w:rPr>
+            </w:pPr>
+            <w:r>
+              <w:rPr>
+                <w:rFonts w:ascii="Times New Roman" w:hAnsi="Times New Roman" w:cs="Times New Roman"/>
+                <w:noProof/>
                 <w:sz w:val="28"/>
                 <w:szCs w:val="28"/>
               </w:rPr>
@@ -4660,7 +5295,7 @@
                           <pic:cNvPicPr/>
                         </pic:nvPicPr>
                         <pic:blipFill>
-                          <a:blip r:embed="rId40"/>
+                          <a:blip r:embed="rId41"/>
                           <a:stretch>
                             <a:fillRect/>
                           </a:stretch>
@@ -4713,7 +5348,6 @@
                 <w:lang w:val="en-US"/>
               </w:rPr>
             </w:pPr>
-            <w:proofErr w:type="spellStart"/>
             <w:r>
               <w:rPr>
                 <w:rFonts w:ascii="Times New Roman" w:hAnsi="Times New Roman" w:cs="Times New Roman"/>
@@ -4723,21 +5357,21 @@
               </w:rPr>
               <w:t>MixColumn</w:t>
             </w:r>
-            <w:proofErr w:type="spellEnd"/>
-          </w:p>
-          <w:p>
-            <w:pPr>
-              <w:spacing w:line="360" w:lineRule="auto"/>
-              <w:jc w:val="center"/>
-              <w:rPr>
-                <w:rFonts w:ascii="Times New Roman" w:hAnsi="Times New Roman" w:cs="Times New Roman"/>
-                <w:sz w:val="28"/>
-                <w:szCs w:val="28"/>
-              </w:rPr>
-            </w:pPr>
-            <w:r>
-              <w:rPr>
-                <w:rFonts w:ascii="Times New Roman" w:hAnsi="Times New Roman" w:cs="Times New Roman"/>
+          </w:p>
+          <w:p>
+            <w:pPr>
+              <w:spacing w:line="360" w:lineRule="auto"/>
+              <w:jc w:val="center"/>
+              <w:rPr>
+                <w:rFonts w:ascii="Times New Roman" w:hAnsi="Times New Roman" w:cs="Times New Roman"/>
+                <w:sz w:val="28"/>
+                <w:szCs w:val="28"/>
+              </w:rPr>
+            </w:pPr>
+            <w:r>
+              <w:rPr>
+                <w:rFonts w:ascii="Times New Roman" w:hAnsi="Times New Roman" w:cs="Times New Roman"/>
+                <w:noProof/>
                 <w:sz w:val="28"/>
                 <w:szCs w:val="28"/>
               </w:rPr>
@@ -4757,7 +5391,7 @@
                           <pic:cNvPicPr/>
                         </pic:nvPicPr>
                         <pic:blipFill>
-                          <a:blip r:embed="rId41"/>
+                          <a:blip r:embed="rId42"/>
                           <a:stretch>
                             <a:fillRect/>
                           </a:stretch>
@@ -4810,7 +5444,6 @@
                 <w:lang w:val="en-US"/>
               </w:rPr>
             </w:pPr>
-            <w:proofErr w:type="spellStart"/>
             <w:r>
               <w:rPr>
                 <w:rFonts w:ascii="Times New Roman" w:hAnsi="Times New Roman" w:cs="Times New Roman"/>
@@ -4820,21 +5453,21 @@
               </w:rPr>
               <w:t>AddRoundKey</w:t>
             </w:r>
-            <w:proofErr w:type="spellEnd"/>
-          </w:p>
-          <w:p>
-            <w:pPr>
-              <w:spacing w:line="360" w:lineRule="auto"/>
-              <w:jc w:val="center"/>
-              <w:rPr>
-                <w:rFonts w:ascii="Times New Roman" w:hAnsi="Times New Roman" w:cs="Times New Roman"/>
-                <w:sz w:val="28"/>
-                <w:szCs w:val="28"/>
-              </w:rPr>
-            </w:pPr>
-            <w:r>
-              <w:rPr>
-                <w:rFonts w:ascii="Times New Roman" w:hAnsi="Times New Roman" w:cs="Times New Roman"/>
+          </w:p>
+          <w:p>
+            <w:pPr>
+              <w:spacing w:line="360" w:lineRule="auto"/>
+              <w:jc w:val="center"/>
+              <w:rPr>
+                <w:rFonts w:ascii="Times New Roman" w:hAnsi="Times New Roman" w:cs="Times New Roman"/>
+                <w:sz w:val="28"/>
+                <w:szCs w:val="28"/>
+              </w:rPr>
+            </w:pPr>
+            <w:r>
+              <w:rPr>
+                <w:rFonts w:ascii="Times New Roman" w:hAnsi="Times New Roman" w:cs="Times New Roman"/>
+                <w:noProof/>
                 <w:sz w:val="28"/>
                 <w:szCs w:val="28"/>
               </w:rPr>
@@ -4854,7 +5487,7 @@
                           <pic:cNvPicPr/>
                         </pic:nvPicPr>
                         <pic:blipFill>
-                          <a:blip r:embed="rId42"/>
+                          <a:blip r:embed="rId43"/>
                           <a:stretch>
                             <a:fillRect/>
                           </a:stretch>
@@ -4912,7 +5545,6 @@
                 <w:lang w:val="en-US"/>
               </w:rPr>
             </w:pPr>
-            <w:proofErr w:type="spellStart"/>
             <w:r>
               <w:rPr>
                 <w:rFonts w:ascii="Times New Roman" w:hAnsi="Times New Roman" w:cs="Times New Roman"/>
@@ -4923,21 +5555,21 @@
               <w:lastRenderedPageBreak/>
               <w:t>ByteSub</w:t>
             </w:r>
-            <w:proofErr w:type="spellEnd"/>
-          </w:p>
-          <w:p>
-            <w:pPr>
-              <w:spacing w:line="360" w:lineRule="auto"/>
-              <w:jc w:val="center"/>
-              <w:rPr>
-                <w:rFonts w:ascii="Times New Roman" w:hAnsi="Times New Roman" w:cs="Times New Roman"/>
-                <w:sz w:val="28"/>
-                <w:szCs w:val="28"/>
-              </w:rPr>
-            </w:pPr>
-            <w:r>
-              <w:rPr>
-                <w:rFonts w:ascii="Times New Roman" w:hAnsi="Times New Roman" w:cs="Times New Roman"/>
+          </w:p>
+          <w:p>
+            <w:pPr>
+              <w:spacing w:line="360" w:lineRule="auto"/>
+              <w:jc w:val="center"/>
+              <w:rPr>
+                <w:rFonts w:ascii="Times New Roman" w:hAnsi="Times New Roman" w:cs="Times New Roman"/>
+                <w:sz w:val="28"/>
+                <w:szCs w:val="28"/>
+              </w:rPr>
+            </w:pPr>
+            <w:r>
+              <w:rPr>
+                <w:rFonts w:ascii="Times New Roman" w:hAnsi="Times New Roman" w:cs="Times New Roman"/>
+                <w:noProof/>
                 <w:sz w:val="28"/>
                 <w:szCs w:val="28"/>
               </w:rPr>
@@ -4957,7 +5589,7 @@
                           <pic:cNvPicPr/>
                         </pic:nvPicPr>
                         <pic:blipFill>
-                          <a:blip r:embed="rId43"/>
+                          <a:blip r:embed="rId44"/>
                           <a:stretch>
                             <a:fillRect/>
                           </a:stretch>
@@ -5010,7 +5642,6 @@
                 <w:lang w:val="en-US"/>
               </w:rPr>
             </w:pPr>
-            <w:proofErr w:type="spellStart"/>
             <w:r>
               <w:rPr>
                 <w:rFonts w:ascii="Times New Roman" w:hAnsi="Times New Roman" w:cs="Times New Roman"/>
@@ -5021,21 +5652,21 @@
               <w:lastRenderedPageBreak/>
               <w:t>ShiftRow</w:t>
             </w:r>
-            <w:proofErr w:type="spellEnd"/>
-          </w:p>
-          <w:p>
-            <w:pPr>
-              <w:spacing w:line="360" w:lineRule="auto"/>
-              <w:jc w:val="center"/>
-              <w:rPr>
-                <w:rFonts w:ascii="Times New Roman" w:hAnsi="Times New Roman" w:cs="Times New Roman"/>
-                <w:sz w:val="28"/>
-                <w:szCs w:val="28"/>
-              </w:rPr>
-            </w:pPr>
-            <w:r>
-              <w:rPr>
-                <w:rFonts w:ascii="Times New Roman" w:hAnsi="Times New Roman" w:cs="Times New Roman"/>
+          </w:p>
+          <w:p>
+            <w:pPr>
+              <w:spacing w:line="360" w:lineRule="auto"/>
+              <w:jc w:val="center"/>
+              <w:rPr>
+                <w:rFonts w:ascii="Times New Roman" w:hAnsi="Times New Roman" w:cs="Times New Roman"/>
+                <w:sz w:val="28"/>
+                <w:szCs w:val="28"/>
+              </w:rPr>
+            </w:pPr>
+            <w:r>
+              <w:rPr>
+                <w:rFonts w:ascii="Times New Roman" w:hAnsi="Times New Roman" w:cs="Times New Roman"/>
+                <w:noProof/>
                 <w:sz w:val="28"/>
                 <w:szCs w:val="28"/>
               </w:rPr>
@@ -5055,7 +5686,7 @@
                           <pic:cNvPicPr/>
                         </pic:nvPicPr>
                         <pic:blipFill>
-                          <a:blip r:embed="rId44"/>
+                          <a:blip r:embed="rId45"/>
                           <a:stretch>
                             <a:fillRect/>
                           </a:stretch>
@@ -5108,7 +5739,6 @@
                 <w:lang w:val="en-US"/>
               </w:rPr>
             </w:pPr>
-            <w:proofErr w:type="spellStart"/>
             <w:r>
               <w:rPr>
                 <w:rFonts w:ascii="Times New Roman" w:hAnsi="Times New Roman" w:cs="Times New Roman"/>
@@ -5118,21 +5748,21 @@
               </w:rPr>
               <w:t>AddRoundKey</w:t>
             </w:r>
-            <w:proofErr w:type="spellEnd"/>
-          </w:p>
-          <w:p>
-            <w:pPr>
-              <w:spacing w:line="360" w:lineRule="auto"/>
-              <w:jc w:val="center"/>
-              <w:rPr>
-                <w:rFonts w:ascii="Times New Roman" w:hAnsi="Times New Roman" w:cs="Times New Roman"/>
-                <w:sz w:val="28"/>
-                <w:szCs w:val="28"/>
-              </w:rPr>
-            </w:pPr>
-            <w:r>
-              <w:rPr>
-                <w:rFonts w:ascii="Times New Roman" w:hAnsi="Times New Roman" w:cs="Times New Roman"/>
+          </w:p>
+          <w:p>
+            <w:pPr>
+              <w:spacing w:line="360" w:lineRule="auto"/>
+              <w:jc w:val="center"/>
+              <w:rPr>
+                <w:rFonts w:ascii="Times New Roman" w:hAnsi="Times New Roman" w:cs="Times New Roman"/>
+                <w:sz w:val="28"/>
+                <w:szCs w:val="28"/>
+              </w:rPr>
+            </w:pPr>
+            <w:r>
+              <w:rPr>
+                <w:rFonts w:ascii="Times New Roman" w:hAnsi="Times New Roman" w:cs="Times New Roman"/>
+                <w:noProof/>
                 <w:sz w:val="28"/>
                 <w:szCs w:val="28"/>
               </w:rPr>
@@ -5152,7 +5782,7 @@
                           <pic:cNvPicPr/>
                         </pic:nvPicPr>
                         <pic:blipFill>
-                          <a:blip r:embed="rId45"/>
+                          <a:blip r:embed="rId46"/>
                           <a:stretch>
                             <a:fillRect/>
                           </a:stretch>
@@ -5248,7 +5878,7 @@
                 <w:szCs w:val="28"/>
                 <w:lang w:val="en-US"/>
               </w:rPr>
-              <w:t>0B</w:t>
+              <w:t>0B F8</w:t>
             </w:r>
             <w:r>
               <w:rPr>
@@ -5266,7 +5896,7 @@
                 <w:szCs w:val="28"/>
                 <w:lang w:val="en-US"/>
               </w:rPr>
-              <w:t>F8</w:t>
+              <w:t>03 A9</w:t>
             </w:r>
             <w:r>
               <w:rPr>
@@ -5284,7 +5914,7 @@
                 <w:szCs w:val="28"/>
                 <w:lang w:val="en-US"/>
               </w:rPr>
-              <w:t>03</w:t>
+              <w:t>B2 FD B8 E0</w:t>
             </w:r>
             <w:r>
               <w:rPr>
@@ -5302,7 +5932,7 @@
                 <w:szCs w:val="28"/>
                 <w:lang w:val="en-US"/>
               </w:rPr>
-              <w:t>A9</w:t>
+              <w:t>43 DD</w:t>
             </w:r>
             <w:r>
               <w:rPr>
@@ -5320,7 +5950,7 @@
                 <w:szCs w:val="28"/>
                 <w:lang w:val="en-US"/>
               </w:rPr>
-              <w:t>B2</w:t>
+              <w:t>18 A3</w:t>
             </w:r>
             <w:r>
               <w:rPr>
@@ -5338,151 +5968,7 @@
                 <w:szCs w:val="28"/>
                 <w:lang w:val="en-US"/>
               </w:rPr>
-              <w:t>FD</w:t>
-            </w:r>
-            <w:r>
-              <w:rPr>
-                <w:rFonts w:ascii="Times New Roman" w:hAnsi="Times New Roman" w:cs="Times New Roman"/>
-                <w:sz w:val="28"/>
-                <w:szCs w:val="28"/>
-                <w:lang w:val="en-US"/>
-              </w:rPr>
-              <w:t xml:space="preserve"> </w:t>
-            </w:r>
-            <w:r>
-              <w:rPr>
-                <w:rFonts w:ascii="Times New Roman" w:hAnsi="Times New Roman" w:cs="Times New Roman"/>
-                <w:sz w:val="28"/>
-                <w:szCs w:val="28"/>
-                <w:lang w:val="en-US"/>
-              </w:rPr>
-              <w:t>B8</w:t>
-            </w:r>
-            <w:r>
-              <w:rPr>
-                <w:rFonts w:ascii="Times New Roman" w:hAnsi="Times New Roman" w:cs="Times New Roman"/>
-                <w:sz w:val="28"/>
-                <w:szCs w:val="28"/>
-                <w:lang w:val="en-US"/>
-              </w:rPr>
-              <w:t xml:space="preserve"> </w:t>
-            </w:r>
-            <w:r>
-              <w:rPr>
-                <w:rFonts w:ascii="Times New Roman" w:hAnsi="Times New Roman" w:cs="Times New Roman"/>
-                <w:sz w:val="28"/>
-                <w:szCs w:val="28"/>
-                <w:lang w:val="en-US"/>
-              </w:rPr>
-              <w:t>E0</w:t>
-            </w:r>
-            <w:r>
-              <w:rPr>
-                <w:rFonts w:ascii="Times New Roman" w:hAnsi="Times New Roman" w:cs="Times New Roman"/>
-                <w:sz w:val="28"/>
-                <w:szCs w:val="28"/>
-                <w:lang w:val="en-US"/>
-              </w:rPr>
-              <w:t xml:space="preserve"> </w:t>
-            </w:r>
-            <w:r>
-              <w:rPr>
-                <w:rFonts w:ascii="Times New Roman" w:hAnsi="Times New Roman" w:cs="Times New Roman"/>
-                <w:sz w:val="28"/>
-                <w:szCs w:val="28"/>
-                <w:lang w:val="en-US"/>
-              </w:rPr>
-              <w:t>43</w:t>
-            </w:r>
-            <w:r>
-              <w:rPr>
-                <w:rFonts w:ascii="Times New Roman" w:hAnsi="Times New Roman" w:cs="Times New Roman"/>
-                <w:sz w:val="28"/>
-                <w:szCs w:val="28"/>
-                <w:lang w:val="en-US"/>
-              </w:rPr>
-              <w:t xml:space="preserve"> </w:t>
-            </w:r>
-            <w:r>
-              <w:rPr>
-                <w:rFonts w:ascii="Times New Roman" w:hAnsi="Times New Roman" w:cs="Times New Roman"/>
-                <w:sz w:val="28"/>
-                <w:szCs w:val="28"/>
-                <w:lang w:val="en-US"/>
-              </w:rPr>
-              <w:t>DD</w:t>
-            </w:r>
-            <w:r>
-              <w:rPr>
-                <w:rFonts w:ascii="Times New Roman" w:hAnsi="Times New Roman" w:cs="Times New Roman"/>
-                <w:sz w:val="28"/>
-                <w:szCs w:val="28"/>
-                <w:lang w:val="en-US"/>
-              </w:rPr>
-              <w:t xml:space="preserve"> </w:t>
-            </w:r>
-            <w:r>
-              <w:rPr>
-                <w:rFonts w:ascii="Times New Roman" w:hAnsi="Times New Roman" w:cs="Times New Roman"/>
-                <w:sz w:val="28"/>
-                <w:szCs w:val="28"/>
-                <w:lang w:val="en-US"/>
-              </w:rPr>
-              <w:t>18</w:t>
-            </w:r>
-            <w:r>
-              <w:rPr>
-                <w:rFonts w:ascii="Times New Roman" w:hAnsi="Times New Roman" w:cs="Times New Roman"/>
-                <w:sz w:val="28"/>
-                <w:szCs w:val="28"/>
-                <w:lang w:val="en-US"/>
-              </w:rPr>
-              <w:t xml:space="preserve"> </w:t>
-            </w:r>
-            <w:r>
-              <w:rPr>
-                <w:rFonts w:ascii="Times New Roman" w:hAnsi="Times New Roman" w:cs="Times New Roman"/>
-                <w:sz w:val="28"/>
-                <w:szCs w:val="28"/>
-                <w:lang w:val="en-US"/>
-              </w:rPr>
-              <w:t>A3</w:t>
-            </w:r>
-            <w:r>
-              <w:rPr>
-                <w:rFonts w:ascii="Times New Roman" w:hAnsi="Times New Roman" w:cs="Times New Roman"/>
-                <w:sz w:val="28"/>
-                <w:szCs w:val="28"/>
-                <w:lang w:val="en-US"/>
-              </w:rPr>
-              <w:t xml:space="preserve"> </w:t>
-            </w:r>
-            <w:r>
-              <w:rPr>
-                <w:rFonts w:ascii="Times New Roman" w:hAnsi="Times New Roman" w:cs="Times New Roman"/>
-                <w:sz w:val="28"/>
-                <w:szCs w:val="28"/>
-                <w:lang w:val="en-US"/>
-              </w:rPr>
-              <w:t>1E</w:t>
-            </w:r>
-            <w:r>
-              <w:rPr>
-                <w:rFonts w:ascii="Times New Roman" w:hAnsi="Times New Roman" w:cs="Times New Roman"/>
-                <w:sz w:val="28"/>
-                <w:szCs w:val="28"/>
-                <w:lang w:val="en-US"/>
-              </w:rPr>
-              <w:t xml:space="preserve"> </w:t>
-            </w:r>
-            <w:r>
-              <w:rPr>
-                <w:rFonts w:ascii="Times New Roman" w:hAnsi="Times New Roman" w:cs="Times New Roman"/>
-                <w:sz w:val="28"/>
-                <w:szCs w:val="28"/>
-                <w:lang w:val="en-US"/>
-              </w:rPr>
-              <w:t>F0</w:t>
+              <w:t>1E F0</w:t>
             </w:r>
           </w:p>
         </w:tc>
@@ -5541,29 +6027,7 @@
           <w:sz w:val="28"/>
           <w:szCs w:val="28"/>
         </w:rPr>
-        <w:t xml:space="preserve">1. Сравните основные характеристики алгоритмов </w:t>
-      </w:r>
-      <w:proofErr w:type="spellStart"/>
-      <w:r>
-        <w:rPr>
-          <w:rFonts w:ascii="Times New Roman" w:hAnsi="Times New Roman" w:cs="Times New Roman"/>
-          <w:b/>
-          <w:bCs/>
-          <w:sz w:val="28"/>
-          <w:szCs w:val="28"/>
-        </w:rPr>
-        <w:t>Rijndael</w:t>
-      </w:r>
-      <w:proofErr w:type="spellEnd"/>
-      <w:r>
-        <w:rPr>
-          <w:rFonts w:ascii="Times New Roman" w:hAnsi="Times New Roman" w:cs="Times New Roman"/>
-          <w:b/>
-          <w:bCs/>
-          <w:sz w:val="28"/>
-          <w:szCs w:val="28"/>
-        </w:rPr>
-        <w:t xml:space="preserve"> и ГОСТ 28147-89.</w:t>
+        <w:t>1. Сравните основные характеристики алгоритмов Rijndael и ГОСТ 28147-89.</w:t>
       </w:r>
     </w:p>
     <w:tbl>
@@ -5654,7 +6118,6 @@
                 <w:szCs w:val="24"/>
               </w:rPr>
             </w:pPr>
-            <w:proofErr w:type="spellStart"/>
             <w:r>
               <w:rPr>
                 <w:rFonts w:ascii="Times New Roman" w:hAnsi="Times New Roman" w:cs="Times New Roman"/>
@@ -5663,18 +6126,7 @@
                 <w:sz w:val="24"/>
                 <w:szCs w:val="24"/>
               </w:rPr>
-              <w:t>Rijndael</w:t>
-            </w:r>
-            <w:proofErr w:type="spellEnd"/>
-            <w:r>
-              <w:rPr>
-                <w:rFonts w:ascii="Times New Roman" w:hAnsi="Times New Roman" w:cs="Times New Roman"/>
-                <w:b/>
-                <w:bCs/>
-                <w:sz w:val="24"/>
-                <w:szCs w:val="24"/>
-              </w:rPr>
-              <w:t xml:space="preserve"> (AES)</w:t>
+              <w:t>Rijndael (AES)</w:t>
             </w:r>
           </w:p>
         </w:tc>
@@ -5806,25 +6258,7 @@
                 <w:sz w:val="24"/>
                 <w:szCs w:val="24"/>
               </w:rPr>
-              <w:t xml:space="preserve">Сеть </w:t>
-            </w:r>
-            <w:proofErr w:type="spellStart"/>
-            <w:r>
-              <w:rPr>
-                <w:rFonts w:ascii="Times New Roman" w:hAnsi="Times New Roman" w:cs="Times New Roman"/>
-                <w:sz w:val="24"/>
-                <w:szCs w:val="24"/>
-              </w:rPr>
-              <w:t>Фейстеля</w:t>
-            </w:r>
-            <w:proofErr w:type="spellEnd"/>
-            <w:r>
-              <w:rPr>
-                <w:rFonts w:ascii="Times New Roman" w:hAnsi="Times New Roman" w:cs="Times New Roman"/>
-                <w:sz w:val="24"/>
-                <w:szCs w:val="24"/>
-              </w:rPr>
-              <w:t>.</w:t>
+              <w:t>Сеть Фейстеля.</w:t>
             </w:r>
           </w:p>
         </w:tc>
@@ -6203,15 +6637,7 @@
                 <w:sz w:val="24"/>
                 <w:szCs w:val="24"/>
               </w:rPr>
-              <w:t>сдвиг строк, смешивание столбцов</w:t>
-            </w:r>
-            <w:r>
-              <w:rPr>
-                <w:rFonts w:ascii="Times New Roman" w:hAnsi="Times New Roman" w:cs="Times New Roman"/>
-                <w:sz w:val="24"/>
-                <w:szCs w:val="24"/>
-              </w:rPr>
-              <w:t>,</w:t>
+              <w:t>сдвиг строк, смешивание столбцов,</w:t>
             </w:r>
             <w:r>
               <w:rPr>
@@ -6283,29 +6709,7 @@
           <w:sz w:val="28"/>
           <w:szCs w:val="28"/>
         </w:rPr>
-        <w:t xml:space="preserve">2. Сравните основные характеристики алгоритмов </w:t>
-      </w:r>
-      <w:proofErr w:type="spellStart"/>
-      <w:r>
-        <w:rPr>
-          <w:rFonts w:ascii="Times New Roman" w:hAnsi="Times New Roman" w:cs="Times New Roman"/>
-          <w:b/>
-          <w:bCs/>
-          <w:sz w:val="28"/>
-          <w:szCs w:val="28"/>
-        </w:rPr>
-        <w:t>Rijndael</w:t>
-      </w:r>
-      <w:proofErr w:type="spellEnd"/>
-      <w:r>
-        <w:rPr>
-          <w:rFonts w:ascii="Times New Roman" w:hAnsi="Times New Roman" w:cs="Times New Roman"/>
-          <w:b/>
-          <w:bCs/>
-          <w:sz w:val="28"/>
-          <w:szCs w:val="28"/>
-        </w:rPr>
-        <w:t xml:space="preserve"> и DES.</w:t>
+        <w:t>2. Сравните основные характеристики алгоритмов Rijndael и DES.</w:t>
       </w:r>
     </w:p>
     <w:tbl>
@@ -6397,7 +6801,6 @@
                 <w:szCs w:val="24"/>
               </w:rPr>
             </w:pPr>
-            <w:proofErr w:type="spellStart"/>
             <w:r>
               <w:rPr>
                 <w:rFonts w:ascii="Times New Roman" w:hAnsi="Times New Roman" w:cs="Times New Roman"/>
@@ -6406,18 +6809,7 @@
                 <w:sz w:val="24"/>
                 <w:szCs w:val="24"/>
               </w:rPr>
-              <w:t>Rijndael</w:t>
-            </w:r>
-            <w:proofErr w:type="spellEnd"/>
-            <w:r>
-              <w:rPr>
-                <w:rFonts w:ascii="Times New Roman" w:hAnsi="Times New Roman" w:cs="Times New Roman"/>
-                <w:b/>
-                <w:bCs/>
-                <w:sz w:val="24"/>
-                <w:szCs w:val="24"/>
-              </w:rPr>
-              <w:t xml:space="preserve"> (AES)</w:t>
+              <w:t>Rijndael (AES)</w:t>
             </w:r>
           </w:p>
         </w:tc>
@@ -6549,25 +6941,7 @@
                 <w:sz w:val="24"/>
                 <w:szCs w:val="24"/>
               </w:rPr>
-              <w:t xml:space="preserve">Сеть </w:t>
-            </w:r>
-            <w:proofErr w:type="spellStart"/>
-            <w:r>
-              <w:rPr>
-                <w:rFonts w:ascii="Times New Roman" w:hAnsi="Times New Roman" w:cs="Times New Roman"/>
-                <w:sz w:val="24"/>
-                <w:szCs w:val="24"/>
-              </w:rPr>
-              <w:t>Фейстеля</w:t>
-            </w:r>
-            <w:proofErr w:type="spellEnd"/>
-            <w:r>
-              <w:rPr>
-                <w:rFonts w:ascii="Times New Roman" w:hAnsi="Times New Roman" w:cs="Times New Roman"/>
-                <w:sz w:val="24"/>
-                <w:szCs w:val="24"/>
-              </w:rPr>
-              <w:t>.</w:t>
+              <w:t>Сеть Фейстеля.</w:t>
             </w:r>
           </w:p>
         </w:tc>
@@ -7004,29 +7378,7 @@
           <w:sz w:val="28"/>
           <w:szCs w:val="28"/>
         </w:rPr>
-        <w:t xml:space="preserve">3. Опишите структуру сети </w:t>
-      </w:r>
-      <w:proofErr w:type="spellStart"/>
-      <w:r>
-        <w:rPr>
-          <w:rFonts w:ascii="Times New Roman" w:hAnsi="Times New Roman" w:cs="Times New Roman"/>
-          <w:b/>
-          <w:bCs/>
-          <w:sz w:val="28"/>
-          <w:szCs w:val="28"/>
-        </w:rPr>
-        <w:t>Фейстеля</w:t>
-      </w:r>
-      <w:proofErr w:type="spellEnd"/>
-      <w:r>
-        <w:rPr>
-          <w:rFonts w:ascii="Times New Roman" w:hAnsi="Times New Roman" w:cs="Times New Roman"/>
-          <w:b/>
-          <w:bCs/>
-          <w:sz w:val="28"/>
-          <w:szCs w:val="28"/>
-        </w:rPr>
-        <w:t>.</w:t>
+        <w:t>3. Опишите структуру сети Фейстеля.</w:t>
       </w:r>
     </w:p>
     <w:p>
@@ -7044,25 +7396,7 @@
           <w:sz w:val="28"/>
           <w:szCs w:val="28"/>
         </w:rPr>
-        <w:t xml:space="preserve">Сеть </w:t>
-      </w:r>
-      <w:proofErr w:type="spellStart"/>
-      <w:r>
-        <w:rPr>
-          <w:rFonts w:ascii="Times New Roman" w:hAnsi="Times New Roman" w:cs="Times New Roman"/>
-          <w:sz w:val="28"/>
-          <w:szCs w:val="28"/>
-        </w:rPr>
-        <w:t>Фейстеля</w:t>
-      </w:r>
-      <w:proofErr w:type="spellEnd"/>
-      <w:r>
-        <w:rPr>
-          <w:rFonts w:ascii="Times New Roman" w:hAnsi="Times New Roman" w:cs="Times New Roman"/>
-          <w:sz w:val="28"/>
-          <w:szCs w:val="28"/>
-        </w:rPr>
-        <w:t xml:space="preserve"> — это метод построения блочных шифров, где блок данных делится на две половины (левую L и правую R). На каждом раунде:</w:t>
+        <w:t>Сеть Фейстеля — это метод построения блочных шифров, где блок данных делится на две половины (левую L и правую R). На каждом раунде:</w:t>
       </w:r>
     </w:p>
     <w:p>
@@ -7201,29 +7535,7 @@
           <w:sz w:val="28"/>
           <w:szCs w:val="28"/>
         </w:rPr>
-        <w:t xml:space="preserve">4. Приведите обобщенные схемы шифрования данных с помощью алгоритма </w:t>
-      </w:r>
-      <w:proofErr w:type="spellStart"/>
-      <w:r>
-        <w:rPr>
-          <w:rFonts w:ascii="Times New Roman" w:hAnsi="Times New Roman" w:cs="Times New Roman"/>
-          <w:b/>
-          <w:bCs/>
-          <w:sz w:val="28"/>
-          <w:szCs w:val="28"/>
-        </w:rPr>
-        <w:t>Rijndael</w:t>
-      </w:r>
-      <w:proofErr w:type="spellEnd"/>
-      <w:r>
-        <w:rPr>
-          <w:rFonts w:ascii="Times New Roman" w:hAnsi="Times New Roman" w:cs="Times New Roman"/>
-          <w:b/>
-          <w:bCs/>
-          <w:sz w:val="28"/>
-          <w:szCs w:val="28"/>
-        </w:rPr>
-        <w:t xml:space="preserve"> и ГОСТ 28147-89. Дайте их сравнительный анализ.</w:t>
+        <w:t>4. Приведите обобщенные схемы шифрования данных с помощью алгоритма Rijndael и ГОСТ 28147-89. Дайте их сравнительный анализ.</w:t>
       </w:r>
     </w:p>
     <w:p>
@@ -7239,7 +7551,6 @@
           <w:szCs w:val="28"/>
         </w:rPr>
       </w:pPr>
-      <w:proofErr w:type="spellStart"/>
       <w:r>
         <w:rPr>
           <w:rFonts w:ascii="Times New Roman" w:hAnsi="Times New Roman" w:cs="Times New Roman"/>
@@ -7248,152 +7559,15 @@
           <w:sz w:val="28"/>
           <w:szCs w:val="28"/>
         </w:rPr>
-        <w:t>Rijndael</w:t>
-      </w:r>
-      <w:proofErr w:type="spellEnd"/>
-      <w:r>
-        <w:rPr>
-          <w:rFonts w:ascii="Times New Roman" w:hAnsi="Times New Roman" w:cs="Times New Roman"/>
-          <w:b/>
-          <w:bCs/>
-          <w:sz w:val="28"/>
-          <w:szCs w:val="28"/>
-        </w:rPr>
-        <w:t>:</w:t>
-      </w:r>
-      <w:r>
-        <w:rPr>
-          <w:rFonts w:ascii="Times New Roman" w:hAnsi="Times New Roman" w:cs="Times New Roman"/>
-          <w:sz w:val="28"/>
-          <w:szCs w:val="28"/>
-        </w:rPr>
-        <w:t> Начальное сложение ключа → (Раунд (</w:t>
-      </w:r>
-      <w:proofErr w:type="spellStart"/>
-      <w:r>
-        <w:rPr>
-          <w:rFonts w:ascii="Times New Roman" w:hAnsi="Times New Roman" w:cs="Times New Roman"/>
-          <w:sz w:val="28"/>
-          <w:szCs w:val="28"/>
-        </w:rPr>
-        <w:t>ByteSub</w:t>
-      </w:r>
-      <w:proofErr w:type="spellEnd"/>
-      <w:r>
-        <w:rPr>
-          <w:rFonts w:ascii="Times New Roman" w:hAnsi="Times New Roman" w:cs="Times New Roman"/>
-          <w:sz w:val="28"/>
-          <w:szCs w:val="28"/>
-        </w:rPr>
-        <w:t xml:space="preserve"> → </w:t>
-      </w:r>
-      <w:proofErr w:type="spellStart"/>
-      <w:r>
-        <w:rPr>
-          <w:rFonts w:ascii="Times New Roman" w:hAnsi="Times New Roman" w:cs="Times New Roman"/>
-          <w:sz w:val="28"/>
-          <w:szCs w:val="28"/>
-        </w:rPr>
-        <w:t>ShiftRow</w:t>
-      </w:r>
-      <w:proofErr w:type="spellEnd"/>
-      <w:r>
-        <w:rPr>
-          <w:rFonts w:ascii="Times New Roman" w:hAnsi="Times New Roman" w:cs="Times New Roman"/>
-          <w:sz w:val="28"/>
-          <w:szCs w:val="28"/>
-        </w:rPr>
-        <w:t xml:space="preserve"> → </w:t>
-      </w:r>
-      <w:proofErr w:type="spellStart"/>
-      <w:r>
-        <w:rPr>
-          <w:rFonts w:ascii="Times New Roman" w:hAnsi="Times New Roman" w:cs="Times New Roman"/>
-          <w:sz w:val="28"/>
-          <w:szCs w:val="28"/>
-        </w:rPr>
-        <w:t>MixColumn</w:t>
-      </w:r>
-      <w:proofErr w:type="spellEnd"/>
-      <w:r>
-        <w:rPr>
-          <w:rFonts w:ascii="Times New Roman" w:hAnsi="Times New Roman" w:cs="Times New Roman"/>
-          <w:sz w:val="28"/>
-          <w:szCs w:val="28"/>
-        </w:rPr>
-        <w:t xml:space="preserve"> → </w:t>
-      </w:r>
-      <w:proofErr w:type="spellStart"/>
-      <w:r>
-        <w:rPr>
-          <w:rFonts w:ascii="Times New Roman" w:hAnsi="Times New Roman" w:cs="Times New Roman"/>
-          <w:sz w:val="28"/>
-          <w:szCs w:val="28"/>
-        </w:rPr>
-        <w:t>AddRoundKey</w:t>
-      </w:r>
-      <w:proofErr w:type="spellEnd"/>
-      <w:r>
-        <w:rPr>
-          <w:rFonts w:ascii="Times New Roman" w:hAnsi="Times New Roman" w:cs="Times New Roman"/>
-          <w:sz w:val="28"/>
-          <w:szCs w:val="28"/>
-        </w:rPr>
-        <w:t>) *повтор (Nr-1) раз*) → Финальный раунд (</w:t>
-      </w:r>
-      <w:proofErr w:type="spellStart"/>
-      <w:r>
-        <w:rPr>
-          <w:rFonts w:ascii="Times New Roman" w:hAnsi="Times New Roman" w:cs="Times New Roman"/>
-          <w:sz w:val="28"/>
-          <w:szCs w:val="28"/>
-        </w:rPr>
-        <w:t>ByteSub</w:t>
-      </w:r>
-      <w:proofErr w:type="spellEnd"/>
-      <w:r>
-        <w:rPr>
-          <w:rFonts w:ascii="Times New Roman" w:hAnsi="Times New Roman" w:cs="Times New Roman"/>
-          <w:sz w:val="28"/>
-          <w:szCs w:val="28"/>
-        </w:rPr>
-        <w:t xml:space="preserve"> → </w:t>
-      </w:r>
-      <w:proofErr w:type="spellStart"/>
-      <w:r>
-        <w:rPr>
-          <w:rFonts w:ascii="Times New Roman" w:hAnsi="Times New Roman" w:cs="Times New Roman"/>
-          <w:sz w:val="28"/>
-          <w:szCs w:val="28"/>
-        </w:rPr>
-        <w:t>ShiftRow</w:t>
-      </w:r>
-      <w:proofErr w:type="spellEnd"/>
-      <w:r>
-        <w:rPr>
-          <w:rFonts w:ascii="Times New Roman" w:hAnsi="Times New Roman" w:cs="Times New Roman"/>
-          <w:sz w:val="28"/>
-          <w:szCs w:val="28"/>
-        </w:rPr>
-        <w:t xml:space="preserve"> → </w:t>
-      </w:r>
-      <w:proofErr w:type="spellStart"/>
-      <w:r>
-        <w:rPr>
-          <w:rFonts w:ascii="Times New Roman" w:hAnsi="Times New Roman" w:cs="Times New Roman"/>
-          <w:sz w:val="28"/>
-          <w:szCs w:val="28"/>
-        </w:rPr>
-        <w:t>AddRoundKey</w:t>
-      </w:r>
-      <w:proofErr w:type="spellEnd"/>
-      <w:r>
-        <w:rPr>
-          <w:rFonts w:ascii="Times New Roman" w:hAnsi="Times New Roman" w:cs="Times New Roman"/>
-          <w:sz w:val="28"/>
-          <w:szCs w:val="28"/>
-        </w:rPr>
-        <w:t>).</w:t>
+        <w:t>Rijndael:</w:t>
+      </w:r>
+      <w:r>
+        <w:rPr>
+          <w:rFonts w:ascii="Times New Roman" w:hAnsi="Times New Roman" w:cs="Times New Roman"/>
+          <w:sz w:val="28"/>
+          <w:szCs w:val="28"/>
+        </w:rPr>
+        <w:t> Начальное сложение ключа → (Раунд (ByteSub → ShiftRow → MixColumn → AddRoundKey) *повтор (Nr-1) раз*) → Финальный раунд (ByteSub → ShiftRow → AddRoundKey).</w:t>
       </w:r>
     </w:p>
     <w:p>
@@ -7425,25 +7599,7 @@
           <w:sz w:val="28"/>
           <w:szCs w:val="28"/>
         </w:rPr>
-        <w:t xml:space="preserve"> Начальная загрузка 64-битного блока → 32 раунда сети </w:t>
-      </w:r>
-      <w:proofErr w:type="spellStart"/>
-      <w:r>
-        <w:rPr>
-          <w:rFonts w:ascii="Times New Roman" w:hAnsi="Times New Roman" w:cs="Times New Roman"/>
-          <w:sz w:val="28"/>
-          <w:szCs w:val="28"/>
-        </w:rPr>
-        <w:t>Фейстеля</w:t>
-      </w:r>
-      <w:proofErr w:type="spellEnd"/>
-      <w:r>
-        <w:rPr>
-          <w:rFonts w:ascii="Times New Roman" w:hAnsi="Times New Roman" w:cs="Times New Roman"/>
-          <w:sz w:val="28"/>
-          <w:szCs w:val="28"/>
-        </w:rPr>
-        <w:t xml:space="preserve"> (сложение ключа, подстановка, сдвиг) → завершающий обмен половинок.</w:t>
+        <w:t> Начальная загрузка 64-битного блока → 32 раунда сети Фейстеля (сложение ключа, подстановка, сдвиг) → завершающий обмен половинок.</w:t>
       </w:r>
     </w:p>
     <w:p>
@@ -7499,43 +7655,7 @@
           <w:sz w:val="28"/>
           <w:szCs w:val="28"/>
         </w:rPr>
-        <w:t xml:space="preserve"> ГОСТ — классическая сеть </w:t>
-      </w:r>
-      <w:proofErr w:type="spellStart"/>
-      <w:r>
-        <w:rPr>
-          <w:rFonts w:ascii="Times New Roman" w:hAnsi="Times New Roman" w:cs="Times New Roman"/>
-          <w:sz w:val="28"/>
-          <w:szCs w:val="28"/>
-        </w:rPr>
-        <w:t>Фейстеля</w:t>
-      </w:r>
-      <w:proofErr w:type="spellEnd"/>
-      <w:r>
-        <w:rPr>
-          <w:rFonts w:ascii="Times New Roman" w:hAnsi="Times New Roman" w:cs="Times New Roman"/>
-          <w:sz w:val="28"/>
-          <w:szCs w:val="28"/>
-        </w:rPr>
-        <w:t xml:space="preserve">, что упрощает обратимость. </w:t>
-      </w:r>
-      <w:proofErr w:type="spellStart"/>
-      <w:r>
-        <w:rPr>
-          <w:rFonts w:ascii="Times New Roman" w:hAnsi="Times New Roman" w:cs="Times New Roman"/>
-          <w:sz w:val="28"/>
-          <w:szCs w:val="28"/>
-        </w:rPr>
-        <w:t>Rijndael</w:t>
-      </w:r>
-      <w:proofErr w:type="spellEnd"/>
-      <w:r>
-        <w:rPr>
-          <w:rFonts w:ascii="Times New Roman" w:hAnsi="Times New Roman" w:cs="Times New Roman"/>
-          <w:sz w:val="28"/>
-          <w:szCs w:val="28"/>
-        </w:rPr>
-        <w:t xml:space="preserve"> — SP-сеть, которая быстрее рассеивает и перемешивает биты.</w:t>
+        <w:t> ГОСТ — классическая сеть Фейстеля, что упрощает обратимость. Rijndael — SP-сеть, которая быстрее рассеивает и перемешивает биты.</w:t>
       </w:r>
     </w:p>
     <w:p>
@@ -7567,61 +7687,7 @@
           <w:sz w:val="28"/>
           <w:szCs w:val="28"/>
         </w:rPr>
-        <w:t xml:space="preserve"> В </w:t>
-      </w:r>
-      <w:proofErr w:type="spellStart"/>
-      <w:r>
-        <w:rPr>
-          <w:rFonts w:ascii="Times New Roman" w:hAnsi="Times New Roman" w:cs="Times New Roman"/>
-          <w:sz w:val="28"/>
-          <w:szCs w:val="28"/>
-        </w:rPr>
-        <w:t>Rijndael</w:t>
-      </w:r>
-      <w:proofErr w:type="spellEnd"/>
-      <w:r>
-        <w:rPr>
-          <w:rFonts w:ascii="Times New Roman" w:hAnsi="Times New Roman" w:cs="Times New Roman"/>
-          <w:sz w:val="28"/>
-          <w:szCs w:val="28"/>
-        </w:rPr>
-        <w:t xml:space="preserve"> за счёт </w:t>
-      </w:r>
-      <w:proofErr w:type="spellStart"/>
-      <w:r>
-        <w:rPr>
-          <w:rFonts w:ascii="Times New Roman" w:hAnsi="Times New Roman" w:cs="Times New Roman"/>
-          <w:sz w:val="28"/>
-          <w:szCs w:val="28"/>
-        </w:rPr>
-        <w:t>MixColumn</w:t>
-      </w:r>
-      <w:proofErr w:type="spellEnd"/>
-      <w:r>
-        <w:rPr>
-          <w:rFonts w:ascii="Times New Roman" w:hAnsi="Times New Roman" w:cs="Times New Roman"/>
-          <w:sz w:val="28"/>
-          <w:szCs w:val="28"/>
-        </w:rPr>
-        <w:t xml:space="preserve"> каждый байт открытого текста влияет на множество байтов </w:t>
-      </w:r>
-      <w:proofErr w:type="spellStart"/>
-      <w:r>
-        <w:rPr>
-          <w:rFonts w:ascii="Times New Roman" w:hAnsi="Times New Roman" w:cs="Times New Roman"/>
-          <w:sz w:val="28"/>
-          <w:szCs w:val="28"/>
-        </w:rPr>
-        <w:t>шифротекста</w:t>
-      </w:r>
-      <w:proofErr w:type="spellEnd"/>
-      <w:r>
-        <w:rPr>
-          <w:rFonts w:ascii="Times New Roman" w:hAnsi="Times New Roman" w:cs="Times New Roman"/>
-          <w:sz w:val="28"/>
-          <w:szCs w:val="28"/>
-        </w:rPr>
-        <w:t xml:space="preserve"> уже после 2 раундов. В ГОСТ это происходит медленнее.</w:t>
+        <w:t> В Rijndael за счёт MixColumn каждый байт открытого текста влияет на множество байтов шифротекста уже после 2 раундов. В ГОСТ это происходит медленнее.</w:t>
       </w:r>
     </w:p>
     <w:p>
@@ -7653,25 +7719,7 @@
           <w:sz w:val="28"/>
           <w:szCs w:val="28"/>
         </w:rPr>
-        <w:t xml:space="preserve"> В ГОСТ 32 раунда, но они относительно просты; в </w:t>
-      </w:r>
-      <w:proofErr w:type="spellStart"/>
-      <w:r>
-        <w:rPr>
-          <w:rFonts w:ascii="Times New Roman" w:hAnsi="Times New Roman" w:cs="Times New Roman"/>
-          <w:sz w:val="28"/>
-          <w:szCs w:val="28"/>
-        </w:rPr>
-        <w:t>Rijнадаэле</w:t>
-      </w:r>
-      <w:proofErr w:type="spellEnd"/>
-      <w:r>
-        <w:rPr>
-          <w:rFonts w:ascii="Times New Roman" w:hAnsi="Times New Roman" w:cs="Times New Roman"/>
-          <w:sz w:val="28"/>
-          <w:szCs w:val="28"/>
-        </w:rPr>
-        <w:t xml:space="preserve"> раундов меньше, но они вычислительно сложнее.</w:t>
+        <w:t> В ГОСТ 32 раунда, но они относительно просты; в Rijнадаэле раундов меньше, но они вычислительно сложнее.</w:t>
       </w:r>
     </w:p>
     <w:p>
@@ -7693,29 +7741,7 @@
           <w:sz w:val="28"/>
           <w:szCs w:val="28"/>
         </w:rPr>
-        <w:t xml:space="preserve">5. Сравните один раунд шифрования данных с помощью алгоритма </w:t>
-      </w:r>
-      <w:proofErr w:type="spellStart"/>
-      <w:r>
-        <w:rPr>
-          <w:rFonts w:ascii="Times New Roman" w:hAnsi="Times New Roman" w:cs="Times New Roman"/>
-          <w:b/>
-          <w:bCs/>
-          <w:sz w:val="28"/>
-          <w:szCs w:val="28"/>
-        </w:rPr>
-        <w:t>Rijndael</w:t>
-      </w:r>
-      <w:proofErr w:type="spellEnd"/>
-      <w:r>
-        <w:rPr>
-          <w:rFonts w:ascii="Times New Roman" w:hAnsi="Times New Roman" w:cs="Times New Roman"/>
-          <w:b/>
-          <w:bCs/>
-          <w:sz w:val="28"/>
-          <w:szCs w:val="28"/>
-        </w:rPr>
-        <w:t xml:space="preserve"> и ГОСТ 28147-89.</w:t>
+        <w:t>5. Сравните один раунд шифрования данных с помощью алгоритма Rijndael и ГОСТ 28147-89.</w:t>
       </w:r>
     </w:p>
     <w:p>
@@ -7731,7 +7757,6 @@
           <w:szCs w:val="28"/>
         </w:rPr>
       </w:pPr>
-      <w:proofErr w:type="spellStart"/>
       <w:r>
         <w:rPr>
           <w:rFonts w:ascii="Times New Roman" w:hAnsi="Times New Roman" w:cs="Times New Roman"/>
@@ -7740,18 +7765,7 @@
           <w:sz w:val="28"/>
           <w:szCs w:val="28"/>
         </w:rPr>
-        <w:t>Rijndael</w:t>
-      </w:r>
-      <w:proofErr w:type="spellEnd"/>
-      <w:r>
-        <w:rPr>
-          <w:rFonts w:ascii="Times New Roman" w:hAnsi="Times New Roman" w:cs="Times New Roman"/>
-          <w:b/>
-          <w:bCs/>
-          <w:sz w:val="28"/>
-          <w:szCs w:val="28"/>
-        </w:rPr>
-        <w:t>:</w:t>
+        <w:t>Rijndael:</w:t>
       </w:r>
       <w:r>
         <w:rPr>
@@ -7781,25 +7795,7 @@
           <w:sz w:val="28"/>
           <w:szCs w:val="28"/>
         </w:rPr>
-        <w:t>Глобальную нелинейную замену всех байтов (</w:t>
-      </w:r>
-      <w:proofErr w:type="spellStart"/>
-      <w:r>
-        <w:rPr>
-          <w:rFonts w:ascii="Times New Roman" w:hAnsi="Times New Roman" w:cs="Times New Roman"/>
-          <w:sz w:val="28"/>
-          <w:szCs w:val="28"/>
-        </w:rPr>
-        <w:t>ByteSub</w:t>
-      </w:r>
-      <w:proofErr w:type="spellEnd"/>
-      <w:r>
-        <w:rPr>
-          <w:rFonts w:ascii="Times New Roman" w:hAnsi="Times New Roman" w:cs="Times New Roman"/>
-          <w:sz w:val="28"/>
-          <w:szCs w:val="28"/>
-        </w:rPr>
-        <w:t>).</w:t>
+        <w:t>Глобальную нелинейную замену всех байтов (ByteSub).</w:t>
       </w:r>
     </w:p>
     <w:p>
@@ -7821,25 +7817,7 @@
           <w:sz w:val="28"/>
           <w:szCs w:val="28"/>
         </w:rPr>
-        <w:t>Перемешивание байтов между строками (</w:t>
-      </w:r>
-      <w:proofErr w:type="spellStart"/>
-      <w:r>
-        <w:rPr>
-          <w:rFonts w:ascii="Times New Roman" w:hAnsi="Times New Roman" w:cs="Times New Roman"/>
-          <w:sz w:val="28"/>
-          <w:szCs w:val="28"/>
-        </w:rPr>
-        <w:t>ShiftRow</w:t>
-      </w:r>
-      <w:proofErr w:type="spellEnd"/>
-      <w:r>
-        <w:rPr>
-          <w:rFonts w:ascii="Times New Roman" w:hAnsi="Times New Roman" w:cs="Times New Roman"/>
-          <w:sz w:val="28"/>
-          <w:szCs w:val="28"/>
-        </w:rPr>
-        <w:t>).</w:t>
+        <w:t>Перемешивание байтов между строками (ShiftRow).</w:t>
       </w:r>
     </w:p>
     <w:p>
@@ -7861,25 +7839,7 @@
           <w:sz w:val="28"/>
           <w:szCs w:val="28"/>
         </w:rPr>
-        <w:t>Перемешивание внутри столбцов с использованием арифметики в поле Галуа (</w:t>
-      </w:r>
-      <w:proofErr w:type="spellStart"/>
-      <w:r>
-        <w:rPr>
-          <w:rFonts w:ascii="Times New Roman" w:hAnsi="Times New Roman" w:cs="Times New Roman"/>
-          <w:sz w:val="28"/>
-          <w:szCs w:val="28"/>
-        </w:rPr>
-        <w:t>MixColumn</w:t>
-      </w:r>
-      <w:proofErr w:type="spellEnd"/>
-      <w:r>
-        <w:rPr>
-          <w:rFonts w:ascii="Times New Roman" w:hAnsi="Times New Roman" w:cs="Times New Roman"/>
-          <w:sz w:val="28"/>
-          <w:szCs w:val="28"/>
-        </w:rPr>
-        <w:t>) — фактически диффузия на уровне битов внутри столбца.</w:t>
+        <w:t>Перемешивание внутри столбцов с использованием арифметики в поле Галуа (MixColumn) — фактически диффузия на уровне битов внутри столбца.</w:t>
       </w:r>
     </w:p>
     <w:p>
@@ -8054,25 +8014,7 @@
           <w:sz w:val="28"/>
           <w:szCs w:val="28"/>
         </w:rPr>
-        <w:t xml:space="preserve"> Раунд </w:t>
-      </w:r>
-      <w:proofErr w:type="spellStart"/>
-      <w:r>
-        <w:rPr>
-          <w:rFonts w:ascii="Times New Roman" w:hAnsi="Times New Roman" w:cs="Times New Roman"/>
-          <w:sz w:val="28"/>
-          <w:szCs w:val="28"/>
-        </w:rPr>
-        <w:t>Rijndael</w:t>
-      </w:r>
-      <w:proofErr w:type="spellEnd"/>
-      <w:r>
-        <w:rPr>
-          <w:rFonts w:ascii="Times New Roman" w:hAnsi="Times New Roman" w:cs="Times New Roman"/>
-          <w:sz w:val="28"/>
-          <w:szCs w:val="28"/>
-        </w:rPr>
-        <w:t xml:space="preserve"> более мощный с точки зрения криптографического преобразования, так как обрабатывает весь блок целиком (в отличие от половинки в ГОСТ).</w:t>
+        <w:t> Раунд Rijndael более мощный с точки зрения криптографического преобразования, так как обрабатывает весь блок целиком (в отличие от половинки в ГОСТ).</w:t>
       </w:r>
     </w:p>
     <w:p>
@@ -8094,29 +8036,7 @@
           <w:sz w:val="28"/>
           <w:szCs w:val="28"/>
         </w:rPr>
-        <w:t xml:space="preserve">6. Сравните выработку ключевой информации в алгоритмах </w:t>
-      </w:r>
-      <w:proofErr w:type="spellStart"/>
-      <w:r>
-        <w:rPr>
-          <w:rFonts w:ascii="Times New Roman" w:hAnsi="Times New Roman" w:cs="Times New Roman"/>
-          <w:b/>
-          <w:bCs/>
-          <w:sz w:val="28"/>
-          <w:szCs w:val="28"/>
-        </w:rPr>
-        <w:t>Rijndael</w:t>
-      </w:r>
-      <w:proofErr w:type="spellEnd"/>
-      <w:r>
-        <w:rPr>
-          <w:rFonts w:ascii="Times New Roman" w:hAnsi="Times New Roman" w:cs="Times New Roman"/>
-          <w:b/>
-          <w:bCs/>
-          <w:sz w:val="28"/>
-          <w:szCs w:val="28"/>
-        </w:rPr>
-        <w:t xml:space="preserve"> и ГОСТ 28147-89.</w:t>
+        <w:t>6. Сравните выработку ключевой информации в алгоритмах Rijndael и ГОСТ 28147-89.</w:t>
       </w:r>
     </w:p>
     <w:p>
@@ -8132,7 +8052,6 @@
           <w:szCs w:val="28"/>
         </w:rPr>
       </w:pPr>
-      <w:proofErr w:type="spellStart"/>
       <w:r>
         <w:rPr>
           <w:rFonts w:ascii="Times New Roman" w:hAnsi="Times New Roman" w:cs="Times New Roman"/>
@@ -8141,10 +8060,16 @@
           <w:sz w:val="28"/>
           <w:szCs w:val="28"/>
         </w:rPr>
-        <w:t>Rijndael</w:t>
-      </w:r>
-      <w:proofErr w:type="spellEnd"/>
-      <w:proofErr w:type="gramStart"/>
+        <w:t>Rijndael:</w:t>
+      </w:r>
+      <w:r>
+        <w:rPr>
+          <w:rFonts w:ascii="Times New Roman" w:hAnsi="Times New Roman" w:cs="Times New Roman"/>
+          <w:sz w:val="28"/>
+          <w:szCs w:val="28"/>
+        </w:rPr>
+        <w:t> Использует алгоритм </w:t>
+      </w:r>
       <w:r>
         <w:rPr>
           <w:rFonts w:ascii="Times New Roman" w:hAnsi="Times New Roman" w:cs="Times New Roman"/>
@@ -8153,108 +8078,15 @@
           <w:sz w:val="28"/>
           <w:szCs w:val="28"/>
         </w:rPr>
-        <w:t>:</w:t>
-      </w:r>
-      <w:r>
-        <w:rPr>
-          <w:rFonts w:ascii="Times New Roman" w:hAnsi="Times New Roman" w:cs="Times New Roman"/>
-          <w:sz w:val="28"/>
-          <w:szCs w:val="28"/>
-        </w:rPr>
-        <w:t> Использует</w:t>
-      </w:r>
-      <w:proofErr w:type="gramEnd"/>
-      <w:r>
-        <w:rPr>
-          <w:rFonts w:ascii="Times New Roman" w:hAnsi="Times New Roman" w:cs="Times New Roman"/>
-          <w:sz w:val="28"/>
-          <w:szCs w:val="28"/>
-        </w:rPr>
-        <w:t xml:space="preserve"> алгоритм </w:t>
-      </w:r>
-      <w:r>
-        <w:rPr>
-          <w:rFonts w:ascii="Times New Roman" w:hAnsi="Times New Roman" w:cs="Times New Roman"/>
-          <w:b/>
-          <w:bCs/>
-          <w:sz w:val="28"/>
-          <w:szCs w:val="28"/>
-        </w:rPr>
-        <w:t xml:space="preserve">Key </w:t>
-      </w:r>
-      <w:proofErr w:type="spellStart"/>
-      <w:r>
-        <w:rPr>
-          <w:rFonts w:ascii="Times New Roman" w:hAnsi="Times New Roman" w:cs="Times New Roman"/>
-          <w:b/>
-          <w:bCs/>
-          <w:sz w:val="28"/>
-          <w:szCs w:val="28"/>
-        </w:rPr>
-        <w:t>Expansion</w:t>
-      </w:r>
-      <w:proofErr w:type="spellEnd"/>
-      <w:r>
-        <w:rPr>
-          <w:rFonts w:ascii="Times New Roman" w:hAnsi="Times New Roman" w:cs="Times New Roman"/>
-          <w:sz w:val="28"/>
-          <w:szCs w:val="28"/>
-        </w:rPr>
-        <w:t>. Раундовые ключи получаются рекурсивно из исходного ключа с использованием операций XOR, циклического сдвига (</w:t>
-      </w:r>
-      <w:proofErr w:type="spellStart"/>
-      <w:r>
-        <w:rPr>
-          <w:rFonts w:ascii="Times New Roman" w:hAnsi="Times New Roman" w:cs="Times New Roman"/>
-          <w:sz w:val="28"/>
-          <w:szCs w:val="28"/>
-        </w:rPr>
-        <w:t>Rotl</w:t>
-      </w:r>
-      <w:proofErr w:type="spellEnd"/>
-      <w:r>
-        <w:rPr>
-          <w:rFonts w:ascii="Times New Roman" w:hAnsi="Times New Roman" w:cs="Times New Roman"/>
-          <w:sz w:val="28"/>
-          <w:szCs w:val="28"/>
-        </w:rPr>
-        <w:t>), подстановки байт (</w:t>
-      </w:r>
-      <w:proofErr w:type="spellStart"/>
-      <w:r>
-        <w:rPr>
-          <w:rFonts w:ascii="Times New Roman" w:hAnsi="Times New Roman" w:cs="Times New Roman"/>
-          <w:sz w:val="28"/>
-          <w:szCs w:val="28"/>
-        </w:rPr>
-        <w:t>SubByte</w:t>
-      </w:r>
-      <w:proofErr w:type="spellEnd"/>
-      <w:r>
-        <w:rPr>
-          <w:rFonts w:ascii="Times New Roman" w:hAnsi="Times New Roman" w:cs="Times New Roman"/>
-          <w:sz w:val="28"/>
-          <w:szCs w:val="28"/>
-        </w:rPr>
-        <w:t>) и добавления раундовых констант (</w:t>
-      </w:r>
-      <w:proofErr w:type="spellStart"/>
-      <w:r>
-        <w:rPr>
-          <w:rFonts w:ascii="Times New Roman" w:hAnsi="Times New Roman" w:cs="Times New Roman"/>
-          <w:sz w:val="28"/>
-          <w:szCs w:val="28"/>
-        </w:rPr>
-        <w:t>Rcon</w:t>
-      </w:r>
-      <w:proofErr w:type="spellEnd"/>
-      <w:r>
-        <w:rPr>
-          <w:rFonts w:ascii="Times New Roman" w:hAnsi="Times New Roman" w:cs="Times New Roman"/>
-          <w:sz w:val="28"/>
-          <w:szCs w:val="28"/>
-        </w:rPr>
-        <w:t>). Размер расширенного ключа = длина блока * (число раундов + 1).</w:t>
+        <w:t>Key Expansion</w:t>
+      </w:r>
+      <w:r>
+        <w:rPr>
+          <w:rFonts w:ascii="Times New Roman" w:hAnsi="Times New Roman" w:cs="Times New Roman"/>
+          <w:sz w:val="28"/>
+          <w:szCs w:val="28"/>
+        </w:rPr>
+        <w:t>. Раундовые ключи получаются рекурсивно из исходного ключа с использованием операций XOR, циклического сдвига (Rotl), подстановки байт (SubByte) и добавления раундовых констант (Rcon). Размер расширенного ключа = длина блока * (число раундов + 1).</w:t>
       </w:r>
     </w:p>
     <w:p>
@@ -8304,25 +8136,7 @@
           <w:sz w:val="28"/>
           <w:szCs w:val="28"/>
         </w:rPr>
-        <w:t xml:space="preserve">. Исходный ключ 256 бит разбивается на 8 </w:t>
-      </w:r>
-      <w:proofErr w:type="spellStart"/>
-      <w:r>
-        <w:rPr>
-          <w:rFonts w:ascii="Times New Roman" w:hAnsi="Times New Roman" w:cs="Times New Roman"/>
-          <w:sz w:val="28"/>
-          <w:szCs w:val="28"/>
-        </w:rPr>
-        <w:t>подключей</w:t>
-      </w:r>
-      <w:proofErr w:type="spellEnd"/>
-      <w:r>
-        <w:rPr>
-          <w:rFonts w:ascii="Times New Roman" w:hAnsi="Times New Roman" w:cs="Times New Roman"/>
-          <w:sz w:val="28"/>
-          <w:szCs w:val="28"/>
-        </w:rPr>
-        <w:t xml:space="preserve"> по 32 бита (K0...K7). В первых 24 раундах ключи используются в прямом порядке, в последних 8 раундах — в обратном. Фактически это просто выборка частей основного ключа по кругу.</w:t>
+        <w:t>. Исходный ключ 256 бит разбивается на 8 подключей по 32 бита (K0...K7). В первых 24 раундах ключи используются в прямом порядке, в последних 8 раундах — в обратном. Фактически это просто выборка частей основного ключа по кругу.</w:t>
       </w:r>
     </w:p>
     <w:p>
@@ -8354,61 +8168,7 @@
           <w:sz w:val="28"/>
           <w:szCs w:val="28"/>
         </w:rPr>
-        <w:t xml:space="preserve"> В </w:t>
-      </w:r>
-      <w:proofErr w:type="spellStart"/>
-      <w:r>
-        <w:rPr>
-          <w:rFonts w:ascii="Times New Roman" w:hAnsi="Times New Roman" w:cs="Times New Roman"/>
-          <w:sz w:val="28"/>
-          <w:szCs w:val="28"/>
-        </w:rPr>
-        <w:t>Rijndael</w:t>
-      </w:r>
-      <w:proofErr w:type="spellEnd"/>
-      <w:r>
-        <w:rPr>
-          <w:rFonts w:ascii="Times New Roman" w:hAnsi="Times New Roman" w:cs="Times New Roman"/>
-          <w:sz w:val="28"/>
-          <w:szCs w:val="28"/>
-        </w:rPr>
-        <w:t xml:space="preserve"> раундовые ключи криптографически "дальше" от основного ключа, что усложняет атаки типа "</w:t>
-      </w:r>
-      <w:proofErr w:type="spellStart"/>
-      <w:r>
-        <w:rPr>
-          <w:rFonts w:ascii="Times New Roman" w:hAnsi="Times New Roman" w:cs="Times New Roman"/>
-          <w:sz w:val="28"/>
-          <w:szCs w:val="28"/>
-        </w:rPr>
-        <w:t>related-key</w:t>
-      </w:r>
-      <w:proofErr w:type="spellEnd"/>
-      <w:r>
-        <w:rPr>
-          <w:rFonts w:ascii="Times New Roman" w:hAnsi="Times New Roman" w:cs="Times New Roman"/>
-          <w:sz w:val="28"/>
-          <w:szCs w:val="28"/>
-        </w:rPr>
-        <w:t xml:space="preserve"> </w:t>
-      </w:r>
-      <w:proofErr w:type="spellStart"/>
-      <w:r>
-        <w:rPr>
-          <w:rFonts w:ascii="Times New Roman" w:hAnsi="Times New Roman" w:cs="Times New Roman"/>
-          <w:sz w:val="28"/>
-          <w:szCs w:val="28"/>
-        </w:rPr>
-        <w:t>attack</w:t>
-      </w:r>
-      <w:proofErr w:type="spellEnd"/>
-      <w:r>
-        <w:rPr>
-          <w:rFonts w:ascii="Times New Roman" w:hAnsi="Times New Roman" w:cs="Times New Roman"/>
-          <w:sz w:val="28"/>
-          <w:szCs w:val="28"/>
-        </w:rPr>
-        <w:t>". В ГОСТ раундовый ключ — это просто часть основного ключа.</w:t>
+        <w:t> В Rijndael раундовые ключи криптографически "дальше" от основного ключа, что усложняет атаки типа "related-key attack". В ГОСТ раундовый ключ — это просто часть основного ключа.</w:t>
       </w:r>
     </w:p>
     <w:p>
@@ -8430,29 +8190,7 @@
           <w:sz w:val="28"/>
           <w:szCs w:val="28"/>
         </w:rPr>
-        <w:t xml:space="preserve">7. Сравните алгоритмы </w:t>
-      </w:r>
-      <w:proofErr w:type="spellStart"/>
-      <w:r>
-        <w:rPr>
-          <w:rFonts w:ascii="Times New Roman" w:hAnsi="Times New Roman" w:cs="Times New Roman"/>
-          <w:b/>
-          <w:bCs/>
-          <w:sz w:val="28"/>
-          <w:szCs w:val="28"/>
-        </w:rPr>
-        <w:t>Rijndael</w:t>
-      </w:r>
-      <w:proofErr w:type="spellEnd"/>
-      <w:r>
-        <w:rPr>
-          <w:rFonts w:ascii="Times New Roman" w:hAnsi="Times New Roman" w:cs="Times New Roman"/>
-          <w:b/>
-          <w:bCs/>
-          <w:sz w:val="28"/>
-          <w:szCs w:val="28"/>
-        </w:rPr>
-        <w:t xml:space="preserve"> и ГОСТ 28147-89 по показателям стойкости.</w:t>
+        <w:t>7. Сравните алгоритмы Rijndael и ГОСТ 28147-89 по показателям стойкости.</w:t>
       </w:r>
     </w:p>
     <w:p>
@@ -8468,7 +8206,6 @@
           <w:szCs w:val="28"/>
         </w:rPr>
       </w:pPr>
-      <w:proofErr w:type="spellStart"/>
       <w:r>
         <w:rPr>
           <w:rFonts w:ascii="Times New Roman" w:hAnsi="Times New Roman" w:cs="Times New Roman"/>
@@ -8477,54 +8214,15 @@
           <w:sz w:val="28"/>
           <w:szCs w:val="28"/>
         </w:rPr>
-        <w:t>Rijndael</w:t>
-      </w:r>
-      <w:proofErr w:type="spellEnd"/>
-      <w:proofErr w:type="gramStart"/>
-      <w:r>
-        <w:rPr>
-          <w:rFonts w:ascii="Times New Roman" w:hAnsi="Times New Roman" w:cs="Times New Roman"/>
-          <w:b/>
-          <w:bCs/>
-          <w:sz w:val="28"/>
-          <w:szCs w:val="28"/>
-        </w:rPr>
-        <w:t>:</w:t>
-      </w:r>
-      <w:r>
-        <w:rPr>
-          <w:rFonts w:ascii="Times New Roman" w:hAnsi="Times New Roman" w:cs="Times New Roman"/>
-          <w:sz w:val="28"/>
-          <w:szCs w:val="28"/>
-        </w:rPr>
-        <w:t> Обеспечивает</w:t>
-      </w:r>
-      <w:proofErr w:type="gramEnd"/>
-      <w:r>
-        <w:rPr>
-          <w:rFonts w:ascii="Times New Roman" w:hAnsi="Times New Roman" w:cs="Times New Roman"/>
-          <w:sz w:val="28"/>
-          <w:szCs w:val="28"/>
-        </w:rPr>
-        <w:t xml:space="preserve"> высокий запас прочности. Устойчив к известным атакам (линейный и дифференциальный криптоанализ) благодаря выбору S-блоков и конструкции </w:t>
-      </w:r>
-      <w:proofErr w:type="spellStart"/>
-      <w:r>
-        <w:rPr>
-          <w:rFonts w:ascii="Times New Roman" w:hAnsi="Times New Roman" w:cs="Times New Roman"/>
-          <w:sz w:val="28"/>
-          <w:szCs w:val="28"/>
-        </w:rPr>
-        <w:t>MixColumn</w:t>
-      </w:r>
-      <w:proofErr w:type="spellEnd"/>
-      <w:r>
-        <w:rPr>
-          <w:rFonts w:ascii="Times New Roman" w:hAnsi="Times New Roman" w:cs="Times New Roman"/>
-          <w:sz w:val="28"/>
-          <w:szCs w:val="28"/>
-        </w:rPr>
-        <w:t>. Длина ключа до 256 бит делает перебор невозможным при текущем уровне развития технологий.</w:t>
+        <w:t>Rijndael:</w:t>
+      </w:r>
+      <w:r>
+        <w:rPr>
+          <w:rFonts w:ascii="Times New Roman" w:hAnsi="Times New Roman" w:cs="Times New Roman"/>
+          <w:sz w:val="28"/>
+          <w:szCs w:val="28"/>
+        </w:rPr>
+        <w:t> Обеспечивает высокий запас прочности. Устойчив к известным атакам (линейный и дифференциальный криптоанализ) благодаря выбору S-блоков и конструкции MixColumn. Длина ключа до 256 бит делает перебор невозможным при текущем уровне развития технологий.</w:t>
       </w:r>
     </w:p>
     <w:p>
@@ -8557,43 +8255,7 @@
           <w:sz w:val="28"/>
           <w:szCs w:val="28"/>
         </w:rPr>
-        <w:t> Не имеет известных уязвимостей при правильной реализации (секретные S-блоки). Однако длина блока 64 бита считается недостаточной для современных требований (риск атак "</w:t>
-      </w:r>
-      <w:proofErr w:type="spellStart"/>
-      <w:r>
-        <w:rPr>
-          <w:rFonts w:ascii="Times New Roman" w:hAnsi="Times New Roman" w:cs="Times New Roman"/>
-          <w:sz w:val="28"/>
-          <w:szCs w:val="28"/>
-        </w:rPr>
-        <w:t>birthday</w:t>
-      </w:r>
-      <w:proofErr w:type="spellEnd"/>
-      <w:r>
-        <w:rPr>
-          <w:rFonts w:ascii="Times New Roman" w:hAnsi="Times New Roman" w:cs="Times New Roman"/>
-          <w:sz w:val="28"/>
-          <w:szCs w:val="28"/>
-        </w:rPr>
-        <w:t xml:space="preserve"> </w:t>
-      </w:r>
-      <w:proofErr w:type="spellStart"/>
-      <w:r>
-        <w:rPr>
-          <w:rFonts w:ascii="Times New Roman" w:hAnsi="Times New Roman" w:cs="Times New Roman"/>
-          <w:sz w:val="28"/>
-          <w:szCs w:val="28"/>
-        </w:rPr>
-        <w:t>attack</w:t>
-      </w:r>
-      <w:proofErr w:type="spellEnd"/>
-      <w:r>
-        <w:rPr>
-          <w:rFonts w:ascii="Times New Roman" w:hAnsi="Times New Roman" w:cs="Times New Roman"/>
-          <w:sz w:val="28"/>
-          <w:szCs w:val="28"/>
-        </w:rPr>
-        <w:t>" при шифровании больших объёмов данных).</w:t>
+        <w:t> Не имеет известных уязвимостей при правильной реализации (секретные S-блоки). Однако длина блока 64 бита считается недостаточной для современных требований (риск атак "birthday attack" при шифровании больших объёмов данных).</w:t>
       </w:r>
     </w:p>
     <w:p>
@@ -8625,25 +8287,7 @@
           <w:sz w:val="28"/>
           <w:szCs w:val="28"/>
         </w:rPr>
-        <w:t> </w:t>
-      </w:r>
-      <w:proofErr w:type="spellStart"/>
-      <w:r>
-        <w:rPr>
-          <w:rFonts w:ascii="Times New Roman" w:hAnsi="Times New Roman" w:cs="Times New Roman"/>
-          <w:sz w:val="28"/>
-          <w:szCs w:val="28"/>
-        </w:rPr>
-        <w:t>Rijndael</w:t>
-      </w:r>
-      <w:proofErr w:type="spellEnd"/>
-      <w:r>
-        <w:rPr>
-          <w:rFonts w:ascii="Times New Roman" w:hAnsi="Times New Roman" w:cs="Times New Roman"/>
-          <w:sz w:val="28"/>
-          <w:szCs w:val="28"/>
-        </w:rPr>
-        <w:t xml:space="preserve"> предпочтительнее для долгосрочной защиты данных, ГОСТ устаревает морально из-за длины блока.</w:t>
+        <w:t> Rijndael предпочтительнее для долгосрочной защиты данных, ГОСТ устаревает морально из-за длины блока.</w:t>
       </w:r>
     </w:p>
     <w:p>
@@ -8665,29 +8309,7 @@
           <w:sz w:val="28"/>
           <w:szCs w:val="28"/>
         </w:rPr>
-        <w:t xml:space="preserve">8. Сравните алгоритмы </w:t>
-      </w:r>
-      <w:proofErr w:type="spellStart"/>
-      <w:r>
-        <w:rPr>
-          <w:rFonts w:ascii="Times New Roman" w:hAnsi="Times New Roman" w:cs="Times New Roman"/>
-          <w:b/>
-          <w:bCs/>
-          <w:sz w:val="28"/>
-          <w:szCs w:val="28"/>
-        </w:rPr>
-        <w:t>Rijndael</w:t>
-      </w:r>
-      <w:proofErr w:type="spellEnd"/>
-      <w:r>
-        <w:rPr>
-          <w:rFonts w:ascii="Times New Roman" w:hAnsi="Times New Roman" w:cs="Times New Roman"/>
-          <w:b/>
-          <w:bCs/>
-          <w:sz w:val="28"/>
-          <w:szCs w:val="28"/>
-        </w:rPr>
-        <w:t xml:space="preserve"> и ГОСТ 28147-89 по показателям производительности и удобству реализации.</w:t>
+        <w:t>8. Сравните алгоритмы Rijndael и ГОСТ 28147-89 по показателям производительности и удобству реализации.</w:t>
       </w:r>
     </w:p>
     <w:p>
@@ -8703,7 +8325,6 @@
           <w:szCs w:val="28"/>
         </w:rPr>
       </w:pPr>
-      <w:proofErr w:type="spellStart"/>
       <w:r>
         <w:rPr>
           <w:rFonts w:ascii="Times New Roman" w:hAnsi="Times New Roman" w:cs="Times New Roman"/>
@@ -8712,18 +8333,7 @@
           <w:sz w:val="28"/>
           <w:szCs w:val="28"/>
         </w:rPr>
-        <w:t>Rijndael</w:t>
-      </w:r>
-      <w:proofErr w:type="spellEnd"/>
-      <w:r>
-        <w:rPr>
-          <w:rFonts w:ascii="Times New Roman" w:hAnsi="Times New Roman" w:cs="Times New Roman"/>
-          <w:b/>
-          <w:bCs/>
-          <w:sz w:val="28"/>
-          <w:szCs w:val="28"/>
-        </w:rPr>
-        <w:t>:</w:t>
+        <w:t>Rijndael:</w:t>
       </w:r>
     </w:p>
     <w:p>
@@ -8747,53 +8357,15 @@
           <w:sz w:val="28"/>
           <w:szCs w:val="28"/>
         </w:rPr>
-        <w:t>Производительность</w:t>
-      </w:r>
-      <w:proofErr w:type="gramStart"/>
-      <w:r>
-        <w:rPr>
-          <w:rFonts w:ascii="Times New Roman" w:hAnsi="Times New Roman" w:cs="Times New Roman"/>
-          <w:b/>
-          <w:bCs/>
-          <w:sz w:val="28"/>
-          <w:szCs w:val="28"/>
-        </w:rPr>
-        <w:t>:</w:t>
-      </w:r>
-      <w:r>
-        <w:rPr>
-          <w:rFonts w:ascii="Times New Roman" w:hAnsi="Times New Roman" w:cs="Times New Roman"/>
-          <w:sz w:val="28"/>
-          <w:szCs w:val="28"/>
-        </w:rPr>
-        <w:t> Очень</w:t>
-      </w:r>
-      <w:proofErr w:type="gramEnd"/>
-      <w:r>
-        <w:rPr>
-          <w:rFonts w:ascii="Times New Roman" w:hAnsi="Times New Roman" w:cs="Times New Roman"/>
-          <w:sz w:val="28"/>
-          <w:szCs w:val="28"/>
-        </w:rPr>
-        <w:t xml:space="preserve"> быстр в программной реализации на 32-битных и 64-битных архитектурах (можно заранее вычислить таблицы T-</w:t>
-      </w:r>
-      <w:proofErr w:type="spellStart"/>
-      <w:r>
-        <w:rPr>
-          <w:rFonts w:ascii="Times New Roman" w:hAnsi="Times New Roman" w:cs="Times New Roman"/>
-          <w:sz w:val="28"/>
-          <w:szCs w:val="28"/>
-        </w:rPr>
-        <w:t>Tables</w:t>
-      </w:r>
-      <w:proofErr w:type="spellEnd"/>
-      <w:r>
-        <w:rPr>
-          <w:rFonts w:ascii="Times New Roman" w:hAnsi="Times New Roman" w:cs="Times New Roman"/>
-          <w:sz w:val="28"/>
-          <w:szCs w:val="28"/>
-        </w:rPr>
-        <w:t xml:space="preserve"> для раундов). Хорошо оптимизируется.</w:t>
+        <w:t>Производительность:</w:t>
+      </w:r>
+      <w:r>
+        <w:rPr>
+          <w:rFonts w:ascii="Times New Roman" w:hAnsi="Times New Roman" w:cs="Times New Roman"/>
+          <w:sz w:val="28"/>
+          <w:szCs w:val="28"/>
+        </w:rPr>
+        <w:t> Очень быстр в программной реализации на 32-битных и 64-битных архитектурах (можно заранее вычислить таблицы T-Tables для раундов). Хорошо оптимизируется.</w:t>
       </w:r>
     </w:p>
     <w:p>
@@ -8881,25 +8453,7 @@
           <w:sz w:val="28"/>
           <w:szCs w:val="28"/>
         </w:rPr>
-        <w:t xml:space="preserve"> В программной реализации уступает </w:t>
-      </w:r>
-      <w:proofErr w:type="spellStart"/>
-      <w:r>
-        <w:rPr>
-          <w:rFonts w:ascii="Times New Roman" w:hAnsi="Times New Roman" w:cs="Times New Roman"/>
-          <w:sz w:val="28"/>
-          <w:szCs w:val="28"/>
-        </w:rPr>
-        <w:t>Rijndael</w:t>
-      </w:r>
-      <w:proofErr w:type="spellEnd"/>
-      <w:r>
-        <w:rPr>
-          <w:rFonts w:ascii="Times New Roman" w:hAnsi="Times New Roman" w:cs="Times New Roman"/>
-          <w:sz w:val="28"/>
-          <w:szCs w:val="28"/>
-        </w:rPr>
-        <w:t xml:space="preserve"> из-за большого числа раундов и битовых операций. Однако очень эффективен в аппаратной реализации (ASIC, FPGA).</w:t>
+        <w:t> В программной реализации уступает Rijndael из-за большого числа раундов и битовых операций. Однако очень эффективен в аппаратной реализации (ASIC, FPGA).</w:t>
       </w:r>
     </w:p>
     <w:p>
@@ -8963,43 +8517,7 @@
           <w:sz w:val="28"/>
           <w:szCs w:val="28"/>
         </w:rPr>
-        <w:t> </w:t>
-      </w:r>
-      <w:proofErr w:type="spellStart"/>
-      <w:r>
-        <w:rPr>
-          <w:rFonts w:ascii="Times New Roman" w:hAnsi="Times New Roman" w:cs="Times New Roman"/>
-          <w:sz w:val="28"/>
-          <w:szCs w:val="28"/>
-        </w:rPr>
-        <w:t>Rijndael</w:t>
-      </w:r>
-      <w:proofErr w:type="spellEnd"/>
-      <w:r>
-        <w:rPr>
-          <w:rFonts w:ascii="Times New Roman" w:hAnsi="Times New Roman" w:cs="Times New Roman"/>
-          <w:sz w:val="28"/>
-          <w:szCs w:val="28"/>
-        </w:rPr>
-        <w:t xml:space="preserve"> удобнее для ПО и </w:t>
-      </w:r>
-      <w:proofErr w:type="gramStart"/>
-      <w:r>
-        <w:rPr>
-          <w:rFonts w:ascii="Times New Roman" w:hAnsi="Times New Roman" w:cs="Times New Roman"/>
-          <w:sz w:val="28"/>
-          <w:szCs w:val="28"/>
-        </w:rPr>
-        <w:t>кросс-платформенной</w:t>
-      </w:r>
-      <w:proofErr w:type="gramEnd"/>
-      <w:r>
-        <w:rPr>
-          <w:rFonts w:ascii="Times New Roman" w:hAnsi="Times New Roman" w:cs="Times New Roman"/>
-          <w:sz w:val="28"/>
-          <w:szCs w:val="28"/>
-        </w:rPr>
-        <w:t xml:space="preserve"> совместимости, ГОСТ может быть предпочтительнее для встраиваемых аппаратных решений.</w:t>
+        <w:t> Rijndael удобнее для ПО и кросс-платформенной совместимости, ГОСТ может быть предпочтительнее для встраиваемых аппаратных решений.</w:t>
       </w:r>
     </w:p>
     <w:p>
@@ -10732,6 +10250,7 @@
   <w:style w:type="character" w:default="1" w:styleId="a0">
     <w:name w:val="Default Paragraph Font"/>
     <w:uiPriority w:val="1"/>
+    <w:semiHidden/>
     <w:unhideWhenUsed/>
   </w:style>
   <w:style w:type="table" w:default="1" w:styleId="a1">
